--- a/docs/paperclip-cloud-operations-guide.docx
+++ b/docs/paperclip-cloud-operations-guide.docx
@@ -4541,7 +4541,5686 @@
     </w:p>
     <w:bookmarkEnd w:id="39"/>
     <w:bookmarkEnd w:id="40"/>
-    <w:bookmarkStart w:id="41" w:name="appendix-key-concepts"/>
+    <w:bookmarkStart w:id="52" w:name="part-4-advanced-workflows"/>
+    <w:p>
+      <w:pPr>
+        <w:pStyle w:val="Heading1"/>
+      </w:pPr>
+      <w:r>
+        <w:t xml:space="preserve">Part 4: Advanced Workflows</w:t>
+      </w:r>
+    </w:p>
+    <w:bookmarkStart w:id="47" w:name="video-content-creation-with-remotion"/>
+    <w:p>
+      <w:pPr>
+        <w:pStyle w:val="Heading2"/>
+      </w:pPr>
+      <w:r>
+        <w:t xml:space="preserve">Video content creation with Remotion</w:t>
+      </w:r>
+    </w:p>
+    <w:p>
+      <w:pPr>
+        <w:pStyle w:val="FirstParagraph"/>
+      </w:pPr>
+      <w:hyperlink r:id="rId41">
+        <w:r>
+          <w:rPr>
+            <w:rStyle w:val="Hyperlink"/>
+          </w:rPr>
+          <w:t xml:space="preserve">Remotion</w:t>
+        </w:r>
+      </w:hyperlink>
+      <w:r>
+        <w:t xml:space="preserve"> </w:t>
+      </w:r>
+      <w:r>
+        <w:t xml:space="preserve">lets you create videos programmatically using React. Agents can write video compositions as code, render them via Remotion Lambda (serverless), and post the finished videos to social media — all without human intervention.</w:t>
+      </w:r>
+    </w:p>
+    <w:bookmarkStart w:id="42" w:name="architecture-1"/>
+    <w:p>
+      <w:pPr>
+        <w:pStyle w:val="Heading3"/>
+      </w:pPr>
+      <w:r>
+        <w:t xml:space="preserve">Architecture</w:t>
+      </w:r>
+    </w:p>
+    <w:p>
+      <w:pPr>
+        <w:pStyle w:val="SourceCode"/>
+      </w:pPr>
+      <w:r>
+        <w:rPr>
+          <w:rStyle w:val="VerbatimChar"/>
+        </w:rPr>
+        <w:t xml:space="preserve">CMO agent wakes on routine</w:t>
+      </w:r>
+      <w:r>
+        <w:br/>
+      </w:r>
+      <w:r>
+        <w:rPr>
+          <w:rStyle w:val="VerbatimChar"/>
+        </w:rPr>
+        <w:t xml:space="preserve">  │</w:t>
+      </w:r>
+      <w:r>
+        <w:br/>
+      </w:r>
+      <w:r>
+        <w:rPr>
+          <w:rStyle w:val="VerbatimChar"/>
+        </w:rPr>
+        <w:t xml:space="preserve">  ├─ 1. Reads content calendar</w:t>
+      </w:r>
+      <w:r>
+        <w:br/>
+      </w:r>
+      <w:r>
+        <w:rPr>
+          <w:rStyle w:val="VerbatimChar"/>
+        </w:rPr>
+        <w:t xml:space="preserve">  ├─ 2. Writes a Remotion composition (.tsx) to /paperclip workspace</w:t>
+      </w:r>
+      <w:r>
+        <w:br/>
+      </w:r>
+      <w:r>
+        <w:rPr>
+          <w:rStyle w:val="VerbatimChar"/>
+        </w:rPr>
+        <w:t xml:space="preserve">  ├─ 3. Calls Remotion Lambda API to render → gets MP4 URL</w:t>
+      </w:r>
+      <w:r>
+        <w:br/>
+      </w:r>
+      <w:r>
+        <w:rPr>
+          <w:rStyle w:val="VerbatimChar"/>
+        </w:rPr>
+        <w:t xml:space="preserve">  ├─ 4. Downloads MP4, attaches to the issue for board review</w:t>
+      </w:r>
+      <w:r>
+        <w:br/>
+      </w:r>
+      <w:r>
+        <w:rPr>
+          <w:rStyle w:val="VerbatimChar"/>
+        </w:rPr>
+        <w:t xml:space="preserve">  └─ 5. Posts to LinkedIn/X with the video</w:t>
+      </w:r>
+    </w:p>
+    <w:bookmarkEnd w:id="42"/>
+    <w:bookmarkStart w:id="43" w:name="prerequisites-one-time-setup"/>
+    <w:p>
+      <w:pPr>
+        <w:pStyle w:val="Heading3"/>
+      </w:pPr>
+      <w:r>
+        <w:t xml:space="preserve">Prerequisites (one-time setup)</w:t>
+      </w:r>
+    </w:p>
+    <w:p>
+      <w:pPr>
+        <w:pStyle w:val="FirstParagraph"/>
+      </w:pPr>
+      <w:r>
+        <w:rPr>
+          <w:b/>
+          <w:bCs/>
+        </w:rPr>
+        <w:t xml:space="preserve">Remotion Lambda</w:t>
+      </w:r>
+      <w:r>
+        <w:t xml:space="preserve"> </w:t>
+      </w:r>
+      <w:r>
+        <w:t xml:space="preserve">— deploy a Remotion Lambda function to AWS (or use Remotion’s hosted service). This handles the actual video rendering — the Paperclip agent only needs to make API calls, no local Chromium/ffmpeg required.</w:t>
+      </w:r>
+    </w:p>
+    <w:p>
+      <w:pPr>
+        <w:pStyle w:val="BodyText"/>
+      </w:pPr>
+      <w:r>
+        <w:rPr>
+          <w:b/>
+          <w:bCs/>
+        </w:rPr>
+        <w:t xml:space="preserve">Store Remotion credentials</w:t>
+      </w:r>
+      <w:r>
+        <w:t xml:space="preserve"> </w:t>
+      </w:r>
+      <w:r>
+        <w:t xml:space="preserve">as Paperclip company secrets:</w:t>
+      </w:r>
+    </w:p>
+    <w:p>
+      <w:pPr>
+        <w:pStyle w:val="SourceCode"/>
+      </w:pPr>
+      <w:r>
+        <w:rPr>
+          <w:rStyle w:val="CommentTok"/>
+        </w:rPr>
+        <w:t xml:space="preserve">// Remotion Lambda credentials</w:t>
+      </w:r>
+      <w:r>
+        <w:br/>
+      </w:r>
+      <w:r>
+        <w:rPr>
+          <w:rStyle w:val="FunctionTok"/>
+        </w:rPr>
+        <w:t xml:space="preserve">fetch</w:t>
+      </w:r>
+      <w:r>
+        <w:rPr>
+          <w:rStyle w:val="NormalTok"/>
+        </w:rPr>
+        <w:t xml:space="preserve">(</w:t>
+      </w:r>
+      <w:r>
+        <w:rPr>
+          <w:rStyle w:val="StringTok"/>
+        </w:rPr>
+        <w:t xml:space="preserve">"/api/companies/COMPANY_ID/secrets"</w:t>
+      </w:r>
+      <w:r>
+        <w:rPr>
+          <w:rStyle w:val="OperatorTok"/>
+        </w:rPr>
+        <w:t xml:space="preserve">,</w:t>
+      </w:r>
+      <w:r>
+        <w:rPr>
+          <w:rStyle w:val="NormalTok"/>
+        </w:rPr>
+        <w:t xml:space="preserve"> {</w:t>
+      </w:r>
+      <w:r>
+        <w:br/>
+      </w:r>
+      <w:r>
+        <w:rPr>
+          <w:rStyle w:val="NormalTok"/>
+        </w:rPr>
+        <w:t xml:space="preserve">  </w:t>
+      </w:r>
+      <w:r>
+        <w:rPr>
+          <w:rStyle w:val="DataTypeTok"/>
+        </w:rPr>
+        <w:t xml:space="preserve">method</w:t>
+      </w:r>
+      <w:r>
+        <w:rPr>
+          <w:rStyle w:val="OperatorTok"/>
+        </w:rPr>
+        <w:t xml:space="preserve">:</w:t>
+      </w:r>
+      <w:r>
+        <w:rPr>
+          <w:rStyle w:val="NormalTok"/>
+        </w:rPr>
+        <w:t xml:space="preserve"> </w:t>
+      </w:r>
+      <w:r>
+        <w:rPr>
+          <w:rStyle w:val="StringTok"/>
+        </w:rPr>
+        <w:t xml:space="preserve">"POST"</w:t>
+      </w:r>
+      <w:r>
+        <w:rPr>
+          <w:rStyle w:val="OperatorTok"/>
+        </w:rPr>
+        <w:t xml:space="preserve">,</w:t>
+      </w:r>
+      <w:r>
+        <w:br/>
+      </w:r>
+      <w:r>
+        <w:rPr>
+          <w:rStyle w:val="NormalTok"/>
+        </w:rPr>
+        <w:t xml:space="preserve">  </w:t>
+      </w:r>
+      <w:r>
+        <w:rPr>
+          <w:rStyle w:val="DataTypeTok"/>
+        </w:rPr>
+        <w:t xml:space="preserve">headers</w:t>
+      </w:r>
+      <w:r>
+        <w:rPr>
+          <w:rStyle w:val="OperatorTok"/>
+        </w:rPr>
+        <w:t xml:space="preserve">:</w:t>
+      </w:r>
+      <w:r>
+        <w:rPr>
+          <w:rStyle w:val="NormalTok"/>
+        </w:rPr>
+        <w:t xml:space="preserve"> { </w:t>
+      </w:r>
+      <w:r>
+        <w:rPr>
+          <w:rStyle w:val="StringTok"/>
+        </w:rPr>
+        <w:t xml:space="preserve">"Content-Type"</w:t>
+      </w:r>
+      <w:r>
+        <w:rPr>
+          <w:rStyle w:val="OperatorTok"/>
+        </w:rPr>
+        <w:t xml:space="preserve">:</w:t>
+      </w:r>
+      <w:r>
+        <w:rPr>
+          <w:rStyle w:val="NormalTok"/>
+        </w:rPr>
+        <w:t xml:space="preserve"> </w:t>
+      </w:r>
+      <w:r>
+        <w:rPr>
+          <w:rStyle w:val="StringTok"/>
+        </w:rPr>
+        <w:t xml:space="preserve">"application/json"</w:t>
+      </w:r>
+      <w:r>
+        <w:rPr>
+          <w:rStyle w:val="NormalTok"/>
+        </w:rPr>
+        <w:t xml:space="preserve"> }</w:t>
+      </w:r>
+      <w:r>
+        <w:rPr>
+          <w:rStyle w:val="OperatorTok"/>
+        </w:rPr>
+        <w:t xml:space="preserve">,</w:t>
+      </w:r>
+      <w:r>
+        <w:br/>
+      </w:r>
+      <w:r>
+        <w:rPr>
+          <w:rStyle w:val="NormalTok"/>
+        </w:rPr>
+        <w:t xml:space="preserve">  </w:t>
+      </w:r>
+      <w:r>
+        <w:rPr>
+          <w:rStyle w:val="DataTypeTok"/>
+        </w:rPr>
+        <w:t xml:space="preserve">body</w:t>
+      </w:r>
+      <w:r>
+        <w:rPr>
+          <w:rStyle w:val="OperatorTok"/>
+        </w:rPr>
+        <w:t xml:space="preserve">:</w:t>
+      </w:r>
+      <w:r>
+        <w:rPr>
+          <w:rStyle w:val="NormalTok"/>
+        </w:rPr>
+        <w:t xml:space="preserve"> </w:t>
+      </w:r>
+      <w:r>
+        <w:rPr>
+          <w:rStyle w:val="BuiltInTok"/>
+        </w:rPr>
+        <w:t xml:space="preserve">JSON</w:t>
+      </w:r>
+      <w:r>
+        <w:rPr>
+          <w:rStyle w:val="OperatorTok"/>
+        </w:rPr>
+        <w:t xml:space="preserve">.</w:t>
+      </w:r>
+      <w:r>
+        <w:rPr>
+          <w:rStyle w:val="FunctionTok"/>
+        </w:rPr>
+        <w:t xml:space="preserve">stringify</w:t>
+      </w:r>
+      <w:r>
+        <w:rPr>
+          <w:rStyle w:val="NormalTok"/>
+        </w:rPr>
+        <w:t xml:space="preserve">({</w:t>
+      </w:r>
+      <w:r>
+        <w:br/>
+      </w:r>
+      <w:r>
+        <w:rPr>
+          <w:rStyle w:val="NormalTok"/>
+        </w:rPr>
+        <w:t xml:space="preserve">    </w:t>
+      </w:r>
+      <w:r>
+        <w:rPr>
+          <w:rStyle w:val="DataTypeTok"/>
+        </w:rPr>
+        <w:t xml:space="preserve">name</w:t>
+      </w:r>
+      <w:r>
+        <w:rPr>
+          <w:rStyle w:val="OperatorTok"/>
+        </w:rPr>
+        <w:t xml:space="preserve">:</w:t>
+      </w:r>
+      <w:r>
+        <w:rPr>
+          <w:rStyle w:val="NormalTok"/>
+        </w:rPr>
+        <w:t xml:space="preserve"> </w:t>
+      </w:r>
+      <w:r>
+        <w:rPr>
+          <w:rStyle w:val="StringTok"/>
+        </w:rPr>
+        <w:t xml:space="preserve">"remotion-aws-access-key"</w:t>
+      </w:r>
+      <w:r>
+        <w:rPr>
+          <w:rStyle w:val="OperatorTok"/>
+        </w:rPr>
+        <w:t xml:space="preserve">,</w:t>
+      </w:r>
+      <w:r>
+        <w:br/>
+      </w:r>
+      <w:r>
+        <w:rPr>
+          <w:rStyle w:val="NormalTok"/>
+        </w:rPr>
+        <w:t xml:space="preserve">    </w:t>
+      </w:r>
+      <w:r>
+        <w:rPr>
+          <w:rStyle w:val="DataTypeTok"/>
+        </w:rPr>
+        <w:t xml:space="preserve">value</w:t>
+      </w:r>
+      <w:r>
+        <w:rPr>
+          <w:rStyle w:val="OperatorTok"/>
+        </w:rPr>
+        <w:t xml:space="preserve">:</w:t>
+      </w:r>
+      <w:r>
+        <w:rPr>
+          <w:rStyle w:val="NormalTok"/>
+        </w:rPr>
+        <w:t xml:space="preserve"> </w:t>
+      </w:r>
+      <w:r>
+        <w:rPr>
+          <w:rStyle w:val="StringTok"/>
+        </w:rPr>
+        <w:t xml:space="preserve">"AKIA..."</w:t>
+      </w:r>
+      <w:r>
+        <w:br/>
+      </w:r>
+      <w:r>
+        <w:rPr>
+          <w:rStyle w:val="NormalTok"/>
+        </w:rPr>
+        <w:t xml:space="preserve">  })</w:t>
+      </w:r>
+      <w:r>
+        <w:rPr>
+          <w:rStyle w:val="OperatorTok"/>
+        </w:rPr>
+        <w:t xml:space="preserve">,</w:t>
+      </w:r>
+      <w:r>
+        <w:br/>
+      </w:r>
+      <w:r>
+        <w:rPr>
+          <w:rStyle w:val="NormalTok"/>
+        </w:rPr>
+        <w:t xml:space="preserve">})</w:t>
+      </w:r>
+      <w:r>
+        <w:rPr>
+          <w:rStyle w:val="OperatorTok"/>
+        </w:rPr>
+        <w:t xml:space="preserve">.</w:t>
+      </w:r>
+      <w:r>
+        <w:rPr>
+          <w:rStyle w:val="FunctionTok"/>
+        </w:rPr>
+        <w:t xml:space="preserve">then</w:t>
+      </w:r>
+      <w:r>
+        <w:rPr>
+          <w:rStyle w:val="NormalTok"/>
+        </w:rPr>
+        <w:t xml:space="preserve">(r </w:t>
+      </w:r>
+      <w:r>
+        <w:rPr>
+          <w:rStyle w:val="KeywordTok"/>
+        </w:rPr>
+        <w:t xml:space="preserve">=&gt;</w:t>
+      </w:r>
+      <w:r>
+        <w:rPr>
+          <w:rStyle w:val="NormalTok"/>
+        </w:rPr>
+        <w:t xml:space="preserve"> r</w:t>
+      </w:r>
+      <w:r>
+        <w:rPr>
+          <w:rStyle w:val="OperatorTok"/>
+        </w:rPr>
+        <w:t xml:space="preserve">.</w:t>
+      </w:r>
+      <w:r>
+        <w:rPr>
+          <w:rStyle w:val="FunctionTok"/>
+        </w:rPr>
+        <w:t xml:space="preserve">json</w:t>
+      </w:r>
+      <w:r>
+        <w:rPr>
+          <w:rStyle w:val="NormalTok"/>
+        </w:rPr>
+        <w:t xml:space="preserve">())</w:t>
+      </w:r>
+      <w:r>
+        <w:rPr>
+          <w:rStyle w:val="OperatorTok"/>
+        </w:rPr>
+        <w:t xml:space="preserve">.</w:t>
+      </w:r>
+      <w:r>
+        <w:rPr>
+          <w:rStyle w:val="FunctionTok"/>
+        </w:rPr>
+        <w:t xml:space="preserve">then</w:t>
+      </w:r>
+      <w:r>
+        <w:rPr>
+          <w:rStyle w:val="NormalTok"/>
+        </w:rPr>
+        <w:t xml:space="preserve">(</w:t>
+      </w:r>
+      <w:r>
+        <w:rPr>
+          <w:rStyle w:val="BuiltInTok"/>
+        </w:rPr>
+        <w:t xml:space="preserve">console</w:t>
+      </w:r>
+      <w:r>
+        <w:rPr>
+          <w:rStyle w:val="OperatorTok"/>
+        </w:rPr>
+        <w:t xml:space="preserve">.</w:t>
+      </w:r>
+      <w:r>
+        <w:rPr>
+          <w:rStyle w:val="FunctionTok"/>
+        </w:rPr>
+        <w:t xml:space="preserve">log</w:t>
+      </w:r>
+      <w:r>
+        <w:rPr>
+          <w:rStyle w:val="NormalTok"/>
+        </w:rPr>
+        <w:t xml:space="preserve">)</w:t>
+      </w:r>
+      <w:r>
+        <w:rPr>
+          <w:rStyle w:val="OperatorTok"/>
+        </w:rPr>
+        <w:t xml:space="preserve">;</w:t>
+      </w:r>
+      <w:r>
+        <w:br/>
+      </w:r>
+      <w:r>
+        <w:br/>
+      </w:r>
+      <w:r>
+        <w:rPr>
+          <w:rStyle w:val="CommentTok"/>
+        </w:rPr>
+        <w:t xml:space="preserve">// Repeat for remotion-aws-secret-key, remotion-function-name, etc.</w:t>
+      </w:r>
+    </w:p>
+    <w:p>
+      <w:pPr>
+        <w:pStyle w:val="FirstParagraph"/>
+      </w:pPr>
+      <w:r>
+        <w:rPr>
+          <w:b/>
+          <w:bCs/>
+        </w:rPr>
+        <w:t xml:space="preserve">Enable video attachments</w:t>
+      </w:r>
+      <w:r>
+        <w:t xml:space="preserve"> </w:t>
+      </w:r>
+      <w:r>
+        <w:t xml:space="preserve">— add to Cloud Run service env vars (via Terraform):</w:t>
+      </w:r>
+    </w:p>
+    <w:p>
+      <w:pPr>
+        <w:pStyle w:val="SourceCode"/>
+      </w:pPr>
+      <w:r>
+        <w:rPr>
+          <w:rStyle w:val="VerbatimChar"/>
+        </w:rPr>
+        <w:t xml:space="preserve">PAPERCLIP_ALLOWED_ATTACHMENT_TYPES=image/*,application/pdf,text/*,video/mp4,video/webm</w:t>
+      </w:r>
+    </w:p>
+    <w:bookmarkEnd w:id="43"/>
+    <w:bookmarkStart w:id="44" w:name="how-an-agent-renders-a-video"/>
+    <w:p>
+      <w:pPr>
+        <w:pStyle w:val="Heading3"/>
+      </w:pPr>
+      <w:r>
+        <w:t xml:space="preserve">How an agent renders a video</w:t>
+      </w:r>
+    </w:p>
+    <w:p>
+      <w:pPr>
+        <w:pStyle w:val="FirstParagraph"/>
+      </w:pPr>
+      <w:r>
+        <w:t xml:space="preserve">The CMO agent writes a Remotion composition, then calls the Lambda API:</w:t>
+      </w:r>
+    </w:p>
+    <w:p>
+      <w:pPr>
+        <w:pStyle w:val="BodyText"/>
+      </w:pPr>
+      <w:r>
+        <w:rPr>
+          <w:b/>
+          <w:bCs/>
+        </w:rPr>
+        <w:t xml:space="preserve">Step 1 — Write the composition</w:t>
+      </w:r>
+    </w:p>
+    <w:p>
+      <w:pPr>
+        <w:pStyle w:val="BodyText"/>
+      </w:pPr>
+      <w:r>
+        <w:t xml:space="preserve">The agent creates a React component that defines the video. This is just code — the agent writes it like any other file:</w:t>
+      </w:r>
+    </w:p>
+    <w:p>
+      <w:pPr>
+        <w:pStyle w:val="SourceCode"/>
+      </w:pPr>
+      <w:r>
+        <w:rPr>
+          <w:rStyle w:val="VerbatimChar"/>
+        </w:rPr>
+        <w:t xml:space="preserve">// /paperclip/workspaces/&lt;agent&gt;/renders/linkedin-post.tsx</w:t>
+      </w:r>
+      <w:r>
+        <w:br/>
+      </w:r>
+      <w:r>
+        <w:rPr>
+          <w:rStyle w:val="VerbatimChar"/>
+        </w:rPr>
+        <w:t xml:space="preserve">import { AbsoluteFill, useCurrentFrame, interpolate } from "remotion";</w:t>
+      </w:r>
+      <w:r>
+        <w:br/>
+      </w:r>
+      <w:r>
+        <w:br/>
+      </w:r>
+      <w:r>
+        <w:rPr>
+          <w:rStyle w:val="VerbatimChar"/>
+        </w:rPr>
+        <w:t xml:space="preserve">export const LinkedInPost: React.FC = () =&gt; {</w:t>
+      </w:r>
+      <w:r>
+        <w:br/>
+      </w:r>
+      <w:r>
+        <w:rPr>
+          <w:rStyle w:val="VerbatimChar"/>
+        </w:rPr>
+        <w:t xml:space="preserve">  const frame = useCurrentFrame();</w:t>
+      </w:r>
+      <w:r>
+        <w:br/>
+      </w:r>
+      <w:r>
+        <w:rPr>
+          <w:rStyle w:val="VerbatimChar"/>
+        </w:rPr>
+        <w:t xml:space="preserve">  const opacity = interpolate(frame, [0, 30], [0, 1]);</w:t>
+      </w:r>
+      <w:r>
+        <w:br/>
+      </w:r>
+      <w:r>
+        <w:br/>
+      </w:r>
+      <w:r>
+        <w:rPr>
+          <w:rStyle w:val="VerbatimChar"/>
+        </w:rPr>
+        <w:t xml:space="preserve">  return (</w:t>
+      </w:r>
+      <w:r>
+        <w:br/>
+      </w:r>
+      <w:r>
+        <w:rPr>
+          <w:rStyle w:val="VerbatimChar"/>
+        </w:rPr>
+        <w:t xml:space="preserve">    &lt;AbsoluteFill style={{ backgroundColor: "#0077B5" }}&gt;</w:t>
+      </w:r>
+      <w:r>
+        <w:br/>
+      </w:r>
+      <w:r>
+        <w:rPr>
+          <w:rStyle w:val="VerbatimChar"/>
+        </w:rPr>
+        <w:t xml:space="preserve">      &lt;h1 style={{ color: "white", opacity, fontSize: 64, padding: 80 }}&gt;</w:t>
+      </w:r>
+      <w:r>
+        <w:br/>
+      </w:r>
+      <w:r>
+        <w:rPr>
+          <w:rStyle w:val="VerbatimChar"/>
+        </w:rPr>
+        <w:t xml:space="preserve">        GreetEat: Business meals, reimagined</w:t>
+      </w:r>
+      <w:r>
+        <w:br/>
+      </w:r>
+      <w:r>
+        <w:rPr>
+          <w:rStyle w:val="VerbatimChar"/>
+        </w:rPr>
+        <w:t xml:space="preserve">      &lt;/h1&gt;</w:t>
+      </w:r>
+      <w:r>
+        <w:br/>
+      </w:r>
+      <w:r>
+        <w:rPr>
+          <w:rStyle w:val="VerbatimChar"/>
+        </w:rPr>
+        <w:t xml:space="preserve">    &lt;/AbsoluteFill&gt;</w:t>
+      </w:r>
+      <w:r>
+        <w:br/>
+      </w:r>
+      <w:r>
+        <w:rPr>
+          <w:rStyle w:val="VerbatimChar"/>
+        </w:rPr>
+        <w:t xml:space="preserve">  );</w:t>
+      </w:r>
+      <w:r>
+        <w:br/>
+      </w:r>
+      <w:r>
+        <w:rPr>
+          <w:rStyle w:val="VerbatimChar"/>
+        </w:rPr>
+        <w:t xml:space="preserve">};</w:t>
+      </w:r>
+    </w:p>
+    <w:p>
+      <w:pPr>
+        <w:pStyle w:val="FirstParagraph"/>
+      </w:pPr>
+      <w:r>
+        <w:rPr>
+          <w:b/>
+          <w:bCs/>
+        </w:rPr>
+        <w:t xml:space="preserve">Step 2 — Render via Remotion Lambda</w:t>
+      </w:r>
+    </w:p>
+    <w:p>
+      <w:pPr>
+        <w:pStyle w:val="SourceCode"/>
+      </w:pPr>
+      <w:r>
+        <w:rPr>
+          <w:rStyle w:val="ExtensionTok"/>
+        </w:rPr>
+        <w:t xml:space="preserve">curl</w:t>
+      </w:r>
+      <w:r>
+        <w:rPr>
+          <w:rStyle w:val="NormalTok"/>
+        </w:rPr>
+        <w:t xml:space="preserve"> </w:t>
+      </w:r>
+      <w:r>
+        <w:rPr>
+          <w:rStyle w:val="AttributeTok"/>
+        </w:rPr>
+        <w:t xml:space="preserve">-X</w:t>
+      </w:r>
+      <w:r>
+        <w:rPr>
+          <w:rStyle w:val="NormalTok"/>
+        </w:rPr>
+        <w:t xml:space="preserve"> POST </w:t>
+      </w:r>
+      <w:r>
+        <w:rPr>
+          <w:rStyle w:val="StringTok"/>
+        </w:rPr>
+        <w:t xml:space="preserve">"https://remotion-lambda.your-domain.com/render"</w:t>
+      </w:r>
+      <w:r>
+        <w:rPr>
+          <w:rStyle w:val="NormalTok"/>
+        </w:rPr>
+        <w:t xml:space="preserve"> </w:t>
+      </w:r>
+      <w:r>
+        <w:rPr>
+          <w:rStyle w:val="DataTypeTok"/>
+        </w:rPr>
+        <w:t xml:space="preserve">\</w:t>
+      </w:r>
+      <w:r>
+        <w:br/>
+      </w:r>
+      <w:r>
+        <w:rPr>
+          <w:rStyle w:val="NormalTok"/>
+        </w:rPr>
+        <w:t xml:space="preserve">  </w:t>
+      </w:r>
+      <w:r>
+        <w:rPr>
+          <w:rStyle w:val="AttributeTok"/>
+        </w:rPr>
+        <w:t xml:space="preserve">-H</w:t>
+      </w:r>
+      <w:r>
+        <w:rPr>
+          <w:rStyle w:val="NormalTok"/>
+        </w:rPr>
+        <w:t xml:space="preserve"> </w:t>
+      </w:r>
+      <w:r>
+        <w:rPr>
+          <w:rStyle w:val="StringTok"/>
+        </w:rPr>
+        <w:t xml:space="preserve">"Authorization: Bearer </w:t>
+      </w:r>
+      <w:r>
+        <w:rPr>
+          <w:rStyle w:val="VariableTok"/>
+        </w:rPr>
+        <w:t xml:space="preserve">$REMOTION_API_KEY</w:t>
+      </w:r>
+      <w:r>
+        <w:rPr>
+          <w:rStyle w:val="StringTok"/>
+        </w:rPr>
+        <w:t xml:space="preserve">"</w:t>
+      </w:r>
+      <w:r>
+        <w:rPr>
+          <w:rStyle w:val="NormalTok"/>
+        </w:rPr>
+        <w:t xml:space="preserve"> </w:t>
+      </w:r>
+      <w:r>
+        <w:rPr>
+          <w:rStyle w:val="DataTypeTok"/>
+        </w:rPr>
+        <w:t xml:space="preserve">\</w:t>
+      </w:r>
+      <w:r>
+        <w:br/>
+      </w:r>
+      <w:r>
+        <w:rPr>
+          <w:rStyle w:val="NormalTok"/>
+        </w:rPr>
+        <w:t xml:space="preserve">  </w:t>
+      </w:r>
+      <w:r>
+        <w:rPr>
+          <w:rStyle w:val="AttributeTok"/>
+        </w:rPr>
+        <w:t xml:space="preserve">-H</w:t>
+      </w:r>
+      <w:r>
+        <w:rPr>
+          <w:rStyle w:val="NormalTok"/>
+        </w:rPr>
+        <w:t xml:space="preserve"> </w:t>
+      </w:r>
+      <w:r>
+        <w:rPr>
+          <w:rStyle w:val="StringTok"/>
+        </w:rPr>
+        <w:t xml:space="preserve">"Content-Type: application/json"</w:t>
+      </w:r>
+      <w:r>
+        <w:rPr>
+          <w:rStyle w:val="NormalTok"/>
+        </w:rPr>
+        <w:t xml:space="preserve"> </w:t>
+      </w:r>
+      <w:r>
+        <w:rPr>
+          <w:rStyle w:val="DataTypeTok"/>
+        </w:rPr>
+        <w:t xml:space="preserve">\</w:t>
+      </w:r>
+      <w:r>
+        <w:br/>
+      </w:r>
+      <w:r>
+        <w:rPr>
+          <w:rStyle w:val="NormalTok"/>
+        </w:rPr>
+        <w:t xml:space="preserve">  </w:t>
+      </w:r>
+      <w:r>
+        <w:rPr>
+          <w:rStyle w:val="AttributeTok"/>
+        </w:rPr>
+        <w:t xml:space="preserve">-d</w:t>
+      </w:r>
+      <w:r>
+        <w:rPr>
+          <w:rStyle w:val="NormalTok"/>
+        </w:rPr>
+        <w:t xml:space="preserve"> </w:t>
+      </w:r>
+      <w:r>
+        <w:rPr>
+          <w:rStyle w:val="StringTok"/>
+        </w:rPr>
+        <w:t xml:space="preserve">'{</w:t>
+      </w:r>
+      <w:r>
+        <w:br/>
+      </w:r>
+      <w:r>
+        <w:rPr>
+          <w:rStyle w:val="StringTok"/>
+        </w:rPr>
+        <w:t xml:space="preserve">    "composition": "LinkedInPost",</w:t>
+      </w:r>
+      <w:r>
+        <w:br/>
+      </w:r>
+      <w:r>
+        <w:rPr>
+          <w:rStyle w:val="StringTok"/>
+        </w:rPr>
+        <w:t xml:space="preserve">    "serveUrl": "https://your-remotion-bundle.s3.amazonaws.com/bundle.js",</w:t>
+      </w:r>
+      <w:r>
+        <w:br/>
+      </w:r>
+      <w:r>
+        <w:rPr>
+          <w:rStyle w:val="StringTok"/>
+        </w:rPr>
+        <w:t xml:space="preserve">    "inputProps": { "title": "GreetEat: Business meals, reimagined" },</w:t>
+      </w:r>
+      <w:r>
+        <w:br/>
+      </w:r>
+      <w:r>
+        <w:rPr>
+          <w:rStyle w:val="StringTok"/>
+        </w:rPr>
+        <w:t xml:space="preserve">    "codec": "h264",</w:t>
+      </w:r>
+      <w:r>
+        <w:br/>
+      </w:r>
+      <w:r>
+        <w:rPr>
+          <w:rStyle w:val="StringTok"/>
+        </w:rPr>
+        <w:t xml:space="preserve">    "outputFormat": "mp4"</w:t>
+      </w:r>
+      <w:r>
+        <w:br/>
+      </w:r>
+      <w:r>
+        <w:rPr>
+          <w:rStyle w:val="StringTok"/>
+        </w:rPr>
+        <w:t xml:space="preserve">  }'</w:t>
+      </w:r>
+    </w:p>
+    <w:p>
+      <w:pPr>
+        <w:pStyle w:val="FirstParagraph"/>
+      </w:pPr>
+      <w:r>
+        <w:t xml:space="preserve">Returns a render ID. Poll for completion, then download the MP4.</w:t>
+      </w:r>
+    </w:p>
+    <w:p>
+      <w:pPr>
+        <w:pStyle w:val="BodyText"/>
+      </w:pPr>
+      <w:r>
+        <w:rPr>
+          <w:b/>
+          <w:bCs/>
+        </w:rPr>
+        <w:t xml:space="preserve">Step 3 — Attach to issue for review</w:t>
+      </w:r>
+    </w:p>
+    <w:p>
+      <w:pPr>
+        <w:pStyle w:val="SourceCode"/>
+      </w:pPr>
+      <w:r>
+        <w:rPr>
+          <w:rStyle w:val="ExtensionTok"/>
+        </w:rPr>
+        <w:t xml:space="preserve">curl</w:t>
+      </w:r>
+      <w:r>
+        <w:rPr>
+          <w:rStyle w:val="NormalTok"/>
+        </w:rPr>
+        <w:t xml:space="preserve"> </w:t>
+      </w:r>
+      <w:r>
+        <w:rPr>
+          <w:rStyle w:val="AttributeTok"/>
+        </w:rPr>
+        <w:t xml:space="preserve">-X</w:t>
+      </w:r>
+      <w:r>
+        <w:rPr>
+          <w:rStyle w:val="NormalTok"/>
+        </w:rPr>
+        <w:t xml:space="preserve"> POST </w:t>
+      </w:r>
+      <w:r>
+        <w:rPr>
+          <w:rStyle w:val="StringTok"/>
+        </w:rPr>
+        <w:t xml:space="preserve">"</w:t>
+      </w:r>
+      <w:r>
+        <w:rPr>
+          <w:rStyle w:val="VariableTok"/>
+        </w:rPr>
+        <w:t xml:space="preserve">$PAPERCLIP_API_URL</w:t>
+      </w:r>
+      <w:r>
+        <w:rPr>
+          <w:rStyle w:val="StringTok"/>
+        </w:rPr>
+        <w:t xml:space="preserve">/api/companies/</w:t>
+      </w:r>
+      <w:r>
+        <w:rPr>
+          <w:rStyle w:val="VariableTok"/>
+        </w:rPr>
+        <w:t xml:space="preserve">$COMPANY_ID</w:t>
+      </w:r>
+      <w:r>
+        <w:rPr>
+          <w:rStyle w:val="StringTok"/>
+        </w:rPr>
+        <w:t xml:space="preserve">/issues/</w:t>
+      </w:r>
+      <w:r>
+        <w:rPr>
+          <w:rStyle w:val="VariableTok"/>
+        </w:rPr>
+        <w:t xml:space="preserve">$ISSUE_ID</w:t>
+      </w:r>
+      <w:r>
+        <w:rPr>
+          <w:rStyle w:val="StringTok"/>
+        </w:rPr>
+        <w:t xml:space="preserve">/attachments"</w:t>
+      </w:r>
+      <w:r>
+        <w:rPr>
+          <w:rStyle w:val="NormalTok"/>
+        </w:rPr>
+        <w:t xml:space="preserve"> </w:t>
+      </w:r>
+      <w:r>
+        <w:rPr>
+          <w:rStyle w:val="DataTypeTok"/>
+        </w:rPr>
+        <w:t xml:space="preserve">\</w:t>
+      </w:r>
+      <w:r>
+        <w:br/>
+      </w:r>
+      <w:r>
+        <w:rPr>
+          <w:rStyle w:val="NormalTok"/>
+        </w:rPr>
+        <w:t xml:space="preserve">  </w:t>
+      </w:r>
+      <w:r>
+        <w:rPr>
+          <w:rStyle w:val="AttributeTok"/>
+        </w:rPr>
+        <w:t xml:space="preserve">-H</w:t>
+      </w:r>
+      <w:r>
+        <w:rPr>
+          <w:rStyle w:val="NormalTok"/>
+        </w:rPr>
+        <w:t xml:space="preserve"> </w:t>
+      </w:r>
+      <w:r>
+        <w:rPr>
+          <w:rStyle w:val="StringTok"/>
+        </w:rPr>
+        <w:t xml:space="preserve">"Authorization: Bearer </w:t>
+      </w:r>
+      <w:r>
+        <w:rPr>
+          <w:rStyle w:val="VariableTok"/>
+        </w:rPr>
+        <w:t xml:space="preserve">$PAPERCLIP_API_KEY</w:t>
+      </w:r>
+      <w:r>
+        <w:rPr>
+          <w:rStyle w:val="StringTok"/>
+        </w:rPr>
+        <w:t xml:space="preserve">"</w:t>
+      </w:r>
+      <w:r>
+        <w:rPr>
+          <w:rStyle w:val="NormalTok"/>
+        </w:rPr>
+        <w:t xml:space="preserve"> </w:t>
+      </w:r>
+      <w:r>
+        <w:rPr>
+          <w:rStyle w:val="DataTypeTok"/>
+        </w:rPr>
+        <w:t xml:space="preserve">\</w:t>
+      </w:r>
+      <w:r>
+        <w:br/>
+      </w:r>
+      <w:r>
+        <w:rPr>
+          <w:rStyle w:val="NormalTok"/>
+        </w:rPr>
+        <w:t xml:space="preserve">  </w:t>
+      </w:r>
+      <w:r>
+        <w:rPr>
+          <w:rStyle w:val="AttributeTok"/>
+        </w:rPr>
+        <w:t xml:space="preserve">-H</w:t>
+      </w:r>
+      <w:r>
+        <w:rPr>
+          <w:rStyle w:val="NormalTok"/>
+        </w:rPr>
+        <w:t xml:space="preserve"> </w:t>
+      </w:r>
+      <w:r>
+        <w:rPr>
+          <w:rStyle w:val="StringTok"/>
+        </w:rPr>
+        <w:t xml:space="preserve">"X-Paperclip-Run-Id: </w:t>
+      </w:r>
+      <w:r>
+        <w:rPr>
+          <w:rStyle w:val="VariableTok"/>
+        </w:rPr>
+        <w:t xml:space="preserve">$PAPERCLIP_RUN_ID</w:t>
+      </w:r>
+      <w:r>
+        <w:rPr>
+          <w:rStyle w:val="StringTok"/>
+        </w:rPr>
+        <w:t xml:space="preserve">"</w:t>
+      </w:r>
+      <w:r>
+        <w:rPr>
+          <w:rStyle w:val="NormalTok"/>
+        </w:rPr>
+        <w:t xml:space="preserve"> </w:t>
+      </w:r>
+      <w:r>
+        <w:rPr>
+          <w:rStyle w:val="DataTypeTok"/>
+        </w:rPr>
+        <w:t xml:space="preserve">\</w:t>
+      </w:r>
+      <w:r>
+        <w:br/>
+      </w:r>
+      <w:r>
+        <w:rPr>
+          <w:rStyle w:val="NormalTok"/>
+        </w:rPr>
+        <w:t xml:space="preserve">  </w:t>
+      </w:r>
+      <w:r>
+        <w:rPr>
+          <w:rStyle w:val="AttributeTok"/>
+        </w:rPr>
+        <w:t xml:space="preserve">-F</w:t>
+      </w:r>
+      <w:r>
+        <w:rPr>
+          <w:rStyle w:val="NormalTok"/>
+        </w:rPr>
+        <w:t xml:space="preserve"> </w:t>
+      </w:r>
+      <w:r>
+        <w:rPr>
+          <w:rStyle w:val="StringTok"/>
+        </w:rPr>
+        <w:t xml:space="preserve">"file=@/tmp/linkedin-post.mp4"</w:t>
+      </w:r>
+    </w:p>
+    <w:p>
+      <w:pPr>
+        <w:pStyle w:val="FirstParagraph"/>
+      </w:pPr>
+      <w:r>
+        <w:t xml:space="preserve">Board members see the video directly in the issue’s attachment viewer.</w:t>
+      </w:r>
+    </w:p>
+    <w:bookmarkEnd w:id="44"/>
+    <w:bookmarkStart w:id="45" w:name="template-driven-video-at-scale"/>
+    <w:p>
+      <w:pPr>
+        <w:pStyle w:val="Heading3"/>
+      </w:pPr>
+      <w:r>
+        <w:t xml:space="preserve">Template-driven video at scale</w:t>
+      </w:r>
+    </w:p>
+    <w:p>
+      <w:pPr>
+        <w:pStyle w:val="FirstParagraph"/>
+      </w:pPr>
+      <w:r>
+        <w:t xml:space="preserve">For repeatable content (weekly stats videos, product announcements), store Remotion templates in the agent’s workspace:</w:t>
+      </w:r>
+    </w:p>
+    <w:p>
+      <w:pPr>
+        <w:pStyle w:val="SourceCode"/>
+      </w:pPr>
+      <w:r>
+        <w:rPr>
+          <w:rStyle w:val="VerbatimChar"/>
+        </w:rPr>
+        <w:t xml:space="preserve">/paperclip/workspaces/&lt;cmo&gt;/templates/</w:t>
+      </w:r>
+      <w:r>
+        <w:br/>
+      </w:r>
+      <w:r>
+        <w:rPr>
+          <w:rStyle w:val="VerbatimChar"/>
+        </w:rPr>
+        <w:t xml:space="preserve">  ├── weekly-stats.tsx       # Animated chart template</w:t>
+      </w:r>
+      <w:r>
+        <w:br/>
+      </w:r>
+      <w:r>
+        <w:rPr>
+          <w:rStyle w:val="VerbatimChar"/>
+        </w:rPr>
+        <w:t xml:space="preserve">  ├── product-spotlight.tsx  # Feature highlight template</w:t>
+      </w:r>
+      <w:r>
+        <w:br/>
+      </w:r>
+      <w:r>
+        <w:rPr>
+          <w:rStyle w:val="VerbatimChar"/>
+        </w:rPr>
+        <w:t xml:space="preserve">  ├── company-news.tsx       # Press release template</w:t>
+      </w:r>
+      <w:r>
+        <w:br/>
+      </w:r>
+      <w:r>
+        <w:rPr>
+          <w:rStyle w:val="VerbatimChar"/>
+        </w:rPr>
+        <w:t xml:space="preserve">  └── data-insight.tsx       # WallStreetStats data viz</w:t>
+      </w:r>
+    </w:p>
+    <w:p>
+      <w:pPr>
+        <w:pStyle w:val="FirstParagraph"/>
+      </w:pPr>
+      <w:r>
+        <w:t xml:space="preserve">The routine fires → agent picks the right template → fills in current data → renders → posts. Each video is unique but follows a consistent brand format.</w:t>
+      </w:r>
+    </w:p>
+    <w:bookmarkEnd w:id="45"/>
+    <w:bookmarkStart w:id="46" w:name="cost-considerations"/>
+    <w:p>
+      <w:pPr>
+        <w:pStyle w:val="Heading3"/>
+      </w:pPr>
+      <w:r>
+        <w:t xml:space="preserve">Cost considerations</w:t>
+      </w:r>
+    </w:p>
+    <w:tbl>
+      <w:tblPr>
+        <w:tblStyle w:val="Table"/>
+        <w:tblW w:type="auto" w:w="0"/>
+        <w:tblLook w:firstRow="1" w:lastRow="0" w:firstColumn="0" w:lastColumn="0" w:noHBand="0" w:noVBand="0" w:val="0020"/>
+      </w:tblPr>
+      <w:tblGrid>
+        <w:gridCol w:w="3960"/>
+        <w:gridCol w:w="3960"/>
+      </w:tblGrid>
+      <w:tr>
+        <w:trPr>
+          <w:tblHeader w:val="on"/>
+        </w:trPr>
+        <w:tc>
+          <w:tcPr/>
+          <w:p>
+            <w:pPr>
+              <w:pStyle w:val="Compact"/>
+            </w:pPr>
+            <w:r>
+              <w:t xml:space="preserve">Component</w:t>
+            </w:r>
+          </w:p>
+        </w:tc>
+        <w:tc>
+          <w:tcPr/>
+          <w:p>
+            <w:pPr>
+              <w:pStyle w:val="Compact"/>
+            </w:pPr>
+            <w:r>
+              <w:t xml:space="preserve">Cost</w:t>
+            </w:r>
+          </w:p>
+        </w:tc>
+      </w:tr>
+      <w:tr>
+        <w:tc>
+          <w:tcPr/>
+          <w:p>
+            <w:pPr>
+              <w:pStyle w:val="Compact"/>
+            </w:pPr>
+            <w:r>
+              <w:t xml:space="preserve">Remotion Lambda render (15s video)</w:t>
+            </w:r>
+          </w:p>
+        </w:tc>
+        <w:tc>
+          <w:tcPr/>
+          <w:p>
+            <w:pPr>
+              <w:pStyle w:val="Compact"/>
+            </w:pPr>
+            <w:r>
+              <w:t xml:space="preserve">~$0.01-0.05 per render</w:t>
+            </w:r>
+          </w:p>
+        </w:tc>
+      </w:tr>
+      <w:tr>
+        <w:tc>
+          <w:tcPr/>
+          <w:p>
+            <w:pPr>
+              <w:pStyle w:val="Compact"/>
+            </w:pPr>
+            <w:r>
+              <w:t xml:space="preserve">Claude Opus 4.6 (composition writing)</w:t>
+            </w:r>
+          </w:p>
+        </w:tc>
+        <w:tc>
+          <w:tcPr/>
+          <w:p>
+            <w:pPr>
+              <w:pStyle w:val="Compact"/>
+            </w:pPr>
+            <w:r>
+              <w:t xml:space="preserve">~$0.10-0.50 per heartbeat</w:t>
+            </w:r>
+          </w:p>
+        </w:tc>
+      </w:tr>
+      <w:tr>
+        <w:tc>
+          <w:tcPr/>
+          <w:p>
+            <w:pPr>
+              <w:pStyle w:val="Compact"/>
+            </w:pPr>
+            <w:r>
+              <w:t xml:space="preserve">GCS storage (MP4 files)</w:t>
+            </w:r>
+          </w:p>
+        </w:tc>
+        <w:tc>
+          <w:tcPr/>
+          <w:p>
+            <w:pPr>
+              <w:pStyle w:val="Compact"/>
+            </w:pPr>
+            <w:r>
+              <w:t xml:space="preserve">~$0.02/GB/month</w:t>
+            </w:r>
+          </w:p>
+        </w:tc>
+      </w:tr>
+      <w:tr>
+        <w:tc>
+          <w:tcPr/>
+          <w:p>
+            <w:pPr>
+              <w:pStyle w:val="Compact"/>
+            </w:pPr>
+            <w:r>
+              <w:t xml:space="preserve">LinkedIn/X API</w:t>
+            </w:r>
+          </w:p>
+        </w:tc>
+        <w:tc>
+          <w:tcPr/>
+          <w:p>
+            <w:pPr>
+              <w:pStyle w:val="Compact"/>
+            </w:pPr>
+            <w:r>
+              <w:t xml:space="preserve">Free (within rate limits)</w:t>
+            </w:r>
+          </w:p>
+        </w:tc>
+      </w:tr>
+    </w:tbl>
+    <w:p>
+      <w:pPr>
+        <w:pStyle w:val="BodyText"/>
+      </w:pPr>
+      <w:r>
+        <w:t xml:space="preserve">A Mon/Wed/Fri posting routine with video: ~$5-15/month total.</w:t>
+      </w:r>
+    </w:p>
+    <w:bookmarkEnd w:id="46"/>
+    <w:bookmarkEnd w:id="47"/>
+    <w:bookmarkStart w:id="49" w:name="multi-agent-content-pipeline"/>
+    <w:p>
+      <w:pPr>
+        <w:pStyle w:val="Heading2"/>
+      </w:pPr>
+      <w:r>
+        <w:t xml:space="preserve">Multi-agent content pipeline</w:t>
+      </w:r>
+    </w:p>
+    <w:p>
+      <w:pPr>
+        <w:pStyle w:val="FirstParagraph"/>
+      </w:pPr>
+      <w:r>
+        <w:t xml:space="preserve">For production content workflows, chain multiple agents:</w:t>
+      </w:r>
+    </w:p>
+    <w:p>
+      <w:pPr>
+        <w:pStyle w:val="SourceCode"/>
+      </w:pPr>
+      <w:r>
+        <w:rPr>
+          <w:rStyle w:val="VerbatimChar"/>
+        </w:rPr>
+        <w:t xml:space="preserve">1. Head of Product Research → competitive data + market insights</w:t>
+      </w:r>
+      <w:r>
+        <w:br/>
+      </w:r>
+      <w:r>
+        <w:rPr>
+          <w:rStyle w:val="VerbatimChar"/>
+        </w:rPr>
+        <w:t xml:space="preserve">       ↓ (subtask with data attached)</w:t>
+      </w:r>
+      <w:r>
+        <w:br/>
+      </w:r>
+      <w:r>
+        <w:rPr>
+          <w:rStyle w:val="VerbatimChar"/>
+        </w:rPr>
+        <w:t xml:space="preserve">2. CMO → content strategy + copy + Remotion composition</w:t>
+      </w:r>
+      <w:r>
+        <w:br/>
+      </w:r>
+      <w:r>
+        <w:rPr>
+          <w:rStyle w:val="VerbatimChar"/>
+        </w:rPr>
+        <w:t xml:space="preserve">       ↓ (subtask with draft attached)</w:t>
+      </w:r>
+      <w:r>
+        <w:br/>
+      </w:r>
+      <w:r>
+        <w:rPr>
+          <w:rStyle w:val="VerbatimChar"/>
+        </w:rPr>
+        <w:t xml:space="preserve">3. Board review → approve or request changes</w:t>
+      </w:r>
+      <w:r>
+        <w:br/>
+      </w:r>
+      <w:r>
+        <w:rPr>
+          <w:rStyle w:val="VerbatimChar"/>
+        </w:rPr>
+        <w:t xml:space="preserve">       ↓ (comment on issue)</w:t>
+      </w:r>
+      <w:r>
+        <w:br/>
+      </w:r>
+      <w:r>
+        <w:rPr>
+          <w:rStyle w:val="VerbatimChar"/>
+        </w:rPr>
+        <w:t xml:space="preserve">4. CMO → post to LinkedIn/X (routine-triggered)</w:t>
+      </w:r>
+    </w:p>
+    <w:p>
+      <w:pPr>
+        <w:pStyle w:val="FirstParagraph"/>
+      </w:pPr>
+      <w:r>
+        <w:t xml:space="preserve">Set this up by having the CEO create a parent issue (</w:t>
+      </w:r>
+      <w:r>
+        <w:t xml:space="preserve">“Q2 content campaign”</w:t>
+      </w:r>
+      <w:r>
+        <w:t xml:space="preserve">) with subtasks that cascade through the pipeline. Each agent works its piece, attaches deliverables, and assigns the next step.</w:t>
+      </w:r>
+    </w:p>
+    <w:bookmarkStart w:id="48" w:name="example-data-driven-weekly-video-series"/>
+    <w:p>
+      <w:pPr>
+        <w:pStyle w:val="Heading3"/>
+      </w:pPr>
+      <w:r>
+        <w:t xml:space="preserve">Example: data-driven weekly video series</w:t>
+      </w:r>
+    </w:p>
+    <w:p>
+      <w:pPr>
+        <w:pStyle w:val="FirstParagraph"/>
+      </w:pPr>
+      <w:r>
+        <w:rPr>
+          <w:b/>
+          <w:bCs/>
+        </w:rPr>
+        <w:t xml:space="preserve">“WallStreetStats Weekly Insights”</w:t>
+      </w:r>
+      <w:r>
+        <w:t xml:space="preserve"> </w:t>
+      </w:r>
+      <w:r>
+        <w:t xml:space="preserve">— every Monday, publish a 15-second animated chart video on X showing the week’s top sentiment shifts.</w:t>
+      </w:r>
+    </w:p>
+    <w:p>
+      <w:pPr>
+        <w:pStyle w:val="BodyText"/>
+      </w:pPr>
+      <w:r>
+        <w:t xml:space="preserve">Setup:</w:t>
+      </w:r>
+      <w:r>
+        <w:t xml:space="preserve"> </w:t>
+      </w:r>
+      <w:r>
+        <w:t xml:space="preserve">1.</w:t>
+      </w:r>
+      <w:r>
+        <w:t xml:space="preserve"> </w:t>
+      </w:r>
+      <w:r>
+        <w:rPr>
+          <w:b/>
+          <w:bCs/>
+        </w:rPr>
+        <w:t xml:space="preserve">Goal</w:t>
+      </w:r>
+      <w:r>
+        <w:t xml:space="preserve">:</w:t>
+      </w:r>
+      <w:r>
+        <w:t xml:space="preserve"> </w:t>
+      </w:r>
+      <w:r>
+        <w:t xml:space="preserve">“Build WallStreetStats brand on X”</w:t>
+      </w:r>
+      <w:r>
+        <w:t xml:space="preserve"> </w:t>
+      </w:r>
+      <w:r>
+        <w:t xml:space="preserve">2.</w:t>
+      </w:r>
+      <w:r>
+        <w:t xml:space="preserve"> </w:t>
+      </w:r>
+      <w:r>
+        <w:rPr>
+          <w:b/>
+          <w:bCs/>
+        </w:rPr>
+        <w:t xml:space="preserve">Routine</w:t>
+      </w:r>
+      <w:r>
+        <w:t xml:space="preserve">:</w:t>
+      </w:r>
+      <w:r>
+        <w:t xml:space="preserve"> </w:t>
+      </w:r>
+      <w:r>
+        <w:t xml:space="preserve">“Weekly Insights Video”</w:t>
+      </w:r>
+      <w:r>
+        <w:t xml:space="preserve"> </w:t>
+      </w:r>
+      <w:r>
+        <w:t xml:space="preserve">— fires Monday 7am, assigned to CMO</w:t>
+      </w:r>
+      <w:r>
+        <w:t xml:space="preserve"> </w:t>
+      </w:r>
+      <w:r>
+        <w:t xml:space="preserve">3.</w:t>
+      </w:r>
+      <w:r>
+        <w:t xml:space="preserve"> </w:t>
+      </w:r>
+      <w:r>
+        <w:rPr>
+          <w:b/>
+          <w:bCs/>
+        </w:rPr>
+        <w:t xml:space="preserve">Pipeline per issue</w:t>
+      </w:r>
+      <w:r>
+        <w:t xml:space="preserve">:</w:t>
+      </w:r>
+      <w:r>
+        <w:t xml:space="preserve"> </w:t>
+      </w:r>
+      <w:r>
+        <w:t xml:space="preserve">- CMO reads this week’s WallStreetStats data (via curl to your analytics API or stored in PARA memory)</w:t>
+      </w:r>
+      <w:r>
+        <w:t xml:space="preserve"> </w:t>
+      </w:r>
+      <w:r>
+        <w:t xml:space="preserve">- CMO picks the most interesting data point</w:t>
+      </w:r>
+      <w:r>
+        <w:t xml:space="preserve"> </w:t>
+      </w:r>
+      <w:r>
+        <w:t xml:space="preserve">- CMO writes a Remotion composition with the chart animation</w:t>
+      </w:r>
+      <w:r>
+        <w:t xml:space="preserve"> </w:t>
+      </w:r>
+      <w:r>
+        <w:t xml:space="preserve">- CMO renders via Lambda → gets MP4</w:t>
+      </w:r>
+      <w:r>
+        <w:t xml:space="preserve"> </w:t>
+      </w:r>
+      <w:r>
+        <w:t xml:space="preserve">- CMO posts to X with the video + a caption</w:t>
+      </w:r>
+      <w:r>
+        <w:t xml:space="preserve"> </w:t>
+      </w:r>
+      <w:r>
+        <w:t xml:space="preserve">- CMO marks issue done with a link to the tweet</w:t>
+      </w:r>
+    </w:p>
+    <w:bookmarkEnd w:id="48"/>
+    <w:bookmarkEnd w:id="49"/>
+    <w:bookmarkStart w:id="50" w:name="webhook-triggered-workflows"/>
+    <w:p>
+      <w:pPr>
+        <w:pStyle w:val="Heading2"/>
+      </w:pPr>
+      <w:r>
+        <w:t xml:space="preserve">Webhook-triggered workflows</w:t>
+      </w:r>
+    </w:p>
+    <w:p>
+      <w:pPr>
+        <w:pStyle w:val="FirstParagraph"/>
+      </w:pPr>
+      <w:r>
+        <w:t xml:space="preserve">Routines can also fire via</w:t>
+      </w:r>
+      <w:r>
+        <w:t xml:space="preserve"> </w:t>
+      </w:r>
+      <w:r>
+        <w:rPr>
+          <w:b/>
+          <w:bCs/>
+        </w:rPr>
+        <w:t xml:space="preserve">webhooks</w:t>
+      </w:r>
+      <w:r>
+        <w:t xml:space="preserve"> </w:t>
+      </w:r>
+      <w:r>
+        <w:t xml:space="preserve">— external systems POST to a Paperclip URL and trigger agent work:</w:t>
+      </w:r>
+    </w:p>
+    <w:p>
+      <w:pPr>
+        <w:pStyle w:val="SourceCode"/>
+      </w:pPr>
+      <w:r>
+        <w:rPr>
+          <w:rStyle w:val="CommentTok"/>
+        </w:rPr>
+        <w:t xml:space="preserve">// Create a webhook trigger on a routine</w:t>
+      </w:r>
+      <w:r>
+        <w:br/>
+      </w:r>
+      <w:r>
+        <w:rPr>
+          <w:rStyle w:val="FunctionTok"/>
+        </w:rPr>
+        <w:t xml:space="preserve">fetch</w:t>
+      </w:r>
+      <w:r>
+        <w:rPr>
+          <w:rStyle w:val="NormalTok"/>
+        </w:rPr>
+        <w:t xml:space="preserve">(</w:t>
+      </w:r>
+      <w:r>
+        <w:rPr>
+          <w:rStyle w:val="VerbatimStringTok"/>
+        </w:rPr>
+        <w:t xml:space="preserve">`/api/routines/</w:t>
+      </w:r>
+      <w:r>
+        <w:rPr>
+          <w:rStyle w:val="SpecialCharTok"/>
+        </w:rPr>
+        <w:t xml:space="preserve">${</w:t>
+      </w:r>
+      <w:r>
+        <w:rPr>
+          <w:rStyle w:val="NormalTok"/>
+        </w:rPr>
+        <w:t xml:space="preserve">routineId</w:t>
+      </w:r>
+      <w:r>
+        <w:rPr>
+          <w:rStyle w:val="SpecialCharTok"/>
+        </w:rPr>
+        <w:t xml:space="preserve">}</w:t>
+      </w:r>
+      <w:r>
+        <w:rPr>
+          <w:rStyle w:val="VerbatimStringTok"/>
+        </w:rPr>
+        <w:t xml:space="preserve">/triggers`</w:t>
+      </w:r>
+      <w:r>
+        <w:rPr>
+          <w:rStyle w:val="OperatorTok"/>
+        </w:rPr>
+        <w:t xml:space="preserve">,</w:t>
+      </w:r>
+      <w:r>
+        <w:rPr>
+          <w:rStyle w:val="NormalTok"/>
+        </w:rPr>
+        <w:t xml:space="preserve"> {</w:t>
+      </w:r>
+      <w:r>
+        <w:br/>
+      </w:r>
+      <w:r>
+        <w:rPr>
+          <w:rStyle w:val="NormalTok"/>
+        </w:rPr>
+        <w:t xml:space="preserve">  </w:t>
+      </w:r>
+      <w:r>
+        <w:rPr>
+          <w:rStyle w:val="DataTypeTok"/>
+        </w:rPr>
+        <w:t xml:space="preserve">method</w:t>
+      </w:r>
+      <w:r>
+        <w:rPr>
+          <w:rStyle w:val="OperatorTok"/>
+        </w:rPr>
+        <w:t xml:space="preserve">:</w:t>
+      </w:r>
+      <w:r>
+        <w:rPr>
+          <w:rStyle w:val="NormalTok"/>
+        </w:rPr>
+        <w:t xml:space="preserve"> </w:t>
+      </w:r>
+      <w:r>
+        <w:rPr>
+          <w:rStyle w:val="StringTok"/>
+        </w:rPr>
+        <w:t xml:space="preserve">"POST"</w:t>
+      </w:r>
+      <w:r>
+        <w:rPr>
+          <w:rStyle w:val="OperatorTok"/>
+        </w:rPr>
+        <w:t xml:space="preserve">,</w:t>
+      </w:r>
+      <w:r>
+        <w:br/>
+      </w:r>
+      <w:r>
+        <w:rPr>
+          <w:rStyle w:val="NormalTok"/>
+        </w:rPr>
+        <w:t xml:space="preserve">  </w:t>
+      </w:r>
+      <w:r>
+        <w:rPr>
+          <w:rStyle w:val="DataTypeTok"/>
+        </w:rPr>
+        <w:t xml:space="preserve">headers</w:t>
+      </w:r>
+      <w:r>
+        <w:rPr>
+          <w:rStyle w:val="OperatorTok"/>
+        </w:rPr>
+        <w:t xml:space="preserve">:</w:t>
+      </w:r>
+      <w:r>
+        <w:rPr>
+          <w:rStyle w:val="NormalTok"/>
+        </w:rPr>
+        <w:t xml:space="preserve"> { </w:t>
+      </w:r>
+      <w:r>
+        <w:rPr>
+          <w:rStyle w:val="StringTok"/>
+        </w:rPr>
+        <w:t xml:space="preserve">"Content-Type"</w:t>
+      </w:r>
+      <w:r>
+        <w:rPr>
+          <w:rStyle w:val="OperatorTok"/>
+        </w:rPr>
+        <w:t xml:space="preserve">:</w:t>
+      </w:r>
+      <w:r>
+        <w:rPr>
+          <w:rStyle w:val="NormalTok"/>
+        </w:rPr>
+        <w:t xml:space="preserve"> </w:t>
+      </w:r>
+      <w:r>
+        <w:rPr>
+          <w:rStyle w:val="StringTok"/>
+        </w:rPr>
+        <w:t xml:space="preserve">"application/json"</w:t>
+      </w:r>
+      <w:r>
+        <w:rPr>
+          <w:rStyle w:val="NormalTok"/>
+        </w:rPr>
+        <w:t xml:space="preserve"> }</w:t>
+      </w:r>
+      <w:r>
+        <w:rPr>
+          <w:rStyle w:val="OperatorTok"/>
+        </w:rPr>
+        <w:t xml:space="preserve">,</w:t>
+      </w:r>
+      <w:r>
+        <w:br/>
+      </w:r>
+      <w:r>
+        <w:rPr>
+          <w:rStyle w:val="NormalTok"/>
+        </w:rPr>
+        <w:t xml:space="preserve">  </w:t>
+      </w:r>
+      <w:r>
+        <w:rPr>
+          <w:rStyle w:val="DataTypeTok"/>
+        </w:rPr>
+        <w:t xml:space="preserve">body</w:t>
+      </w:r>
+      <w:r>
+        <w:rPr>
+          <w:rStyle w:val="OperatorTok"/>
+        </w:rPr>
+        <w:t xml:space="preserve">:</w:t>
+      </w:r>
+      <w:r>
+        <w:rPr>
+          <w:rStyle w:val="NormalTok"/>
+        </w:rPr>
+        <w:t xml:space="preserve"> </w:t>
+      </w:r>
+      <w:r>
+        <w:rPr>
+          <w:rStyle w:val="BuiltInTok"/>
+        </w:rPr>
+        <w:t xml:space="preserve">JSON</w:t>
+      </w:r>
+      <w:r>
+        <w:rPr>
+          <w:rStyle w:val="OperatorTok"/>
+        </w:rPr>
+        <w:t xml:space="preserve">.</w:t>
+      </w:r>
+      <w:r>
+        <w:rPr>
+          <w:rStyle w:val="FunctionTok"/>
+        </w:rPr>
+        <w:t xml:space="preserve">stringify</w:t>
+      </w:r>
+      <w:r>
+        <w:rPr>
+          <w:rStyle w:val="NormalTok"/>
+        </w:rPr>
+        <w:t xml:space="preserve">({ </w:t>
+      </w:r>
+      <w:r>
+        <w:rPr>
+          <w:rStyle w:val="DataTypeTok"/>
+        </w:rPr>
+        <w:t xml:space="preserve">kind</w:t>
+      </w:r>
+      <w:r>
+        <w:rPr>
+          <w:rStyle w:val="OperatorTok"/>
+        </w:rPr>
+        <w:t xml:space="preserve">:</w:t>
+      </w:r>
+      <w:r>
+        <w:rPr>
+          <w:rStyle w:val="NormalTok"/>
+        </w:rPr>
+        <w:t xml:space="preserve"> </w:t>
+      </w:r>
+      <w:r>
+        <w:rPr>
+          <w:rStyle w:val="StringTok"/>
+        </w:rPr>
+        <w:t xml:space="preserve">"webhook"</w:t>
+      </w:r>
+      <w:r>
+        <w:rPr>
+          <w:rStyle w:val="NormalTok"/>
+        </w:rPr>
+        <w:t xml:space="preserve"> })</w:t>
+      </w:r>
+      <w:r>
+        <w:rPr>
+          <w:rStyle w:val="OperatorTok"/>
+        </w:rPr>
+        <w:t xml:space="preserve">,</w:t>
+      </w:r>
+      <w:r>
+        <w:br/>
+      </w:r>
+      <w:r>
+        <w:rPr>
+          <w:rStyle w:val="NormalTok"/>
+        </w:rPr>
+        <w:t xml:space="preserve">})</w:t>
+      </w:r>
+      <w:r>
+        <w:rPr>
+          <w:rStyle w:val="OperatorTok"/>
+        </w:rPr>
+        <w:t xml:space="preserve">.</w:t>
+      </w:r>
+      <w:r>
+        <w:rPr>
+          <w:rStyle w:val="FunctionTok"/>
+        </w:rPr>
+        <w:t xml:space="preserve">then</w:t>
+      </w:r>
+      <w:r>
+        <w:rPr>
+          <w:rStyle w:val="NormalTok"/>
+        </w:rPr>
+        <w:t xml:space="preserve">(r </w:t>
+      </w:r>
+      <w:r>
+        <w:rPr>
+          <w:rStyle w:val="KeywordTok"/>
+        </w:rPr>
+        <w:t xml:space="preserve">=&gt;</w:t>
+      </w:r>
+      <w:r>
+        <w:rPr>
+          <w:rStyle w:val="NormalTok"/>
+        </w:rPr>
+        <w:t xml:space="preserve"> r</w:t>
+      </w:r>
+      <w:r>
+        <w:rPr>
+          <w:rStyle w:val="OperatorTok"/>
+        </w:rPr>
+        <w:t xml:space="preserve">.</w:t>
+      </w:r>
+      <w:r>
+        <w:rPr>
+          <w:rStyle w:val="FunctionTok"/>
+        </w:rPr>
+        <w:t xml:space="preserve">json</w:t>
+      </w:r>
+      <w:r>
+        <w:rPr>
+          <w:rStyle w:val="NormalTok"/>
+        </w:rPr>
+        <w:t xml:space="preserve">())</w:t>
+      </w:r>
+      <w:r>
+        <w:rPr>
+          <w:rStyle w:val="OperatorTok"/>
+        </w:rPr>
+        <w:t xml:space="preserve">.</w:t>
+      </w:r>
+      <w:r>
+        <w:rPr>
+          <w:rStyle w:val="FunctionTok"/>
+        </w:rPr>
+        <w:t xml:space="preserve">then</w:t>
+      </w:r>
+      <w:r>
+        <w:rPr>
+          <w:rStyle w:val="NormalTok"/>
+        </w:rPr>
+        <w:t xml:space="preserve">(t </w:t>
+      </w:r>
+      <w:r>
+        <w:rPr>
+          <w:rStyle w:val="KeywordTok"/>
+        </w:rPr>
+        <w:t xml:space="preserve">=&gt;</w:t>
+      </w:r>
+      <w:r>
+        <w:rPr>
+          <w:rStyle w:val="NormalTok"/>
+        </w:rPr>
+        <w:t xml:space="preserve"> {</w:t>
+      </w:r>
+      <w:r>
+        <w:br/>
+      </w:r>
+      <w:r>
+        <w:rPr>
+          <w:rStyle w:val="NormalTok"/>
+        </w:rPr>
+        <w:t xml:space="preserve">  </w:t>
+      </w:r>
+      <w:r>
+        <w:rPr>
+          <w:rStyle w:val="BuiltInTok"/>
+        </w:rPr>
+        <w:t xml:space="preserve">console</w:t>
+      </w:r>
+      <w:r>
+        <w:rPr>
+          <w:rStyle w:val="OperatorTok"/>
+        </w:rPr>
+        <w:t xml:space="preserve">.</w:t>
+      </w:r>
+      <w:r>
+        <w:rPr>
+          <w:rStyle w:val="FunctionTok"/>
+        </w:rPr>
+        <w:t xml:space="preserve">log</w:t>
+      </w:r>
+      <w:r>
+        <w:rPr>
+          <w:rStyle w:val="NormalTok"/>
+        </w:rPr>
+        <w:t xml:space="preserve">(</w:t>
+      </w:r>
+      <w:r>
+        <w:rPr>
+          <w:rStyle w:val="StringTok"/>
+        </w:rPr>
+        <w:t xml:space="preserve">"Webhook URL:"</w:t>
+      </w:r>
+      <w:r>
+        <w:rPr>
+          <w:rStyle w:val="OperatorTok"/>
+        </w:rPr>
+        <w:t xml:space="preserve">,</w:t>
+      </w:r>
+      <w:r>
+        <w:rPr>
+          <w:rStyle w:val="NormalTok"/>
+        </w:rPr>
+        <w:t xml:space="preserve"> </w:t>
+      </w:r>
+      <w:r>
+        <w:rPr>
+          <w:rStyle w:val="VerbatimStringTok"/>
+        </w:rPr>
+        <w:t xml:space="preserve">`/api/routine-triggers/public/</w:t>
+      </w:r>
+      <w:r>
+        <w:rPr>
+          <w:rStyle w:val="SpecialCharTok"/>
+        </w:rPr>
+        <w:t xml:space="preserve">${</w:t>
+      </w:r>
+      <w:r>
+        <w:rPr>
+          <w:rStyle w:val="NormalTok"/>
+        </w:rPr>
+        <w:t xml:space="preserve">t</w:t>
+      </w:r>
+      <w:r>
+        <w:rPr>
+          <w:rStyle w:val="OperatorTok"/>
+        </w:rPr>
+        <w:t xml:space="preserve">.</w:t>
+      </w:r>
+      <w:r>
+        <w:rPr>
+          <w:rStyle w:val="AttributeTok"/>
+        </w:rPr>
+        <w:t xml:space="preserve">publicId</w:t>
+      </w:r>
+      <w:r>
+        <w:rPr>
+          <w:rStyle w:val="SpecialCharTok"/>
+        </w:rPr>
+        <w:t xml:space="preserve">}</w:t>
+      </w:r>
+      <w:r>
+        <w:rPr>
+          <w:rStyle w:val="VerbatimStringTok"/>
+        </w:rPr>
+        <w:t xml:space="preserve">/fire`</w:t>
+      </w:r>
+      <w:r>
+        <w:rPr>
+          <w:rStyle w:val="NormalTok"/>
+        </w:rPr>
+        <w:t xml:space="preserve">)</w:t>
+      </w:r>
+      <w:r>
+        <w:rPr>
+          <w:rStyle w:val="OperatorTok"/>
+        </w:rPr>
+        <w:t xml:space="preserve">;</w:t>
+      </w:r>
+      <w:r>
+        <w:br/>
+      </w:r>
+      <w:r>
+        <w:rPr>
+          <w:rStyle w:val="NormalTok"/>
+        </w:rPr>
+        <w:t xml:space="preserve">})</w:t>
+      </w:r>
+      <w:r>
+        <w:rPr>
+          <w:rStyle w:val="OperatorTok"/>
+        </w:rPr>
+        <w:t xml:space="preserve">;</w:t>
+      </w:r>
+    </w:p>
+    <w:p>
+      <w:pPr>
+        <w:pStyle w:val="FirstParagraph"/>
+      </w:pPr>
+      <w:r>
+        <w:rPr>
+          <w:b/>
+          <w:bCs/>
+        </w:rPr>
+        <w:t xml:space="preserve">Use cases</w:t>
+      </w:r>
+      <w:r>
+        <w:t xml:space="preserve">:</w:t>
+      </w:r>
+      <w:r>
+        <w:t xml:space="preserve"> </w:t>
+      </w:r>
+      <w:r>
+        <w:t xml:space="preserve">-</w:t>
+      </w:r>
+      <w:r>
+        <w:t xml:space="preserve"> </w:t>
+      </w:r>
+      <w:r>
+        <w:rPr>
+          <w:b/>
+          <w:bCs/>
+        </w:rPr>
+        <w:t xml:space="preserve">GitHub push → agent reviews the PR</w:t>
+      </w:r>
+      <w:r>
+        <w:t xml:space="preserve"> </w:t>
+      </w:r>
+      <w:r>
+        <w:t xml:space="preserve">(GitHub webhook fires the routine)</w:t>
+      </w:r>
+      <w:r>
+        <w:t xml:space="preserve"> </w:t>
+      </w:r>
+      <w:r>
+        <w:t xml:space="preserve">-</w:t>
+      </w:r>
+      <w:r>
+        <w:t xml:space="preserve"> </w:t>
+      </w:r>
+      <w:r>
+        <w:rPr>
+          <w:b/>
+          <w:bCs/>
+        </w:rPr>
+        <w:t xml:space="preserve">Stripe payment → agent sends a thank-you</w:t>
+      </w:r>
+      <w:r>
+        <w:t xml:space="preserve"> </w:t>
+      </w:r>
+      <w:r>
+        <w:t xml:space="preserve">(Stripe webhook)</w:t>
+      </w:r>
+      <w:r>
+        <w:t xml:space="preserve"> </w:t>
+      </w:r>
+      <w:r>
+        <w:t xml:space="preserve">-</w:t>
+      </w:r>
+      <w:r>
+        <w:t xml:space="preserve"> </w:t>
+      </w:r>
+      <w:r>
+        <w:rPr>
+          <w:b/>
+          <w:bCs/>
+        </w:rPr>
+        <w:t xml:space="preserve">CRM lead created → agent researches the company</w:t>
+      </w:r>
+      <w:r>
+        <w:t xml:space="preserve"> </w:t>
+      </w:r>
+      <w:r>
+        <w:t xml:space="preserve">(HubSpot/Salesforce webhook)</w:t>
+      </w:r>
+      <w:r>
+        <w:t xml:space="preserve"> </w:t>
+      </w:r>
+      <w:r>
+        <w:t xml:space="preserve">-</w:t>
+      </w:r>
+      <w:r>
+        <w:t xml:space="preserve"> </w:t>
+      </w:r>
+      <w:r>
+        <w:rPr>
+          <w:b/>
+          <w:bCs/>
+        </w:rPr>
+        <w:t xml:space="preserve">Monitoring alert → agent investigates</w:t>
+      </w:r>
+      <w:r>
+        <w:t xml:space="preserve"> </w:t>
+      </w:r>
+      <w:r>
+        <w:t xml:space="preserve">(PagerDuty/Datadog webhook)</w:t>
+      </w:r>
+    </w:p>
+    <w:p>
+      <w:pPr>
+        <w:pStyle w:val="BodyText"/>
+      </w:pPr>
+      <w:r>
+        <w:t xml:space="preserve">The webhook creates an issue with the payload data → the assigned agent wakes and handles it.</w:t>
+      </w:r>
+    </w:p>
+    <w:bookmarkEnd w:id="50"/>
+    <w:bookmarkStart w:id="51" w:name="building-custom-paperclip-skills"/>
+    <w:p>
+      <w:pPr>
+        <w:pStyle w:val="Heading2"/>
+      </w:pPr>
+      <w:r>
+        <w:t xml:space="preserve">Building custom Paperclip skills</w:t>
+      </w:r>
+    </w:p>
+    <w:p>
+      <w:pPr>
+        <w:pStyle w:val="FirstParagraph"/>
+      </w:pPr>
+      <w:r>
+        <w:t xml:space="preserve">Skills are reusable capabilities you can install on agents. Paperclip has a skill authoring system:</w:t>
+      </w:r>
+    </w:p>
+    <w:p>
+      <w:pPr>
+        <w:pStyle w:val="SourceCode"/>
+      </w:pPr>
+      <w:r>
+        <w:rPr>
+          <w:rStyle w:val="VerbatimChar"/>
+        </w:rPr>
+        <w:t xml:space="preserve">skills/</w:t>
+      </w:r>
+      <w:r>
+        <w:br/>
+      </w:r>
+      <w:r>
+        <w:rPr>
+          <w:rStyle w:val="VerbatimChar"/>
+        </w:rPr>
+        <w:t xml:space="preserve">  my-skill/</w:t>
+      </w:r>
+      <w:r>
+        <w:br/>
+      </w:r>
+      <w:r>
+        <w:rPr>
+          <w:rStyle w:val="VerbatimChar"/>
+        </w:rPr>
+        <w:t xml:space="preserve">    SKILL.md          # Skill definition (markdown with instructions)</w:t>
+      </w:r>
+      <w:r>
+        <w:br/>
+      </w:r>
+      <w:r>
+        <w:rPr>
+          <w:rStyle w:val="VerbatimChar"/>
+        </w:rPr>
+        <w:t xml:space="preserve">    references/       # Supporting docs the skill can reference</w:t>
+      </w:r>
+      <w:r>
+        <w:br/>
+      </w:r>
+      <w:r>
+        <w:rPr>
+          <w:rStyle w:val="VerbatimChar"/>
+        </w:rPr>
+        <w:t xml:space="preserve">    evals/            # Test cases for the skill</w:t>
+      </w:r>
+    </w:p>
+    <w:p>
+      <w:pPr>
+        <w:pStyle w:val="FirstParagraph"/>
+      </w:pPr>
+      <w:r>
+        <w:t xml:space="preserve">You can create company-specific skills (e.g.,</w:t>
+      </w:r>
+      <w:r>
+        <w:t xml:space="preserve"> </w:t>
+      </w:r>
+      <w:r>
+        <w:t xml:space="preserve">“post-to-linkedin”</w:t>
+      </w:r>
+      <w:r>
+        <w:t xml:space="preserve">,</w:t>
+      </w:r>
+      <w:r>
+        <w:t xml:space="preserve"> </w:t>
+      </w:r>
+      <w:r>
+        <w:t xml:space="preserve">“render-remotion-video”</w:t>
+      </w:r>
+      <w:r>
+        <w:t xml:space="preserve">,</w:t>
+      </w:r>
+      <w:r>
+        <w:t xml:space="preserve"> </w:t>
+      </w:r>
+      <w:r>
+        <w:t xml:space="preserve">“analyze-wallstreetstats-data”</w:t>
+      </w:r>
+      <w:r>
+        <w:t xml:space="preserve">) and install them on agents via:</w:t>
+      </w:r>
+    </w:p>
+    <w:p>
+      <w:pPr>
+        <w:pStyle w:val="SourceCode"/>
+      </w:pPr>
+      <w:r>
+        <w:rPr>
+          <w:rStyle w:val="VerbatimChar"/>
+        </w:rPr>
+        <w:t xml:space="preserve">POST /api/agents/{agentId}/skills/sync</w:t>
+      </w:r>
+      <w:r>
+        <w:br/>
+      </w:r>
+      <w:r>
+        <w:rPr>
+          <w:rStyle w:val="VerbatimChar"/>
+        </w:rPr>
+        <w:t xml:space="preserve">{ "desiredSkills": ["post-to-linkedin", "render-remotion-video"] }</w:t>
+      </w:r>
+    </w:p>
+    <w:p>
+      <w:pPr>
+        <w:pStyle w:val="FirstParagraph"/>
+      </w:pPr>
+      <w:r>
+        <w:t xml:space="preserve">This is the most powerful extensibility pattern — it lets you package repeatable workflows as skills that any agent can use, rather than embedding everything in the agent’s AGENTS.md instructions.</w:t>
+      </w:r>
+    </w:p>
+    <w:bookmarkEnd w:id="51"/>
+    <w:bookmarkEnd w:id="52"/>
+    <w:bookmarkStart w:id="65" w:name="X1d1b3f2618ef7e25b3a7ae000d069e0fcbd7dc6"/>
+    <w:p>
+      <w:pPr>
+        <w:pStyle w:val="Heading1"/>
+      </w:pPr>
+      <w:r>
+        <w:t xml:space="preserve">Part 5: Installing Skills for LinkedIn, X, and Remotion</w:t>
+      </w:r>
+    </w:p>
+    <w:p>
+      <w:pPr>
+        <w:pStyle w:val="FirstParagraph"/>
+      </w:pPr>
+      <w:r>
+        <w:t xml:space="preserve">Skills are reusable packages of instructions + reference docs that teach agents specific capabilities. Instead of writing long AGENTS.md instructions for each integration, create a skill once and install it on any agent that needs it.</w:t>
+      </w:r>
+    </w:p>
+    <w:bookmarkStart w:id="53" w:name="skill-file-structure"/>
+    <w:p>
+      <w:pPr>
+        <w:pStyle w:val="Heading2"/>
+      </w:pPr>
+      <w:r>
+        <w:t xml:space="preserve">Skill file structure</w:t>
+      </w:r>
+    </w:p>
+    <w:p>
+      <w:pPr>
+        <w:pStyle w:val="SourceCode"/>
+      </w:pPr>
+      <w:r>
+        <w:rPr>
+          <w:rStyle w:val="VerbatimChar"/>
+        </w:rPr>
+        <w:t xml:space="preserve">skills/</w:t>
+      </w:r>
+      <w:r>
+        <w:br/>
+      </w:r>
+      <w:r>
+        <w:rPr>
+          <w:rStyle w:val="VerbatimChar"/>
+        </w:rPr>
+        <w:t xml:space="preserve">  post-to-linkedin/</w:t>
+      </w:r>
+      <w:r>
+        <w:br/>
+      </w:r>
+      <w:r>
+        <w:rPr>
+          <w:rStyle w:val="VerbatimChar"/>
+        </w:rPr>
+        <w:t xml:space="preserve">    SKILL.md                    # Main skill instructions</w:t>
+      </w:r>
+      <w:r>
+        <w:br/>
+      </w:r>
+      <w:r>
+        <w:rPr>
+          <w:rStyle w:val="VerbatimChar"/>
+        </w:rPr>
+        <w:t xml:space="preserve">    references/</w:t>
+      </w:r>
+      <w:r>
+        <w:br/>
+      </w:r>
+      <w:r>
+        <w:rPr>
+          <w:rStyle w:val="VerbatimChar"/>
+        </w:rPr>
+        <w:t xml:space="preserve">      linkedin-api-reference.md # API docs the agent can read</w:t>
+      </w:r>
+      <w:r>
+        <w:br/>
+      </w:r>
+      <w:r>
+        <w:rPr>
+          <w:rStyle w:val="VerbatimChar"/>
+        </w:rPr>
+        <w:t xml:space="preserve">      post-formats.md           # Template gallery</w:t>
+      </w:r>
+      <w:r>
+        <w:br/>
+      </w:r>
+      <w:r>
+        <w:br/>
+      </w:r>
+      <w:r>
+        <w:rPr>
+          <w:rStyle w:val="VerbatimChar"/>
+        </w:rPr>
+        <w:t xml:space="preserve">  post-to-x/</w:t>
+      </w:r>
+      <w:r>
+        <w:br/>
+      </w:r>
+      <w:r>
+        <w:rPr>
+          <w:rStyle w:val="VerbatimChar"/>
+        </w:rPr>
+        <w:t xml:space="preserve">    SKILL.md</w:t>
+      </w:r>
+      <w:r>
+        <w:br/>
+      </w:r>
+      <w:r>
+        <w:rPr>
+          <w:rStyle w:val="VerbatimChar"/>
+        </w:rPr>
+        <w:t xml:space="preserve">    references/</w:t>
+      </w:r>
+      <w:r>
+        <w:br/>
+      </w:r>
+      <w:r>
+        <w:rPr>
+          <w:rStyle w:val="VerbatimChar"/>
+        </w:rPr>
+        <w:t xml:space="preserve">      x-api-reference.md</w:t>
+      </w:r>
+      <w:r>
+        <w:br/>
+      </w:r>
+      <w:r>
+        <w:rPr>
+          <w:rStyle w:val="VerbatimChar"/>
+        </w:rPr>
+        <w:t xml:space="preserve">      thread-formats.md</w:t>
+      </w:r>
+      <w:r>
+        <w:br/>
+      </w:r>
+      <w:r>
+        <w:br/>
+      </w:r>
+      <w:r>
+        <w:rPr>
+          <w:rStyle w:val="VerbatimChar"/>
+        </w:rPr>
+        <w:t xml:space="preserve">  render-remotion-video/</w:t>
+      </w:r>
+      <w:r>
+        <w:br/>
+      </w:r>
+      <w:r>
+        <w:rPr>
+          <w:rStyle w:val="VerbatimChar"/>
+        </w:rPr>
+        <w:t xml:space="preserve">    SKILL.md</w:t>
+      </w:r>
+      <w:r>
+        <w:br/>
+      </w:r>
+      <w:r>
+        <w:rPr>
+          <w:rStyle w:val="VerbatimChar"/>
+        </w:rPr>
+        <w:t xml:space="preserve">    references/</w:t>
+      </w:r>
+      <w:r>
+        <w:br/>
+      </w:r>
+      <w:r>
+        <w:rPr>
+          <w:rStyle w:val="VerbatimChar"/>
+        </w:rPr>
+        <w:t xml:space="preserve">      remotion-lambda-api.md</w:t>
+      </w:r>
+      <w:r>
+        <w:br/>
+      </w:r>
+      <w:r>
+        <w:rPr>
+          <w:rStyle w:val="VerbatimChar"/>
+        </w:rPr>
+        <w:t xml:space="preserve">      composition-templates.md</w:t>
+      </w:r>
+    </w:p>
+    <w:bookmarkEnd w:id="53"/>
+    <w:bookmarkStart w:id="55" w:name="linkedin-posting-skill"/>
+    <w:p>
+      <w:pPr>
+        <w:pStyle w:val="Heading2"/>
+      </w:pPr>
+      <w:r>
+        <w:t xml:space="preserve">LinkedIn posting skill</w:t>
+      </w:r>
+    </w:p>
+    <w:p>
+      <w:pPr>
+        <w:pStyle w:val="FirstParagraph"/>
+      </w:pPr>
+      <w:r>
+        <w:t xml:space="preserve">Create this in your repo or the agent’s workspace:</w:t>
+      </w:r>
+    </w:p>
+    <w:bookmarkStart w:id="54" w:name="skillspost-to-linkedinskill.md"/>
+    <w:p>
+      <w:pPr>
+        <w:pStyle w:val="Heading3"/>
+      </w:pPr>
+      <w:r>
+        <w:rPr>
+          <w:rStyle w:val="VerbatimChar"/>
+        </w:rPr>
+        <w:t xml:space="preserve">skills/post-to-linkedin/SKILL.md</w:t>
+      </w:r>
+    </w:p>
+    <w:p>
+      <w:pPr>
+        <w:pStyle w:val="SourceCode"/>
+      </w:pPr>
+      <w:r>
+        <w:rPr>
+          <w:rStyle w:val="FunctionTok"/>
+        </w:rPr>
+        <w:t xml:space="preserve"># Post to LinkedIn Skill</w:t>
+      </w:r>
+      <w:r>
+        <w:br/>
+      </w:r>
+      <w:r>
+        <w:br/>
+      </w:r>
+      <w:r>
+        <w:rPr>
+          <w:rStyle w:val="NormalTok"/>
+        </w:rPr>
+        <w:t xml:space="preserve">Post content to a LinkedIn organization page via the LinkedIn API.</w:t>
+      </w:r>
+      <w:r>
+        <w:br/>
+      </w:r>
+      <w:r>
+        <w:br/>
+      </w:r>
+      <w:r>
+        <w:rPr>
+          <w:rStyle w:val="FunctionTok"/>
+        </w:rPr>
+        <w:t xml:space="preserve">## Prerequisites</w:t>
+      </w:r>
+      <w:r>
+        <w:br/>
+      </w:r>
+      <w:r>
+        <w:br/>
+      </w:r>
+      <w:r>
+        <w:rPr>
+          <w:rStyle w:val="SpecialStringTok"/>
+        </w:rPr>
+        <w:t xml:space="preserve">- </w:t>
+      </w:r>
+      <w:r>
+        <w:rPr>
+          <w:rStyle w:val="NormalTok"/>
+        </w:rPr>
+        <w:t xml:space="preserve">Company secret </w:t>
+      </w:r>
+      <w:r>
+        <w:rPr>
+          <w:rStyle w:val="InformationTok"/>
+        </w:rPr>
+        <w:t xml:space="preserve">`linkedin-access-token`</w:t>
+      </w:r>
+      <w:r>
+        <w:rPr>
+          <w:rStyle w:val="NormalTok"/>
+        </w:rPr>
+        <w:t xml:space="preserve"> must exist (OAuth 2.0 token)</w:t>
+      </w:r>
+      <w:r>
+        <w:br/>
+      </w:r>
+      <w:r>
+        <w:rPr>
+          <w:rStyle w:val="SpecialStringTok"/>
+        </w:rPr>
+        <w:t xml:space="preserve">- </w:t>
+      </w:r>
+      <w:r>
+        <w:rPr>
+          <w:rStyle w:val="NormalTok"/>
+        </w:rPr>
+        <w:t xml:space="preserve">Company secret </w:t>
+      </w:r>
+      <w:r>
+        <w:rPr>
+          <w:rStyle w:val="InformationTok"/>
+        </w:rPr>
+        <w:t xml:space="preserve">`linkedin-org-urn`</w:t>
+      </w:r>
+      <w:r>
+        <w:rPr>
+          <w:rStyle w:val="NormalTok"/>
+        </w:rPr>
+        <w:t xml:space="preserve"> must exist (e.g., </w:t>
+      </w:r>
+      <w:r>
+        <w:rPr>
+          <w:rStyle w:val="InformationTok"/>
+        </w:rPr>
+        <w:t xml:space="preserve">`urn:li:organization:12345`</w:t>
+      </w:r>
+      <w:r>
+        <w:rPr>
+          <w:rStyle w:val="NormalTok"/>
+        </w:rPr>
+        <w:t xml:space="preserve">)</w:t>
+      </w:r>
+      <w:r>
+        <w:br/>
+      </w:r>
+      <w:r>
+        <w:br/>
+      </w:r>
+      <w:r>
+        <w:rPr>
+          <w:rStyle w:val="FunctionTok"/>
+        </w:rPr>
+        <w:t xml:space="preserve">## How to post</w:t>
+      </w:r>
+      <w:r>
+        <w:br/>
+      </w:r>
+      <w:r>
+        <w:br/>
+      </w:r>
+      <w:r>
+        <w:rPr>
+          <w:rStyle w:val="NormalTok"/>
+        </w:rPr>
+        <w:t xml:space="preserve">Read the access token and org URN from environment (injected via secret_ref):</w:t>
+      </w:r>
+      <w:r>
+        <w:br/>
+      </w:r>
+      <w:r>
+        <w:br/>
+      </w:r>
+      <w:r>
+        <w:rPr>
+          <w:rStyle w:val="InformationTok"/>
+        </w:rPr>
+        <w:t xml:space="preserve">    curl -X POST "https://api.linkedin.com/v2/ugcPosts" \</w:t>
+      </w:r>
+      <w:r>
+        <w:br/>
+      </w:r>
+      <w:r>
+        <w:rPr>
+          <w:rStyle w:val="InformationTok"/>
+        </w:rPr>
+        <w:t xml:space="preserve">      -H "Authorization: Bearer $LINKEDIN_ACCESS_TOKEN" \</w:t>
+      </w:r>
+      <w:r>
+        <w:br/>
+      </w:r>
+      <w:r>
+        <w:rPr>
+          <w:rStyle w:val="InformationTok"/>
+        </w:rPr>
+        <w:t xml:space="preserve">      -H "Content-Type: application/json" \</w:t>
+      </w:r>
+      <w:r>
+        <w:br/>
+      </w:r>
+      <w:r>
+        <w:rPr>
+          <w:rStyle w:val="InformationTok"/>
+        </w:rPr>
+        <w:t xml:space="preserve">      -d '{</w:t>
+      </w:r>
+      <w:r>
+        <w:br/>
+      </w:r>
+      <w:r>
+        <w:rPr>
+          <w:rStyle w:val="InformationTok"/>
+        </w:rPr>
+        <w:t xml:space="preserve">        "author": "'"$LINKEDIN_ORG_URN"'",</w:t>
+      </w:r>
+      <w:r>
+        <w:br/>
+      </w:r>
+      <w:r>
+        <w:rPr>
+          <w:rStyle w:val="InformationTok"/>
+        </w:rPr>
+        <w:t xml:space="preserve">        "lifecycleState": "PUBLISHED",</w:t>
+      </w:r>
+      <w:r>
+        <w:br/>
+      </w:r>
+      <w:r>
+        <w:rPr>
+          <w:rStyle w:val="InformationTok"/>
+        </w:rPr>
+        <w:t xml:space="preserve">        "specificContent": {</w:t>
+      </w:r>
+      <w:r>
+        <w:br/>
+      </w:r>
+      <w:r>
+        <w:rPr>
+          <w:rStyle w:val="InformationTok"/>
+        </w:rPr>
+        <w:t xml:space="preserve">          "com.linkedin.ugc.ShareContent": {</w:t>
+      </w:r>
+      <w:r>
+        <w:br/>
+      </w:r>
+      <w:r>
+        <w:rPr>
+          <w:rStyle w:val="InformationTok"/>
+        </w:rPr>
+        <w:t xml:space="preserve">            "shareCommentary": { "text": "YOUR POST TEXT" },</w:t>
+      </w:r>
+      <w:r>
+        <w:br/>
+      </w:r>
+      <w:r>
+        <w:rPr>
+          <w:rStyle w:val="InformationTok"/>
+        </w:rPr>
+        <w:t xml:space="preserve">            "shareMediaCategory": "NONE"</w:t>
+      </w:r>
+      <w:r>
+        <w:br/>
+      </w:r>
+      <w:r>
+        <w:rPr>
+          <w:rStyle w:val="InformationTok"/>
+        </w:rPr>
+        <w:t xml:space="preserve">          }</w:t>
+      </w:r>
+      <w:r>
+        <w:br/>
+      </w:r>
+      <w:r>
+        <w:rPr>
+          <w:rStyle w:val="InformationTok"/>
+        </w:rPr>
+        <w:t xml:space="preserve">        },</w:t>
+      </w:r>
+      <w:r>
+        <w:br/>
+      </w:r>
+      <w:r>
+        <w:rPr>
+          <w:rStyle w:val="InformationTok"/>
+        </w:rPr>
+        <w:t xml:space="preserve">        "visibility": {</w:t>
+      </w:r>
+      <w:r>
+        <w:br/>
+      </w:r>
+      <w:r>
+        <w:rPr>
+          <w:rStyle w:val="InformationTok"/>
+        </w:rPr>
+        <w:t xml:space="preserve">          "com.linkedin.ugc.MemberNetworkVisibility": "PUBLIC"</w:t>
+      </w:r>
+      <w:r>
+        <w:br/>
+      </w:r>
+      <w:r>
+        <w:rPr>
+          <w:rStyle w:val="InformationTok"/>
+        </w:rPr>
+        <w:t xml:space="preserve">        }</w:t>
+      </w:r>
+      <w:r>
+        <w:br/>
+      </w:r>
+      <w:r>
+        <w:rPr>
+          <w:rStyle w:val="InformationTok"/>
+        </w:rPr>
+        <w:t xml:space="preserve">      }'</w:t>
+      </w:r>
+      <w:r>
+        <w:br/>
+      </w:r>
+      <w:r>
+        <w:br/>
+      </w:r>
+      <w:r>
+        <w:rPr>
+          <w:rStyle w:val="FunctionTok"/>
+        </w:rPr>
+        <w:t xml:space="preserve">## With an image or video</w:t>
+      </w:r>
+      <w:r>
+        <w:br/>
+      </w:r>
+      <w:r>
+        <w:br/>
+      </w:r>
+      <w:r>
+        <w:rPr>
+          <w:rStyle w:val="NormalTok"/>
+        </w:rPr>
+        <w:t xml:space="preserve">Upload media first, then reference it:</w:t>
+      </w:r>
+      <w:r>
+        <w:br/>
+      </w:r>
+      <w:r>
+        <w:br/>
+      </w:r>
+      <w:r>
+        <w:rPr>
+          <w:rStyle w:val="InformationTok"/>
+        </w:rPr>
+        <w:t xml:space="preserve">    # 1. Register upload</w:t>
+      </w:r>
+      <w:r>
+        <w:br/>
+      </w:r>
+      <w:r>
+        <w:rPr>
+          <w:rStyle w:val="InformationTok"/>
+        </w:rPr>
+        <w:t xml:space="preserve">    curl -X POST "https://api.linkedin.com/v2/assets?action=registerUpload" \</w:t>
+      </w:r>
+      <w:r>
+        <w:br/>
+      </w:r>
+      <w:r>
+        <w:rPr>
+          <w:rStyle w:val="InformationTok"/>
+        </w:rPr>
+        <w:t xml:space="preserve">      -H "Authorization: Bearer $LINKEDIN_ACCESS_TOKEN" \</w:t>
+      </w:r>
+      <w:r>
+        <w:br/>
+      </w:r>
+      <w:r>
+        <w:rPr>
+          <w:rStyle w:val="InformationTok"/>
+        </w:rPr>
+        <w:t xml:space="preserve">      -H "Content-Type: application/json" \</w:t>
+      </w:r>
+      <w:r>
+        <w:br/>
+      </w:r>
+      <w:r>
+        <w:rPr>
+          <w:rStyle w:val="InformationTok"/>
+        </w:rPr>
+        <w:t xml:space="preserve">      -d '{</w:t>
+      </w:r>
+      <w:r>
+        <w:br/>
+      </w:r>
+      <w:r>
+        <w:rPr>
+          <w:rStyle w:val="InformationTok"/>
+        </w:rPr>
+        <w:t xml:space="preserve">        "registerUploadRequest": {</w:t>
+      </w:r>
+      <w:r>
+        <w:br/>
+      </w:r>
+      <w:r>
+        <w:rPr>
+          <w:rStyle w:val="InformationTok"/>
+        </w:rPr>
+        <w:t xml:space="preserve">          "owner": "'"$LINKEDIN_ORG_URN"'",</w:t>
+      </w:r>
+      <w:r>
+        <w:br/>
+      </w:r>
+      <w:r>
+        <w:rPr>
+          <w:rStyle w:val="InformationTok"/>
+        </w:rPr>
+        <w:t xml:space="preserve">          "recipes": ["urn:li:digitalmediaRecipe:feedshare-video"],</w:t>
+      </w:r>
+      <w:r>
+        <w:br/>
+      </w:r>
+      <w:r>
+        <w:rPr>
+          <w:rStyle w:val="InformationTok"/>
+        </w:rPr>
+        <w:t xml:space="preserve">          "serviceRelationships": [{</w:t>
+      </w:r>
+      <w:r>
+        <w:br/>
+      </w:r>
+      <w:r>
+        <w:rPr>
+          <w:rStyle w:val="InformationTok"/>
+        </w:rPr>
+        <w:t xml:space="preserve">            "identifier": "urn:li:userGeneratedContent",</w:t>
+      </w:r>
+      <w:r>
+        <w:br/>
+      </w:r>
+      <w:r>
+        <w:rPr>
+          <w:rStyle w:val="InformationTok"/>
+        </w:rPr>
+        <w:t xml:space="preserve">            "relationshipType": "OWNER"</w:t>
+      </w:r>
+      <w:r>
+        <w:br/>
+      </w:r>
+      <w:r>
+        <w:rPr>
+          <w:rStyle w:val="InformationTok"/>
+        </w:rPr>
+        <w:t xml:space="preserve">          }]</w:t>
+      </w:r>
+      <w:r>
+        <w:br/>
+      </w:r>
+      <w:r>
+        <w:rPr>
+          <w:rStyle w:val="InformationTok"/>
+        </w:rPr>
+        <w:t xml:space="preserve">        }</w:t>
+      </w:r>
+      <w:r>
+        <w:br/>
+      </w:r>
+      <w:r>
+        <w:rPr>
+          <w:rStyle w:val="InformationTok"/>
+        </w:rPr>
+        <w:t xml:space="preserve">      }'</w:t>
+      </w:r>
+      <w:r>
+        <w:br/>
+      </w:r>
+      <w:r>
+        <w:br/>
+      </w:r>
+      <w:r>
+        <w:rPr>
+          <w:rStyle w:val="InformationTok"/>
+        </w:rPr>
+        <w:t xml:space="preserve">    # 2. Upload the file to the URL returned in step 1</w:t>
+      </w:r>
+      <w:r>
+        <w:br/>
+      </w:r>
+      <w:r>
+        <w:rPr>
+          <w:rStyle w:val="InformationTok"/>
+        </w:rPr>
+        <w:t xml:space="preserve">    # 3. Create the post with shareMediaCategory: "VIDEO" and the asset URN</w:t>
+      </w:r>
+      <w:r>
+        <w:br/>
+      </w:r>
+      <w:r>
+        <w:br/>
+      </w:r>
+      <w:r>
+        <w:rPr>
+          <w:rStyle w:val="NormalTok"/>
+        </w:rPr>
+        <w:t xml:space="preserve">For complete API reference, read: </w:t>
+      </w:r>
+      <w:r>
+        <w:rPr>
+          <w:rStyle w:val="InformationTok"/>
+        </w:rPr>
+        <w:t xml:space="preserve">`references/linkedin-api-reference.md`</w:t>
+      </w:r>
+      <w:r>
+        <w:br/>
+      </w:r>
+      <w:r>
+        <w:br/>
+      </w:r>
+      <w:r>
+        <w:rPr>
+          <w:rStyle w:val="FunctionTok"/>
+        </w:rPr>
+        <w:t xml:space="preserve">## Rules</w:t>
+      </w:r>
+      <w:r>
+        <w:br/>
+      </w:r>
+      <w:r>
+        <w:br/>
+      </w:r>
+      <w:r>
+        <w:rPr>
+          <w:rStyle w:val="SpecialStringTok"/>
+        </w:rPr>
+        <w:t xml:space="preserve">- </w:t>
+      </w:r>
+      <w:r>
+        <w:rPr>
+          <w:rStyle w:val="NormalTok"/>
+        </w:rPr>
+        <w:t xml:space="preserve">Never post more than 2x per day on LinkedIn (platform best practice)</w:t>
+      </w:r>
+      <w:r>
+        <w:br/>
+      </w:r>
+      <w:r>
+        <w:rPr>
+          <w:rStyle w:val="SpecialStringTok"/>
+        </w:rPr>
+        <w:t xml:space="preserve">- </w:t>
+      </w:r>
+      <w:r>
+        <w:rPr>
+          <w:rStyle w:val="NormalTok"/>
+        </w:rPr>
+        <w:t xml:space="preserve">Always check if the token is valid before posting (GET /v2/me)</w:t>
+      </w:r>
+      <w:r>
+        <w:br/>
+      </w:r>
+      <w:r>
+        <w:rPr>
+          <w:rStyle w:val="SpecialStringTok"/>
+        </w:rPr>
+        <w:t xml:space="preserve">- </w:t>
+      </w:r>
+      <w:r>
+        <w:rPr>
+          <w:rStyle w:val="NormalTok"/>
+        </w:rPr>
+        <w:t xml:space="preserve">If you get 401, mark the issue as blocked and tag the board to refresh the token</w:t>
+      </w:r>
+      <w:r>
+        <w:br/>
+      </w:r>
+      <w:r>
+        <w:rPr>
+          <w:rStyle w:val="SpecialStringTok"/>
+        </w:rPr>
+        <w:t xml:space="preserve">- </w:t>
+      </w:r>
+      <w:r>
+        <w:rPr>
+          <w:rStyle w:val="NormalTok"/>
+        </w:rPr>
+        <w:t xml:space="preserve">All OTC/GEAT-related posts must be factual — no forward-looking statements</w:t>
+      </w:r>
+    </w:p>
+    <w:bookmarkEnd w:id="54"/>
+    <w:bookmarkEnd w:id="55"/>
+    <w:bookmarkStart w:id="57" w:name="x-twitter-posting-skill"/>
+    <w:p>
+      <w:pPr>
+        <w:pStyle w:val="Heading2"/>
+      </w:pPr>
+      <w:r>
+        <w:t xml:space="preserve">X (Twitter) posting skill</w:t>
+      </w:r>
+    </w:p>
+    <w:bookmarkStart w:id="56" w:name="skillspost-to-xskill.md"/>
+    <w:p>
+      <w:pPr>
+        <w:pStyle w:val="Heading3"/>
+      </w:pPr>
+      <w:r>
+        <w:rPr>
+          <w:rStyle w:val="VerbatimChar"/>
+        </w:rPr>
+        <w:t xml:space="preserve">skills/post-to-x/SKILL.md</w:t>
+      </w:r>
+    </w:p>
+    <w:p>
+      <w:pPr>
+        <w:pStyle w:val="SourceCode"/>
+      </w:pPr>
+      <w:r>
+        <w:rPr>
+          <w:rStyle w:val="FunctionTok"/>
+        </w:rPr>
+        <w:t xml:space="preserve"># Post to X Skill</w:t>
+      </w:r>
+      <w:r>
+        <w:br/>
+      </w:r>
+      <w:r>
+        <w:br/>
+      </w:r>
+      <w:r>
+        <w:rPr>
+          <w:rStyle w:val="NormalTok"/>
+        </w:rPr>
+        <w:t xml:space="preserve">Post content to X (Twitter) via the X API v2.</w:t>
+      </w:r>
+      <w:r>
+        <w:br/>
+      </w:r>
+      <w:r>
+        <w:br/>
+      </w:r>
+      <w:r>
+        <w:rPr>
+          <w:rStyle w:val="FunctionTok"/>
+        </w:rPr>
+        <w:t xml:space="preserve">## Prerequisites</w:t>
+      </w:r>
+      <w:r>
+        <w:br/>
+      </w:r>
+      <w:r>
+        <w:br/>
+      </w:r>
+      <w:r>
+        <w:rPr>
+          <w:rStyle w:val="SpecialStringTok"/>
+        </w:rPr>
+        <w:t xml:space="preserve">- </w:t>
+      </w:r>
+      <w:r>
+        <w:rPr>
+          <w:rStyle w:val="NormalTok"/>
+        </w:rPr>
+        <w:t xml:space="preserve">Company secret </w:t>
+      </w:r>
+      <w:r>
+        <w:rPr>
+          <w:rStyle w:val="InformationTok"/>
+        </w:rPr>
+        <w:t xml:space="preserve">`x-api-key`</w:t>
+      </w:r>
+      <w:r>
+        <w:rPr>
+          <w:rStyle w:val="NormalTok"/>
+        </w:rPr>
+        <w:t xml:space="preserve"> (API Key)</w:t>
+      </w:r>
+      <w:r>
+        <w:br/>
+      </w:r>
+      <w:r>
+        <w:rPr>
+          <w:rStyle w:val="SpecialStringTok"/>
+        </w:rPr>
+        <w:t xml:space="preserve">- </w:t>
+      </w:r>
+      <w:r>
+        <w:rPr>
+          <w:rStyle w:val="NormalTok"/>
+        </w:rPr>
+        <w:t xml:space="preserve">Company secret </w:t>
+      </w:r>
+      <w:r>
+        <w:rPr>
+          <w:rStyle w:val="InformationTok"/>
+        </w:rPr>
+        <w:t xml:space="preserve">`x-api-secret`</w:t>
+      </w:r>
+      <w:r>
+        <w:rPr>
+          <w:rStyle w:val="NormalTok"/>
+        </w:rPr>
+        <w:t xml:space="preserve"> (API Secret)</w:t>
+      </w:r>
+      <w:r>
+        <w:br/>
+      </w:r>
+      <w:r>
+        <w:rPr>
+          <w:rStyle w:val="SpecialStringTok"/>
+        </w:rPr>
+        <w:t xml:space="preserve">- </w:t>
+      </w:r>
+      <w:r>
+        <w:rPr>
+          <w:rStyle w:val="NormalTok"/>
+        </w:rPr>
+        <w:t xml:space="preserve">Company secret </w:t>
+      </w:r>
+      <w:r>
+        <w:rPr>
+          <w:rStyle w:val="InformationTok"/>
+        </w:rPr>
+        <w:t xml:space="preserve">`x-access-token`</w:t>
+      </w:r>
+      <w:r>
+        <w:rPr>
+          <w:rStyle w:val="NormalTok"/>
+        </w:rPr>
+        <w:t xml:space="preserve"> (Access Token)</w:t>
+      </w:r>
+      <w:r>
+        <w:br/>
+      </w:r>
+      <w:r>
+        <w:rPr>
+          <w:rStyle w:val="SpecialStringTok"/>
+        </w:rPr>
+        <w:t xml:space="preserve">- </w:t>
+      </w:r>
+      <w:r>
+        <w:rPr>
+          <w:rStyle w:val="NormalTok"/>
+        </w:rPr>
+        <w:t xml:space="preserve">Company secret </w:t>
+      </w:r>
+      <w:r>
+        <w:rPr>
+          <w:rStyle w:val="InformationTok"/>
+        </w:rPr>
+        <w:t xml:space="preserve">`x-access-token-secret`</w:t>
+      </w:r>
+      <w:r>
+        <w:rPr>
+          <w:rStyle w:val="NormalTok"/>
+        </w:rPr>
+        <w:t xml:space="preserve"> (Access Token Secret)</w:t>
+      </w:r>
+      <w:r>
+        <w:br/>
+      </w:r>
+      <w:r>
+        <w:br/>
+      </w:r>
+      <w:r>
+        <w:rPr>
+          <w:rStyle w:val="FunctionTok"/>
+        </w:rPr>
+        <w:t xml:space="preserve">## How to post a tweet</w:t>
+      </w:r>
+      <w:r>
+        <w:br/>
+      </w:r>
+      <w:r>
+        <w:br/>
+      </w:r>
+      <w:r>
+        <w:rPr>
+          <w:rStyle w:val="NormalTok"/>
+        </w:rPr>
+        <w:t xml:space="preserve">X API v2 uses OAuth 1.0a. Generate the authorization header or use</w:t>
+      </w:r>
+      <w:r>
+        <w:br/>
+      </w:r>
+      <w:r>
+        <w:rPr>
+          <w:rStyle w:val="NormalTok"/>
+        </w:rPr>
+        <w:t xml:space="preserve">a helper. Simplest approach — use the v2 endpoint with Bearer token:</w:t>
+      </w:r>
+      <w:r>
+        <w:br/>
+      </w:r>
+      <w:r>
+        <w:br/>
+      </w:r>
+      <w:r>
+        <w:rPr>
+          <w:rStyle w:val="InformationTok"/>
+        </w:rPr>
+        <w:t xml:space="preserve">    curl -X POST "https://api.x.com/2/tweets" \</w:t>
+      </w:r>
+      <w:r>
+        <w:br/>
+      </w:r>
+      <w:r>
+        <w:rPr>
+          <w:rStyle w:val="InformationTok"/>
+        </w:rPr>
+        <w:t xml:space="preserve">      -H "Authorization: Bearer $X_BEARER_TOKEN" \</w:t>
+      </w:r>
+      <w:r>
+        <w:br/>
+      </w:r>
+      <w:r>
+        <w:rPr>
+          <w:rStyle w:val="InformationTok"/>
+        </w:rPr>
+        <w:t xml:space="preserve">      -H "Content-Type: application/json" \</w:t>
+      </w:r>
+      <w:r>
+        <w:br/>
+      </w:r>
+      <w:r>
+        <w:rPr>
+          <w:rStyle w:val="InformationTok"/>
+        </w:rPr>
+        <w:t xml:space="preserve">      -d '{ "text": "YOUR TWEET TEXT" }'</w:t>
+      </w:r>
+      <w:r>
+        <w:br/>
+      </w:r>
+      <w:r>
+        <w:br/>
+      </w:r>
+      <w:r>
+        <w:rPr>
+          <w:rStyle w:val="FunctionTok"/>
+        </w:rPr>
+        <w:t xml:space="preserve">## Posting a thread</w:t>
+      </w:r>
+      <w:r>
+        <w:br/>
+      </w:r>
+      <w:r>
+        <w:br/>
+      </w:r>
+      <w:r>
+        <w:rPr>
+          <w:rStyle w:val="NormalTok"/>
+        </w:rPr>
+        <w:t xml:space="preserve">Post the first tweet, capture its ID, then reply to it:</w:t>
+      </w:r>
+      <w:r>
+        <w:br/>
+      </w:r>
+      <w:r>
+        <w:br/>
+      </w:r>
+      <w:r>
+        <w:rPr>
+          <w:rStyle w:val="InformationTok"/>
+        </w:rPr>
+        <w:t xml:space="preserve">    # First tweet</w:t>
+      </w:r>
+      <w:r>
+        <w:br/>
+      </w:r>
+      <w:r>
+        <w:rPr>
+          <w:rStyle w:val="InformationTok"/>
+        </w:rPr>
+        <w:t xml:space="preserve">    TWEET_ID=$(curl -sS -X POST "https://api.x.com/2/tweets" \</w:t>
+      </w:r>
+      <w:r>
+        <w:br/>
+      </w:r>
+      <w:r>
+        <w:rPr>
+          <w:rStyle w:val="InformationTok"/>
+        </w:rPr>
+        <w:t xml:space="preserve">      -H "Authorization: Bearer $X_BEARER_TOKEN" \</w:t>
+      </w:r>
+      <w:r>
+        <w:br/>
+      </w:r>
+      <w:r>
+        <w:rPr>
+          <w:rStyle w:val="InformationTok"/>
+        </w:rPr>
+        <w:t xml:space="preserve">      -H "Content-Type: application/json" \</w:t>
+      </w:r>
+      <w:r>
+        <w:br/>
+      </w:r>
+      <w:r>
+        <w:rPr>
+          <w:rStyle w:val="InformationTok"/>
+        </w:rPr>
+        <w:t xml:space="preserve">      -d '{ "text": "1/ Thread starts here..." }' | jq -r '.data.id')</w:t>
+      </w:r>
+      <w:r>
+        <w:br/>
+      </w:r>
+      <w:r>
+        <w:br/>
+      </w:r>
+      <w:r>
+        <w:rPr>
+          <w:rStyle w:val="InformationTok"/>
+        </w:rPr>
+        <w:t xml:space="preserve">    # Reply</w:t>
+      </w:r>
+      <w:r>
+        <w:br/>
+      </w:r>
+      <w:r>
+        <w:rPr>
+          <w:rStyle w:val="InformationTok"/>
+        </w:rPr>
+        <w:t xml:space="preserve">    curl -X POST "https://api.x.com/2/tweets" \</w:t>
+      </w:r>
+      <w:r>
+        <w:br/>
+      </w:r>
+      <w:r>
+        <w:rPr>
+          <w:rStyle w:val="InformationTok"/>
+        </w:rPr>
+        <w:t xml:space="preserve">      -H "Authorization: Bearer $X_BEARER_TOKEN" \</w:t>
+      </w:r>
+      <w:r>
+        <w:br/>
+      </w:r>
+      <w:r>
+        <w:rPr>
+          <w:rStyle w:val="InformationTok"/>
+        </w:rPr>
+        <w:t xml:space="preserve">      -H "Content-Type: application/json" \</w:t>
+      </w:r>
+      <w:r>
+        <w:br/>
+      </w:r>
+      <w:r>
+        <w:rPr>
+          <w:rStyle w:val="InformationTok"/>
+        </w:rPr>
+        <w:t xml:space="preserve">      -d '{ "text": "2/ Continuation...", "reply": { "in_reply_to_tweet_id": "'"$TWEET_ID"'" }}'</w:t>
+      </w:r>
+      <w:r>
+        <w:br/>
+      </w:r>
+      <w:r>
+        <w:br/>
+      </w:r>
+      <w:r>
+        <w:rPr>
+          <w:rStyle w:val="FunctionTok"/>
+        </w:rPr>
+        <w:t xml:space="preserve">## With media</w:t>
+      </w:r>
+      <w:r>
+        <w:br/>
+      </w:r>
+      <w:r>
+        <w:br/>
+      </w:r>
+      <w:r>
+        <w:rPr>
+          <w:rStyle w:val="InformationTok"/>
+        </w:rPr>
+        <w:t xml:space="preserve">    # 1. Upload media via v1.1 media endpoint</w:t>
+      </w:r>
+      <w:r>
+        <w:br/>
+      </w:r>
+      <w:r>
+        <w:rPr>
+          <w:rStyle w:val="InformationTok"/>
+        </w:rPr>
+        <w:t xml:space="preserve">    MEDIA_ID=$(curl -X POST "https://upload.twitter.com/1.1/media/upload.json" \</w:t>
+      </w:r>
+      <w:r>
+        <w:br/>
+      </w:r>
+      <w:r>
+        <w:rPr>
+          <w:rStyle w:val="InformationTok"/>
+        </w:rPr>
+        <w:t xml:space="preserve">      -H "Authorization: OAuth ..." \</w:t>
+      </w:r>
+      <w:r>
+        <w:br/>
+      </w:r>
+      <w:r>
+        <w:rPr>
+          <w:rStyle w:val="InformationTok"/>
+        </w:rPr>
+        <w:t xml:space="preserve">      -F "media=@/tmp/video.mp4" | jq -r '.media_id_string')</w:t>
+      </w:r>
+      <w:r>
+        <w:br/>
+      </w:r>
+      <w:r>
+        <w:br/>
+      </w:r>
+      <w:r>
+        <w:rPr>
+          <w:rStyle w:val="InformationTok"/>
+        </w:rPr>
+        <w:t xml:space="preserve">    # 2. Post with media</w:t>
+      </w:r>
+      <w:r>
+        <w:br/>
+      </w:r>
+      <w:r>
+        <w:rPr>
+          <w:rStyle w:val="InformationTok"/>
+        </w:rPr>
+        <w:t xml:space="preserve">    curl -X POST "https://api.x.com/2/tweets" \</w:t>
+      </w:r>
+      <w:r>
+        <w:br/>
+      </w:r>
+      <w:r>
+        <w:rPr>
+          <w:rStyle w:val="InformationTok"/>
+        </w:rPr>
+        <w:t xml:space="preserve">      -H "Authorization: Bearer $X_BEARER_TOKEN" \</w:t>
+      </w:r>
+      <w:r>
+        <w:br/>
+      </w:r>
+      <w:r>
+        <w:rPr>
+          <w:rStyle w:val="InformationTok"/>
+        </w:rPr>
+        <w:t xml:space="preserve">      -H "Content-Type: application/json" \</w:t>
+      </w:r>
+      <w:r>
+        <w:br/>
+      </w:r>
+      <w:r>
+        <w:rPr>
+          <w:rStyle w:val="InformationTok"/>
+        </w:rPr>
+        <w:t xml:space="preserve">      -d '{ "text": "Check out this video!", "media": { "media_ids": ["'"$MEDIA_ID"'"] }}'</w:t>
+      </w:r>
+      <w:r>
+        <w:br/>
+      </w:r>
+      <w:r>
+        <w:br/>
+      </w:r>
+      <w:r>
+        <w:rPr>
+          <w:rStyle w:val="FunctionTok"/>
+        </w:rPr>
+        <w:t xml:space="preserve">## Rules</w:t>
+      </w:r>
+      <w:r>
+        <w:br/>
+      </w:r>
+      <w:r>
+        <w:br/>
+      </w:r>
+      <w:r>
+        <w:rPr>
+          <w:rStyle w:val="SpecialStringTok"/>
+        </w:rPr>
+        <w:t xml:space="preserve">- </w:t>
+      </w:r>
+      <w:r>
+        <w:rPr>
+          <w:rStyle w:val="NormalTok"/>
+        </w:rPr>
+        <w:t xml:space="preserve">Respect rate limits: 300 tweets/3 hours for app-level auth</w:t>
+      </w:r>
+      <w:r>
+        <w:br/>
+      </w:r>
+      <w:r>
+        <w:rPr>
+          <w:rStyle w:val="SpecialStringTok"/>
+        </w:rPr>
+        <w:t xml:space="preserve">- </w:t>
+      </w:r>
+      <w:r>
+        <w:rPr>
+          <w:rStyle w:val="NormalTok"/>
+        </w:rPr>
+        <w:t xml:space="preserve">Use $GEAT cashtag in investor-relevant posts</w:t>
+      </w:r>
+      <w:r>
+        <w:br/>
+      </w:r>
+      <w:r>
+        <w:rPr>
+          <w:rStyle w:val="SpecialStringTok"/>
+        </w:rPr>
+        <w:t xml:space="preserve">- </w:t>
+      </w:r>
+      <w:r>
+        <w:rPr>
+          <w:rStyle w:val="NormalTok"/>
+        </w:rPr>
+        <w:t xml:space="preserve">Threads for depth, single tweets for engagement</w:t>
+      </w:r>
+      <w:r>
+        <w:br/>
+      </w:r>
+      <w:r>
+        <w:rPr>
+          <w:rStyle w:val="SpecialStringTok"/>
+        </w:rPr>
+        <w:t xml:space="preserve">- </w:t>
+      </w:r>
+      <w:r>
+        <w:rPr>
+          <w:rStyle w:val="NormalTok"/>
+        </w:rPr>
+        <w:t xml:space="preserve">If posting video, wait for media processing to complete before posting</w:t>
+      </w:r>
+    </w:p>
+    <w:bookmarkEnd w:id="56"/>
+    <w:bookmarkEnd w:id="57"/>
+    <w:bookmarkStart w:id="59" w:name="remotion-video-rendering-skill"/>
+    <w:p>
+      <w:pPr>
+        <w:pStyle w:val="Heading2"/>
+      </w:pPr>
+      <w:r>
+        <w:t xml:space="preserve">Remotion video rendering skill</w:t>
+      </w:r>
+    </w:p>
+    <w:bookmarkStart w:id="58" w:name="skillsrender-remotion-videoskill.md"/>
+    <w:p>
+      <w:pPr>
+        <w:pStyle w:val="Heading3"/>
+      </w:pPr>
+      <w:r>
+        <w:rPr>
+          <w:rStyle w:val="VerbatimChar"/>
+        </w:rPr>
+        <w:t xml:space="preserve">skills/render-remotion-video/SKILL.md</w:t>
+      </w:r>
+    </w:p>
+    <w:p>
+      <w:pPr>
+        <w:pStyle w:val="SourceCode"/>
+      </w:pPr>
+      <w:r>
+        <w:rPr>
+          <w:rStyle w:val="FunctionTok"/>
+        </w:rPr>
+        <w:t xml:space="preserve"># Render Remotion Video Skill</w:t>
+      </w:r>
+      <w:r>
+        <w:br/>
+      </w:r>
+      <w:r>
+        <w:br/>
+      </w:r>
+      <w:r>
+        <w:rPr>
+          <w:rStyle w:val="NormalTok"/>
+        </w:rPr>
+        <w:t xml:space="preserve">Create and render programmatic videos using Remotion Lambda.</w:t>
+      </w:r>
+      <w:r>
+        <w:br/>
+      </w:r>
+      <w:r>
+        <w:br/>
+      </w:r>
+      <w:r>
+        <w:rPr>
+          <w:rStyle w:val="FunctionTok"/>
+        </w:rPr>
+        <w:t xml:space="preserve">## Prerequisites</w:t>
+      </w:r>
+      <w:r>
+        <w:br/>
+      </w:r>
+      <w:r>
+        <w:br/>
+      </w:r>
+      <w:r>
+        <w:rPr>
+          <w:rStyle w:val="SpecialStringTok"/>
+        </w:rPr>
+        <w:t xml:space="preserve">- </w:t>
+      </w:r>
+      <w:r>
+        <w:rPr>
+          <w:rStyle w:val="NormalTok"/>
+        </w:rPr>
+        <w:t xml:space="preserve">Company secret </w:t>
+      </w:r>
+      <w:r>
+        <w:rPr>
+          <w:rStyle w:val="InformationTok"/>
+        </w:rPr>
+        <w:t xml:space="preserve">`remotion-api-key`</w:t>
+      </w:r>
+      <w:r>
+        <w:rPr>
+          <w:rStyle w:val="NormalTok"/>
+        </w:rPr>
+        <w:t xml:space="preserve"> (Remotion Cloud API key or AWS credentials)</w:t>
+      </w:r>
+      <w:r>
+        <w:br/>
+      </w:r>
+      <w:r>
+        <w:rPr>
+          <w:rStyle w:val="SpecialStringTok"/>
+        </w:rPr>
+        <w:t xml:space="preserve">- </w:t>
+      </w:r>
+      <w:r>
+        <w:rPr>
+          <w:rStyle w:val="NormalTok"/>
+        </w:rPr>
+        <w:t xml:space="preserve">A deployed Remotion bundle URL (the compiled React app)</w:t>
+      </w:r>
+      <w:r>
+        <w:br/>
+      </w:r>
+      <w:r>
+        <w:rPr>
+          <w:rStyle w:val="SpecialStringTok"/>
+        </w:rPr>
+        <w:t xml:space="preserve">- </w:t>
+      </w:r>
+      <w:r>
+        <w:rPr>
+          <w:rStyle w:val="NormalTok"/>
+        </w:rPr>
+        <w:t xml:space="preserve">Templates stored in your workspace at </w:t>
+      </w:r>
+      <w:r>
+        <w:rPr>
+          <w:rStyle w:val="InformationTok"/>
+        </w:rPr>
+        <w:t xml:space="preserve">`./templates/remotion/`</w:t>
+      </w:r>
+      <w:r>
+        <w:br/>
+      </w:r>
+      <w:r>
+        <w:br/>
+      </w:r>
+      <w:r>
+        <w:rPr>
+          <w:rStyle w:val="FunctionTok"/>
+        </w:rPr>
+        <w:t xml:space="preserve">## Available templates</w:t>
+      </w:r>
+      <w:r>
+        <w:br/>
+      </w:r>
+      <w:r>
+        <w:br/>
+      </w:r>
+      <w:r>
+        <w:rPr>
+          <w:rStyle w:val="NormalTok"/>
+        </w:rPr>
+        <w:t xml:space="preserve">Check </w:t>
+      </w:r>
+      <w:r>
+        <w:rPr>
+          <w:rStyle w:val="InformationTok"/>
+        </w:rPr>
+        <w:t xml:space="preserve">`./templates/remotion/`</w:t>
+      </w:r>
+      <w:r>
+        <w:rPr>
+          <w:rStyle w:val="NormalTok"/>
+        </w:rPr>
+        <w:t xml:space="preserve"> for existing compositions:</w:t>
+      </w:r>
+      <w:r>
+        <w:br/>
+      </w:r>
+      <w:r>
+        <w:br/>
+      </w:r>
+      <w:r>
+        <w:rPr>
+          <w:rStyle w:val="SpecialStringTok"/>
+        </w:rPr>
+        <w:t xml:space="preserve">- </w:t>
+      </w:r>
+      <w:r>
+        <w:rPr>
+          <w:rStyle w:val="InformationTok"/>
+        </w:rPr>
+        <w:t xml:space="preserve">`weekly-stats.tsx`</w:t>
+      </w:r>
+      <w:r>
+        <w:rPr>
+          <w:rStyle w:val="NormalTok"/>
+        </w:rPr>
+        <w:t xml:space="preserve"> — animated chart with data overlay</w:t>
+      </w:r>
+      <w:r>
+        <w:br/>
+      </w:r>
+      <w:r>
+        <w:rPr>
+          <w:rStyle w:val="SpecialStringTok"/>
+        </w:rPr>
+        <w:t xml:space="preserve">- </w:t>
+      </w:r>
+      <w:r>
+        <w:rPr>
+          <w:rStyle w:val="InformationTok"/>
+        </w:rPr>
+        <w:t xml:space="preserve">`product-spotlight.tsx`</w:t>
+      </w:r>
+      <w:r>
+        <w:rPr>
+          <w:rStyle w:val="NormalTok"/>
+        </w:rPr>
+        <w:t xml:space="preserve"> — feature highlight with text + screenshot</w:t>
+      </w:r>
+      <w:r>
+        <w:br/>
+      </w:r>
+      <w:r>
+        <w:rPr>
+          <w:rStyle w:val="SpecialStringTok"/>
+        </w:rPr>
+        <w:t xml:space="preserve">- </w:t>
+      </w:r>
+      <w:r>
+        <w:rPr>
+          <w:rStyle w:val="InformationTok"/>
+        </w:rPr>
+        <w:t xml:space="preserve">`company-news.tsx`</w:t>
+      </w:r>
+      <w:r>
+        <w:rPr>
+          <w:rStyle w:val="NormalTok"/>
+        </w:rPr>
+        <w:t xml:space="preserve"> — press release style with logo + headline</w:t>
+      </w:r>
+      <w:r>
+        <w:br/>
+      </w:r>
+      <w:r>
+        <w:rPr>
+          <w:rStyle w:val="SpecialStringTok"/>
+        </w:rPr>
+        <w:t xml:space="preserve">- </w:t>
+      </w:r>
+      <w:r>
+        <w:rPr>
+          <w:rStyle w:val="InformationTok"/>
+        </w:rPr>
+        <w:t xml:space="preserve">`data-insight.tsx`</w:t>
+      </w:r>
+      <w:r>
+        <w:rPr>
+          <w:rStyle w:val="NormalTok"/>
+        </w:rPr>
+        <w:t xml:space="preserve"> — WallStreetStats data visualization</w:t>
+      </w:r>
+      <w:r>
+        <w:br/>
+      </w:r>
+      <w:r>
+        <w:br/>
+      </w:r>
+      <w:r>
+        <w:rPr>
+          <w:rStyle w:val="FunctionTok"/>
+        </w:rPr>
+        <w:t xml:space="preserve">## How to render</w:t>
+      </w:r>
+      <w:r>
+        <w:br/>
+      </w:r>
+      <w:r>
+        <w:br/>
+      </w:r>
+      <w:r>
+        <w:rPr>
+          <w:rStyle w:val="SpecialStringTok"/>
+        </w:rPr>
+        <w:t xml:space="preserve">1. </w:t>
+      </w:r>
+      <w:r>
+        <w:rPr>
+          <w:rStyle w:val="NormalTok"/>
+        </w:rPr>
+        <w:t xml:space="preserve">Pick or create a composition</w:t>
+      </w:r>
+      <w:r>
+        <w:br/>
+      </w:r>
+      <w:r>
+        <w:rPr>
+          <w:rStyle w:val="SpecialStringTok"/>
+        </w:rPr>
+        <w:t xml:space="preserve">2. </w:t>
+      </w:r>
+      <w:r>
+        <w:rPr>
+          <w:rStyle w:val="NormalTok"/>
+        </w:rPr>
+        <w:t xml:space="preserve">Call the Remotion Lambda API:</w:t>
+      </w:r>
+      <w:r>
+        <w:br/>
+      </w:r>
+      <w:r>
+        <w:br/>
+      </w:r>
+      <w:r>
+        <w:rPr>
+          <w:rStyle w:val="NormalTok"/>
+        </w:rPr>
+        <w:t xml:space="preserve">    curl -X POST "https://remotion-lambda-endpoint/render" \</w:t>
+      </w:r>
+      <w:r>
+        <w:br/>
+      </w:r>
+      <w:r>
+        <w:rPr>
+          <w:rStyle w:val="NormalTok"/>
+        </w:rPr>
+        <w:t xml:space="preserve">      -H "Authorization: Bearer $REMOTION_API_KEY" \</w:t>
+      </w:r>
+      <w:r>
+        <w:br/>
+      </w:r>
+      <w:r>
+        <w:rPr>
+          <w:rStyle w:val="NormalTok"/>
+        </w:rPr>
+        <w:t xml:space="preserve">      -H "Content-Type: application/json" \</w:t>
+      </w:r>
+      <w:r>
+        <w:br/>
+      </w:r>
+      <w:r>
+        <w:rPr>
+          <w:rStyle w:val="NormalTok"/>
+        </w:rPr>
+        <w:t xml:space="preserve">      -d '{</w:t>
+      </w:r>
+      <w:r>
+        <w:br/>
+      </w:r>
+      <w:r>
+        <w:rPr>
+          <w:rStyle w:val="NormalTok"/>
+        </w:rPr>
+        <w:t xml:space="preserve">        "composition": "WeeklyStats",</w:t>
+      </w:r>
+      <w:r>
+        <w:br/>
+      </w:r>
+      <w:r>
+        <w:rPr>
+          <w:rStyle w:val="NormalTok"/>
+        </w:rPr>
+        <w:t xml:space="preserve">        "serveUrl": "https://your-bundle-url/bundle.js",</w:t>
+      </w:r>
+      <w:r>
+        <w:br/>
+      </w:r>
+      <w:r>
+        <w:rPr>
+          <w:rStyle w:val="NormalTok"/>
+        </w:rPr>
+        <w:t xml:space="preserve">        "inputProps": {</w:t>
+      </w:r>
+      <w:r>
+        <w:br/>
+      </w:r>
+      <w:r>
+        <w:rPr>
+          <w:rStyle w:val="NormalTok"/>
+        </w:rPr>
+        <w:t xml:space="preserve">          "title": "Top Sentiment Shifts This Week",</w:t>
+      </w:r>
+      <w:r>
+        <w:br/>
+      </w:r>
+      <w:r>
+        <w:rPr>
+          <w:rStyle w:val="NormalTok"/>
+        </w:rPr>
+        <w:t xml:space="preserve">          "data": [</w:t>
+      </w:r>
+      <w:r>
+        <w:br/>
+      </w:r>
+      <w:r>
+        <w:rPr>
+          <w:rStyle w:val="NormalTok"/>
+        </w:rPr>
+        <w:t xml:space="preserve">            {"ticker": "$AAPL", "shift": "+12%"},</w:t>
+      </w:r>
+      <w:r>
+        <w:br/>
+      </w:r>
+      <w:r>
+        <w:rPr>
+          <w:rStyle w:val="NormalTok"/>
+        </w:rPr>
+        <w:t xml:space="preserve">            {"ticker": "$GEAT", "shift": "+8%"}</w:t>
+      </w:r>
+      <w:r>
+        <w:br/>
+      </w:r>
+      <w:r>
+        <w:rPr>
+          <w:rStyle w:val="NormalTok"/>
+        </w:rPr>
+        <w:t xml:space="preserve">          ]</w:t>
+      </w:r>
+      <w:r>
+        <w:br/>
+      </w:r>
+      <w:r>
+        <w:rPr>
+          <w:rStyle w:val="NormalTok"/>
+        </w:rPr>
+        <w:t xml:space="preserve">        },</w:t>
+      </w:r>
+      <w:r>
+        <w:br/>
+      </w:r>
+      <w:r>
+        <w:rPr>
+          <w:rStyle w:val="NormalTok"/>
+        </w:rPr>
+        <w:t xml:space="preserve">        "codec": "h264",</w:t>
+      </w:r>
+      <w:r>
+        <w:br/>
+      </w:r>
+      <w:r>
+        <w:rPr>
+          <w:rStyle w:val="NormalTok"/>
+        </w:rPr>
+        <w:t xml:space="preserve">        "imageFormat": "jpeg",</w:t>
+      </w:r>
+      <w:r>
+        <w:br/>
+      </w:r>
+      <w:r>
+        <w:rPr>
+          <w:rStyle w:val="NormalTok"/>
+        </w:rPr>
+        <w:t xml:space="preserve">        "outputFormat": "mp4",</w:t>
+      </w:r>
+      <w:r>
+        <w:br/>
+      </w:r>
+      <w:r>
+        <w:rPr>
+          <w:rStyle w:val="NormalTok"/>
+        </w:rPr>
+        <w:t xml:space="preserve">        "durationInFrames": 450,</w:t>
+      </w:r>
+      <w:r>
+        <w:br/>
+      </w:r>
+      <w:r>
+        <w:rPr>
+          <w:rStyle w:val="NormalTok"/>
+        </w:rPr>
+        <w:t xml:space="preserve">        "fps": 30</w:t>
+      </w:r>
+      <w:r>
+        <w:br/>
+      </w:r>
+      <w:r>
+        <w:rPr>
+          <w:rStyle w:val="NormalTok"/>
+        </w:rPr>
+        <w:t xml:space="preserve">      }'</w:t>
+      </w:r>
+      <w:r>
+        <w:br/>
+      </w:r>
+      <w:r>
+        <w:br/>
+      </w:r>
+      <w:r>
+        <w:rPr>
+          <w:rStyle w:val="SpecialStringTok"/>
+        </w:rPr>
+        <w:t xml:space="preserve">3. </w:t>
+      </w:r>
+      <w:r>
+        <w:rPr>
+          <w:rStyle w:val="NormalTok"/>
+        </w:rPr>
+        <w:t xml:space="preserve">Poll for completion:</w:t>
+      </w:r>
+      <w:r>
+        <w:br/>
+      </w:r>
+      <w:r>
+        <w:br/>
+      </w:r>
+      <w:r>
+        <w:rPr>
+          <w:rStyle w:val="NormalTok"/>
+        </w:rPr>
+        <w:t xml:space="preserve">    curl "https://remotion-lambda-endpoint/render/$RENDER_ID/status" \</w:t>
+      </w:r>
+      <w:r>
+        <w:br/>
+      </w:r>
+      <w:r>
+        <w:rPr>
+          <w:rStyle w:val="NormalTok"/>
+        </w:rPr>
+        <w:t xml:space="preserve">      -H "Authorization: Bearer $REMOTION_API_KEY"</w:t>
+      </w:r>
+      <w:r>
+        <w:br/>
+      </w:r>
+      <w:r>
+        <w:br/>
+      </w:r>
+      <w:r>
+        <w:rPr>
+          <w:rStyle w:val="SpecialStringTok"/>
+        </w:rPr>
+        <w:t xml:space="preserve">4. </w:t>
+      </w:r>
+      <w:r>
+        <w:rPr>
+          <w:rStyle w:val="NormalTok"/>
+        </w:rPr>
+        <w:t xml:space="preserve">When done, download the MP4:</w:t>
+      </w:r>
+      <w:r>
+        <w:br/>
+      </w:r>
+      <w:r>
+        <w:br/>
+      </w:r>
+      <w:r>
+        <w:rPr>
+          <w:rStyle w:val="NormalTok"/>
+        </w:rPr>
+        <w:t xml:space="preserve">    curl -o /tmp/output.mp4 "$RENDER_OUTPUT_URL"</w:t>
+      </w:r>
+      <w:r>
+        <w:br/>
+      </w:r>
+      <w:r>
+        <w:br/>
+      </w:r>
+      <w:r>
+        <w:rPr>
+          <w:rStyle w:val="SpecialStringTok"/>
+        </w:rPr>
+        <w:t xml:space="preserve">5. </w:t>
+      </w:r>
+      <w:r>
+        <w:rPr>
+          <w:rStyle w:val="NormalTok"/>
+        </w:rPr>
+        <w:t xml:space="preserve">Attach to the issue:</w:t>
+      </w:r>
+      <w:r>
+        <w:br/>
+      </w:r>
+      <w:r>
+        <w:br/>
+      </w:r>
+      <w:r>
+        <w:rPr>
+          <w:rStyle w:val="NormalTok"/>
+        </w:rPr>
+        <w:t xml:space="preserve">    curl -X POST "$PAPERCLIP_API_URL/api/companies/$COMPANY_ID/issues/$ISSUE_ID/attachments" \</w:t>
+      </w:r>
+      <w:r>
+        <w:br/>
+      </w:r>
+      <w:r>
+        <w:rPr>
+          <w:rStyle w:val="NormalTok"/>
+        </w:rPr>
+        <w:t xml:space="preserve">      -H "Authorization: Bearer $PAPERCLIP_API_KEY" \</w:t>
+      </w:r>
+      <w:r>
+        <w:br/>
+      </w:r>
+      <w:r>
+        <w:rPr>
+          <w:rStyle w:val="NormalTok"/>
+        </w:rPr>
+        <w:t xml:space="preserve">      -H "X-Paperclip-Run-Id: $PAPERCLIP_RUN_ID" \</w:t>
+      </w:r>
+      <w:r>
+        <w:br/>
+      </w:r>
+      <w:r>
+        <w:rPr>
+          <w:rStyle w:val="NormalTok"/>
+        </w:rPr>
+        <w:t xml:space="preserve">      -F "file=@/tmp/output.mp4"</w:t>
+      </w:r>
+      <w:r>
+        <w:br/>
+      </w:r>
+      <w:r>
+        <w:br/>
+      </w:r>
+      <w:r>
+        <w:rPr>
+          <w:rStyle w:val="FunctionTok"/>
+        </w:rPr>
+        <w:t xml:space="preserve">## Creating new compositions</w:t>
+      </w:r>
+      <w:r>
+        <w:br/>
+      </w:r>
+      <w:r>
+        <w:br/>
+      </w:r>
+      <w:r>
+        <w:rPr>
+          <w:rStyle w:val="NormalTok"/>
+        </w:rPr>
+        <w:t xml:space="preserve">Write standard Remotion React components. Key constraints:</w:t>
+      </w:r>
+      <w:r>
+        <w:br/>
+      </w:r>
+      <w:r>
+        <w:rPr>
+          <w:rStyle w:val="SpecialStringTok"/>
+        </w:rPr>
+        <w:t xml:space="preserve">- </w:t>
+      </w:r>
+      <w:r>
+        <w:rPr>
+          <w:rStyle w:val="NormalTok"/>
+        </w:rPr>
+        <w:t xml:space="preserve">Keep compositions pure — all data via inputProps, no external fetches during render</w:t>
+      </w:r>
+      <w:r>
+        <w:br/>
+      </w:r>
+      <w:r>
+        <w:rPr>
+          <w:rStyle w:val="SpecialStringTok"/>
+        </w:rPr>
+        <w:t xml:space="preserve">- </w:t>
+      </w:r>
+      <w:r>
+        <w:rPr>
+          <w:rStyle w:val="NormalTok"/>
+        </w:rPr>
+        <w:t xml:space="preserve">Target 1080x1080 (square) for LinkedIn, 1920x1080 for X</w:t>
+      </w:r>
+      <w:r>
+        <w:br/>
+      </w:r>
+      <w:r>
+        <w:rPr>
+          <w:rStyle w:val="SpecialStringTok"/>
+        </w:rPr>
+        <w:t xml:space="preserve">- </w:t>
+      </w:r>
+      <w:r>
+        <w:rPr>
+          <w:rStyle w:val="NormalTok"/>
+        </w:rPr>
+        <w:t xml:space="preserve">15-30 seconds is the sweet spot for social media video</w:t>
+      </w:r>
+      <w:r>
+        <w:br/>
+      </w:r>
+      <w:r>
+        <w:rPr>
+          <w:rStyle w:val="SpecialStringTok"/>
+        </w:rPr>
+        <w:t xml:space="preserve">- </w:t>
+      </w:r>
+      <w:r>
+        <w:rPr>
+          <w:rStyle w:val="NormalTok"/>
+        </w:rPr>
+        <w:t xml:space="preserve">Use the Remotion spring() function for smooth animations</w:t>
+      </w:r>
+    </w:p>
+    <w:bookmarkEnd w:id="58"/>
+    <w:bookmarkEnd w:id="59"/>
+    <w:bookmarkStart w:id="64" w:name="installing-skills-on-agents"/>
+    <w:p>
+      <w:pPr>
+        <w:pStyle w:val="Heading2"/>
+      </w:pPr>
+      <w:r>
+        <w:t xml:space="preserve">Installing skills on agents</w:t>
+      </w:r>
+    </w:p>
+    <w:p>
+      <w:pPr>
+        <w:pStyle w:val="FirstParagraph"/>
+      </w:pPr>
+      <w:r>
+        <w:t xml:space="preserve">Once skills are created, install them on agents via the Paperclip API:</w:t>
+      </w:r>
+    </w:p>
+    <w:bookmarkStart w:id="60" w:name="option-a-import-from-your-repo"/>
+    <w:p>
+      <w:pPr>
+        <w:pStyle w:val="Heading3"/>
+      </w:pPr>
+      <w:r>
+        <w:t xml:space="preserve">Option A — Import from your repo</w:t>
+      </w:r>
+    </w:p>
+    <w:p>
+      <w:pPr>
+        <w:pStyle w:val="FirstParagraph"/>
+      </w:pPr>
+      <w:r>
+        <w:t xml:space="preserve">If skills live in the repo as files, use the company skills import:</w:t>
+      </w:r>
+    </w:p>
+    <w:p>
+      <w:pPr>
+        <w:pStyle w:val="SourceCode"/>
+      </w:pPr>
+      <w:r>
+        <w:rPr>
+          <w:rStyle w:val="FunctionTok"/>
+        </w:rPr>
+        <w:t xml:space="preserve">fetch</w:t>
+      </w:r>
+      <w:r>
+        <w:rPr>
+          <w:rStyle w:val="NormalTok"/>
+        </w:rPr>
+        <w:t xml:space="preserve">(</w:t>
+      </w:r>
+      <w:r>
+        <w:rPr>
+          <w:rStyle w:val="StringTok"/>
+        </w:rPr>
+        <w:t xml:space="preserve">"/api/companies/COMPANY_ID/skills/import"</w:t>
+      </w:r>
+      <w:r>
+        <w:rPr>
+          <w:rStyle w:val="OperatorTok"/>
+        </w:rPr>
+        <w:t xml:space="preserve">,</w:t>
+      </w:r>
+      <w:r>
+        <w:rPr>
+          <w:rStyle w:val="NormalTok"/>
+        </w:rPr>
+        <w:t xml:space="preserve"> {</w:t>
+      </w:r>
+      <w:r>
+        <w:br/>
+      </w:r>
+      <w:r>
+        <w:rPr>
+          <w:rStyle w:val="NormalTok"/>
+        </w:rPr>
+        <w:t xml:space="preserve">  </w:t>
+      </w:r>
+      <w:r>
+        <w:rPr>
+          <w:rStyle w:val="DataTypeTok"/>
+        </w:rPr>
+        <w:t xml:space="preserve">method</w:t>
+      </w:r>
+      <w:r>
+        <w:rPr>
+          <w:rStyle w:val="OperatorTok"/>
+        </w:rPr>
+        <w:t xml:space="preserve">:</w:t>
+      </w:r>
+      <w:r>
+        <w:rPr>
+          <w:rStyle w:val="NormalTok"/>
+        </w:rPr>
+        <w:t xml:space="preserve"> </w:t>
+      </w:r>
+      <w:r>
+        <w:rPr>
+          <w:rStyle w:val="StringTok"/>
+        </w:rPr>
+        <w:t xml:space="preserve">"POST"</w:t>
+      </w:r>
+      <w:r>
+        <w:rPr>
+          <w:rStyle w:val="OperatorTok"/>
+        </w:rPr>
+        <w:t xml:space="preserve">,</w:t>
+      </w:r>
+      <w:r>
+        <w:br/>
+      </w:r>
+      <w:r>
+        <w:rPr>
+          <w:rStyle w:val="NormalTok"/>
+        </w:rPr>
+        <w:t xml:space="preserve">  </w:t>
+      </w:r>
+      <w:r>
+        <w:rPr>
+          <w:rStyle w:val="DataTypeTok"/>
+        </w:rPr>
+        <w:t xml:space="preserve">headers</w:t>
+      </w:r>
+      <w:r>
+        <w:rPr>
+          <w:rStyle w:val="OperatorTok"/>
+        </w:rPr>
+        <w:t xml:space="preserve">:</w:t>
+      </w:r>
+      <w:r>
+        <w:rPr>
+          <w:rStyle w:val="NormalTok"/>
+        </w:rPr>
+        <w:t xml:space="preserve"> { </w:t>
+      </w:r>
+      <w:r>
+        <w:rPr>
+          <w:rStyle w:val="StringTok"/>
+        </w:rPr>
+        <w:t xml:space="preserve">"Content-Type"</w:t>
+      </w:r>
+      <w:r>
+        <w:rPr>
+          <w:rStyle w:val="OperatorTok"/>
+        </w:rPr>
+        <w:t xml:space="preserve">:</w:t>
+      </w:r>
+      <w:r>
+        <w:rPr>
+          <w:rStyle w:val="NormalTok"/>
+        </w:rPr>
+        <w:t xml:space="preserve"> </w:t>
+      </w:r>
+      <w:r>
+        <w:rPr>
+          <w:rStyle w:val="StringTok"/>
+        </w:rPr>
+        <w:t xml:space="preserve">"application/json"</w:t>
+      </w:r>
+      <w:r>
+        <w:rPr>
+          <w:rStyle w:val="NormalTok"/>
+        </w:rPr>
+        <w:t xml:space="preserve"> }</w:t>
+      </w:r>
+      <w:r>
+        <w:rPr>
+          <w:rStyle w:val="OperatorTok"/>
+        </w:rPr>
+        <w:t xml:space="preserve">,</w:t>
+      </w:r>
+      <w:r>
+        <w:br/>
+      </w:r>
+      <w:r>
+        <w:rPr>
+          <w:rStyle w:val="NormalTok"/>
+        </w:rPr>
+        <w:t xml:space="preserve">  </w:t>
+      </w:r>
+      <w:r>
+        <w:rPr>
+          <w:rStyle w:val="DataTypeTok"/>
+        </w:rPr>
+        <w:t xml:space="preserve">body</w:t>
+      </w:r>
+      <w:r>
+        <w:rPr>
+          <w:rStyle w:val="OperatorTok"/>
+        </w:rPr>
+        <w:t xml:space="preserve">:</w:t>
+      </w:r>
+      <w:r>
+        <w:rPr>
+          <w:rStyle w:val="NormalTok"/>
+        </w:rPr>
+        <w:t xml:space="preserve"> </w:t>
+      </w:r>
+      <w:r>
+        <w:rPr>
+          <w:rStyle w:val="BuiltInTok"/>
+        </w:rPr>
+        <w:t xml:space="preserve">JSON</w:t>
+      </w:r>
+      <w:r>
+        <w:rPr>
+          <w:rStyle w:val="OperatorTok"/>
+        </w:rPr>
+        <w:t xml:space="preserve">.</w:t>
+      </w:r>
+      <w:r>
+        <w:rPr>
+          <w:rStyle w:val="FunctionTok"/>
+        </w:rPr>
+        <w:t xml:space="preserve">stringify</w:t>
+      </w:r>
+      <w:r>
+        <w:rPr>
+          <w:rStyle w:val="NormalTok"/>
+        </w:rPr>
+        <w:t xml:space="preserve">({</w:t>
+      </w:r>
+      <w:r>
+        <w:br/>
+      </w:r>
+      <w:r>
+        <w:rPr>
+          <w:rStyle w:val="NormalTok"/>
+        </w:rPr>
+        <w:t xml:space="preserve">    </w:t>
+      </w:r>
+      <w:r>
+        <w:rPr>
+          <w:rStyle w:val="DataTypeTok"/>
+        </w:rPr>
+        <w:t xml:space="preserve">source</w:t>
+      </w:r>
+      <w:r>
+        <w:rPr>
+          <w:rStyle w:val="OperatorTok"/>
+        </w:rPr>
+        <w:t xml:space="preserve">:</w:t>
+      </w:r>
+      <w:r>
+        <w:rPr>
+          <w:rStyle w:val="NormalTok"/>
+        </w:rPr>
+        <w:t xml:space="preserve"> </w:t>
+      </w:r>
+      <w:r>
+        <w:rPr>
+          <w:rStyle w:val="StringTok"/>
+        </w:rPr>
+        <w:t xml:space="preserve">"local"</w:t>
+      </w:r>
+      <w:r>
+        <w:rPr>
+          <w:rStyle w:val="OperatorTok"/>
+        </w:rPr>
+        <w:t xml:space="preserve">,</w:t>
+      </w:r>
+      <w:r>
+        <w:br/>
+      </w:r>
+      <w:r>
+        <w:rPr>
+          <w:rStyle w:val="NormalTok"/>
+        </w:rPr>
+        <w:t xml:space="preserve">    </w:t>
+      </w:r>
+      <w:r>
+        <w:rPr>
+          <w:rStyle w:val="DataTypeTok"/>
+        </w:rPr>
+        <w:t xml:space="preserve">path</w:t>
+      </w:r>
+      <w:r>
+        <w:rPr>
+          <w:rStyle w:val="OperatorTok"/>
+        </w:rPr>
+        <w:t xml:space="preserve">:</w:t>
+      </w:r>
+      <w:r>
+        <w:rPr>
+          <w:rStyle w:val="NormalTok"/>
+        </w:rPr>
+        <w:t xml:space="preserve"> </w:t>
+      </w:r>
+      <w:r>
+        <w:rPr>
+          <w:rStyle w:val="StringTok"/>
+        </w:rPr>
+        <w:t xml:space="preserve">"/paperclip/instances/prod/skills/COMPANY_ID/__runtime__/"</w:t>
+      </w:r>
+      <w:r>
+        <w:br/>
+      </w:r>
+      <w:r>
+        <w:rPr>
+          <w:rStyle w:val="NormalTok"/>
+        </w:rPr>
+        <w:t xml:space="preserve">  })</w:t>
+      </w:r>
+      <w:r>
+        <w:rPr>
+          <w:rStyle w:val="OperatorTok"/>
+        </w:rPr>
+        <w:t xml:space="preserve">,</w:t>
+      </w:r>
+      <w:r>
+        <w:br/>
+      </w:r>
+      <w:r>
+        <w:rPr>
+          <w:rStyle w:val="NormalTok"/>
+        </w:rPr>
+        <w:t xml:space="preserve">})</w:t>
+      </w:r>
+      <w:r>
+        <w:rPr>
+          <w:rStyle w:val="OperatorTok"/>
+        </w:rPr>
+        <w:t xml:space="preserve">.</w:t>
+      </w:r>
+      <w:r>
+        <w:rPr>
+          <w:rStyle w:val="FunctionTok"/>
+        </w:rPr>
+        <w:t xml:space="preserve">then</w:t>
+      </w:r>
+      <w:r>
+        <w:rPr>
+          <w:rStyle w:val="NormalTok"/>
+        </w:rPr>
+        <w:t xml:space="preserve">(r </w:t>
+      </w:r>
+      <w:r>
+        <w:rPr>
+          <w:rStyle w:val="KeywordTok"/>
+        </w:rPr>
+        <w:t xml:space="preserve">=&gt;</w:t>
+      </w:r>
+      <w:r>
+        <w:rPr>
+          <w:rStyle w:val="NormalTok"/>
+        </w:rPr>
+        <w:t xml:space="preserve"> r</w:t>
+      </w:r>
+      <w:r>
+        <w:rPr>
+          <w:rStyle w:val="OperatorTok"/>
+        </w:rPr>
+        <w:t xml:space="preserve">.</w:t>
+      </w:r>
+      <w:r>
+        <w:rPr>
+          <w:rStyle w:val="FunctionTok"/>
+        </w:rPr>
+        <w:t xml:space="preserve">json</w:t>
+      </w:r>
+      <w:r>
+        <w:rPr>
+          <w:rStyle w:val="NormalTok"/>
+        </w:rPr>
+        <w:t xml:space="preserve">())</w:t>
+      </w:r>
+      <w:r>
+        <w:rPr>
+          <w:rStyle w:val="OperatorTok"/>
+        </w:rPr>
+        <w:t xml:space="preserve">.</w:t>
+      </w:r>
+      <w:r>
+        <w:rPr>
+          <w:rStyle w:val="FunctionTok"/>
+        </w:rPr>
+        <w:t xml:space="preserve">then</w:t>
+      </w:r>
+      <w:r>
+        <w:rPr>
+          <w:rStyle w:val="NormalTok"/>
+        </w:rPr>
+        <w:t xml:space="preserve">(</w:t>
+      </w:r>
+      <w:r>
+        <w:rPr>
+          <w:rStyle w:val="BuiltInTok"/>
+        </w:rPr>
+        <w:t xml:space="preserve">console</w:t>
+      </w:r>
+      <w:r>
+        <w:rPr>
+          <w:rStyle w:val="OperatorTok"/>
+        </w:rPr>
+        <w:t xml:space="preserve">.</w:t>
+      </w:r>
+      <w:r>
+        <w:rPr>
+          <w:rStyle w:val="FunctionTok"/>
+        </w:rPr>
+        <w:t xml:space="preserve">log</w:t>
+      </w:r>
+      <w:r>
+        <w:rPr>
+          <w:rStyle w:val="NormalTok"/>
+        </w:rPr>
+        <w:t xml:space="preserve">)</w:t>
+      </w:r>
+      <w:r>
+        <w:rPr>
+          <w:rStyle w:val="OperatorTok"/>
+        </w:rPr>
+        <w:t xml:space="preserve">;</w:t>
+      </w:r>
+    </w:p>
+    <w:bookmarkEnd w:id="60"/>
+    <w:bookmarkStart w:id="61" w:name="option-b-scan-project-workspaces"/>
+    <w:p>
+      <w:pPr>
+        <w:pStyle w:val="Heading3"/>
+      </w:pPr>
+      <w:r>
+        <w:t xml:space="preserve">Option B — Scan project workspaces</w:t>
+      </w:r>
+    </w:p>
+    <w:p>
+      <w:pPr>
+        <w:pStyle w:val="FirstParagraph"/>
+      </w:pPr>
+      <w:r>
+        <w:t xml:space="preserve">If skills are in a project workspace, scan for them:</w:t>
+      </w:r>
+    </w:p>
+    <w:p>
+      <w:pPr>
+        <w:pStyle w:val="SourceCode"/>
+      </w:pPr>
+      <w:r>
+        <w:rPr>
+          <w:rStyle w:val="FunctionTok"/>
+        </w:rPr>
+        <w:t xml:space="preserve">fetch</w:t>
+      </w:r>
+      <w:r>
+        <w:rPr>
+          <w:rStyle w:val="NormalTok"/>
+        </w:rPr>
+        <w:t xml:space="preserve">(</w:t>
+      </w:r>
+      <w:r>
+        <w:rPr>
+          <w:rStyle w:val="StringTok"/>
+        </w:rPr>
+        <w:t xml:space="preserve">"/api/companies/COMPANY_ID/skills/scan-projects"</w:t>
+      </w:r>
+      <w:r>
+        <w:rPr>
+          <w:rStyle w:val="OperatorTok"/>
+        </w:rPr>
+        <w:t xml:space="preserve">,</w:t>
+      </w:r>
+      <w:r>
+        <w:rPr>
+          <w:rStyle w:val="NormalTok"/>
+        </w:rPr>
+        <w:t xml:space="preserve"> {</w:t>
+      </w:r>
+      <w:r>
+        <w:br/>
+      </w:r>
+      <w:r>
+        <w:rPr>
+          <w:rStyle w:val="NormalTok"/>
+        </w:rPr>
+        <w:t xml:space="preserve">  </w:t>
+      </w:r>
+      <w:r>
+        <w:rPr>
+          <w:rStyle w:val="DataTypeTok"/>
+        </w:rPr>
+        <w:t xml:space="preserve">method</w:t>
+      </w:r>
+      <w:r>
+        <w:rPr>
+          <w:rStyle w:val="OperatorTok"/>
+        </w:rPr>
+        <w:t xml:space="preserve">:</w:t>
+      </w:r>
+      <w:r>
+        <w:rPr>
+          <w:rStyle w:val="NormalTok"/>
+        </w:rPr>
+        <w:t xml:space="preserve"> </w:t>
+      </w:r>
+      <w:r>
+        <w:rPr>
+          <w:rStyle w:val="StringTok"/>
+        </w:rPr>
+        <w:t xml:space="preserve">"POST"</w:t>
+      </w:r>
+      <w:r>
+        <w:rPr>
+          <w:rStyle w:val="OperatorTok"/>
+        </w:rPr>
+        <w:t xml:space="preserve">,</w:t>
+      </w:r>
+      <w:r>
+        <w:br/>
+      </w:r>
+      <w:r>
+        <w:rPr>
+          <w:rStyle w:val="NormalTok"/>
+        </w:rPr>
+        <w:t xml:space="preserve">  </w:t>
+      </w:r>
+      <w:r>
+        <w:rPr>
+          <w:rStyle w:val="DataTypeTok"/>
+        </w:rPr>
+        <w:t xml:space="preserve">headers</w:t>
+      </w:r>
+      <w:r>
+        <w:rPr>
+          <w:rStyle w:val="OperatorTok"/>
+        </w:rPr>
+        <w:t xml:space="preserve">:</w:t>
+      </w:r>
+      <w:r>
+        <w:rPr>
+          <w:rStyle w:val="NormalTok"/>
+        </w:rPr>
+        <w:t xml:space="preserve"> { </w:t>
+      </w:r>
+      <w:r>
+        <w:rPr>
+          <w:rStyle w:val="StringTok"/>
+        </w:rPr>
+        <w:t xml:space="preserve">"Content-Type"</w:t>
+      </w:r>
+      <w:r>
+        <w:rPr>
+          <w:rStyle w:val="OperatorTok"/>
+        </w:rPr>
+        <w:t xml:space="preserve">:</w:t>
+      </w:r>
+      <w:r>
+        <w:rPr>
+          <w:rStyle w:val="NormalTok"/>
+        </w:rPr>
+        <w:t xml:space="preserve"> </w:t>
+      </w:r>
+      <w:r>
+        <w:rPr>
+          <w:rStyle w:val="StringTok"/>
+        </w:rPr>
+        <w:t xml:space="preserve">"application/json"</w:t>
+      </w:r>
+      <w:r>
+        <w:rPr>
+          <w:rStyle w:val="NormalTok"/>
+        </w:rPr>
+        <w:t xml:space="preserve"> }</w:t>
+      </w:r>
+      <w:r>
+        <w:rPr>
+          <w:rStyle w:val="OperatorTok"/>
+        </w:rPr>
+        <w:t xml:space="preserve">,</w:t>
+      </w:r>
+      <w:r>
+        <w:br/>
+      </w:r>
+      <w:r>
+        <w:rPr>
+          <w:rStyle w:val="NormalTok"/>
+        </w:rPr>
+        <w:t xml:space="preserve">})</w:t>
+      </w:r>
+      <w:r>
+        <w:rPr>
+          <w:rStyle w:val="OperatorTok"/>
+        </w:rPr>
+        <w:t xml:space="preserve">.</w:t>
+      </w:r>
+      <w:r>
+        <w:rPr>
+          <w:rStyle w:val="FunctionTok"/>
+        </w:rPr>
+        <w:t xml:space="preserve">then</w:t>
+      </w:r>
+      <w:r>
+        <w:rPr>
+          <w:rStyle w:val="NormalTok"/>
+        </w:rPr>
+        <w:t xml:space="preserve">(r </w:t>
+      </w:r>
+      <w:r>
+        <w:rPr>
+          <w:rStyle w:val="KeywordTok"/>
+        </w:rPr>
+        <w:t xml:space="preserve">=&gt;</w:t>
+      </w:r>
+      <w:r>
+        <w:rPr>
+          <w:rStyle w:val="NormalTok"/>
+        </w:rPr>
+        <w:t xml:space="preserve"> r</w:t>
+      </w:r>
+      <w:r>
+        <w:rPr>
+          <w:rStyle w:val="OperatorTok"/>
+        </w:rPr>
+        <w:t xml:space="preserve">.</w:t>
+      </w:r>
+      <w:r>
+        <w:rPr>
+          <w:rStyle w:val="FunctionTok"/>
+        </w:rPr>
+        <w:t xml:space="preserve">json</w:t>
+      </w:r>
+      <w:r>
+        <w:rPr>
+          <w:rStyle w:val="NormalTok"/>
+        </w:rPr>
+        <w:t xml:space="preserve">())</w:t>
+      </w:r>
+      <w:r>
+        <w:rPr>
+          <w:rStyle w:val="OperatorTok"/>
+        </w:rPr>
+        <w:t xml:space="preserve">.</w:t>
+      </w:r>
+      <w:r>
+        <w:rPr>
+          <w:rStyle w:val="FunctionTok"/>
+        </w:rPr>
+        <w:t xml:space="preserve">then</w:t>
+      </w:r>
+      <w:r>
+        <w:rPr>
+          <w:rStyle w:val="NormalTok"/>
+        </w:rPr>
+        <w:t xml:space="preserve">(</w:t>
+      </w:r>
+      <w:r>
+        <w:rPr>
+          <w:rStyle w:val="BuiltInTok"/>
+        </w:rPr>
+        <w:t xml:space="preserve">console</w:t>
+      </w:r>
+      <w:r>
+        <w:rPr>
+          <w:rStyle w:val="OperatorTok"/>
+        </w:rPr>
+        <w:t xml:space="preserve">.</w:t>
+      </w:r>
+      <w:r>
+        <w:rPr>
+          <w:rStyle w:val="FunctionTok"/>
+        </w:rPr>
+        <w:t xml:space="preserve">log</w:t>
+      </w:r>
+      <w:r>
+        <w:rPr>
+          <w:rStyle w:val="NormalTok"/>
+        </w:rPr>
+        <w:t xml:space="preserve">)</w:t>
+      </w:r>
+      <w:r>
+        <w:rPr>
+          <w:rStyle w:val="OperatorTok"/>
+        </w:rPr>
+        <w:t xml:space="preserve">;</w:t>
+      </w:r>
+    </w:p>
+    <w:bookmarkEnd w:id="61"/>
+    <w:bookmarkStart w:id="62" w:name="option-c-ceo-installs-during-hiring"/>
+    <w:p>
+      <w:pPr>
+        <w:pStyle w:val="Heading3"/>
+      </w:pPr>
+      <w:r>
+        <w:t xml:space="preserve">Option C — CEO installs during hiring</w:t>
+      </w:r>
+    </w:p>
+    <w:p>
+      <w:pPr>
+        <w:pStyle w:val="FirstParagraph"/>
+      </w:pPr>
+      <w:r>
+        <w:t xml:space="preserve">When the CEO hires an agent, include</w:t>
+      </w:r>
+      <w:r>
+        <w:t xml:space="preserve"> </w:t>
+      </w:r>
+      <w:r>
+        <w:rPr>
+          <w:rStyle w:val="VerbatimChar"/>
+        </w:rPr>
+        <w:t xml:space="preserve">desiredSkills</w:t>
+      </w:r>
+      <w:r>
+        <w:t xml:space="preserve"> </w:t>
+      </w:r>
+      <w:r>
+        <w:t xml:space="preserve">in the hire request:</w:t>
+      </w:r>
+    </w:p>
+    <w:p>
+      <w:pPr>
+        <w:pStyle w:val="SourceCode"/>
+      </w:pPr>
+      <w:r>
+        <w:rPr>
+          <w:rStyle w:val="FunctionTok"/>
+        </w:rPr>
+        <w:t xml:space="preserve">{</w:t>
+      </w:r>
+      <w:r>
+        <w:br/>
+      </w:r>
+      <w:r>
+        <w:rPr>
+          <w:rStyle w:val="NormalTok"/>
+        </w:rPr>
+        <w:t xml:space="preserve">  </w:t>
+      </w:r>
+      <w:r>
+        <w:rPr>
+          <w:rStyle w:val="DataTypeTok"/>
+        </w:rPr>
+        <w:t xml:space="preserve">"name"</w:t>
+      </w:r>
+      <w:r>
+        <w:rPr>
+          <w:rStyle w:val="FunctionTok"/>
+        </w:rPr>
+        <w:t xml:space="preserve">:</w:t>
+      </w:r>
+      <w:r>
+        <w:rPr>
+          <w:rStyle w:val="NormalTok"/>
+        </w:rPr>
+        <w:t xml:space="preserve"> </w:t>
+      </w:r>
+      <w:r>
+        <w:rPr>
+          <w:rStyle w:val="StringTok"/>
+        </w:rPr>
+        <w:t xml:space="preserve">"CMO"</w:t>
+      </w:r>
+      <w:r>
+        <w:rPr>
+          <w:rStyle w:val="FunctionTok"/>
+        </w:rPr>
+        <w:t xml:space="preserve">,</w:t>
+      </w:r>
+      <w:r>
+        <w:br/>
+      </w:r>
+      <w:r>
+        <w:rPr>
+          <w:rStyle w:val="NormalTok"/>
+        </w:rPr>
+        <w:t xml:space="preserve">  </w:t>
+      </w:r>
+      <w:r>
+        <w:rPr>
+          <w:rStyle w:val="DataTypeTok"/>
+        </w:rPr>
+        <w:t xml:space="preserve">"desiredSkills"</w:t>
+      </w:r>
+      <w:r>
+        <w:rPr>
+          <w:rStyle w:val="FunctionTok"/>
+        </w:rPr>
+        <w:t xml:space="preserve">:</w:t>
+      </w:r>
+      <w:r>
+        <w:rPr>
+          <w:rStyle w:val="NormalTok"/>
+        </w:rPr>
+        <w:t xml:space="preserve"> </w:t>
+      </w:r>
+      <w:r>
+        <w:rPr>
+          <w:rStyle w:val="OtherTok"/>
+        </w:rPr>
+        <w:t xml:space="preserve">[</w:t>
+      </w:r>
+      <w:r>
+        <w:rPr>
+          <w:rStyle w:val="StringTok"/>
+        </w:rPr>
+        <w:t xml:space="preserve">"post-to-linkedin"</w:t>
+      </w:r>
+      <w:r>
+        <w:rPr>
+          <w:rStyle w:val="OtherTok"/>
+        </w:rPr>
+        <w:t xml:space="preserve">,</w:t>
+      </w:r>
+      <w:r>
+        <w:rPr>
+          <w:rStyle w:val="NormalTok"/>
+        </w:rPr>
+        <w:t xml:space="preserve"> </w:t>
+      </w:r>
+      <w:r>
+        <w:rPr>
+          <w:rStyle w:val="StringTok"/>
+        </w:rPr>
+        <w:t xml:space="preserve">"post-to-x"</w:t>
+      </w:r>
+      <w:r>
+        <w:rPr>
+          <w:rStyle w:val="OtherTok"/>
+        </w:rPr>
+        <w:t xml:space="preserve">,</w:t>
+      </w:r>
+      <w:r>
+        <w:rPr>
+          <w:rStyle w:val="NormalTok"/>
+        </w:rPr>
+        <w:t xml:space="preserve"> </w:t>
+      </w:r>
+      <w:r>
+        <w:rPr>
+          <w:rStyle w:val="StringTok"/>
+        </w:rPr>
+        <w:t xml:space="preserve">"render-remotion-video"</w:t>
+      </w:r>
+      <w:r>
+        <w:rPr>
+          <w:rStyle w:val="OtherTok"/>
+        </w:rPr>
+        <w:t xml:space="preserve">]</w:t>
+      </w:r>
+      <w:r>
+        <w:rPr>
+          <w:rStyle w:val="FunctionTok"/>
+        </w:rPr>
+        <w:t xml:space="preserve">,</w:t>
+      </w:r>
+      <w:r>
+        <w:br/>
+      </w:r>
+      <w:r>
+        <w:rPr>
+          <w:rStyle w:val="NormalTok"/>
+        </w:rPr>
+        <w:t xml:space="preserve">  </w:t>
+      </w:r>
+      <w:r>
+        <w:rPr>
+          <w:rStyle w:val="ErrorTok"/>
+        </w:rPr>
+        <w:t xml:space="preserve">...</w:t>
+      </w:r>
+      <w:r>
+        <w:br/>
+      </w:r>
+      <w:r>
+        <w:rPr>
+          <w:rStyle w:val="FunctionTok"/>
+        </w:rPr>
+        <w:t xml:space="preserve">}</w:t>
+      </w:r>
+    </w:p>
+    <w:bookmarkEnd w:id="62"/>
+    <w:bookmarkStart w:id="63" w:name="sync-skills-on-existing-agents"/>
+    <w:p>
+      <w:pPr>
+        <w:pStyle w:val="Heading3"/>
+      </w:pPr>
+      <w:r>
+        <w:t xml:space="preserve">Sync skills on existing agents</w:t>
+      </w:r>
+    </w:p>
+    <w:p>
+      <w:pPr>
+        <w:pStyle w:val="SourceCode"/>
+      </w:pPr>
+      <w:r>
+        <w:rPr>
+          <w:rStyle w:val="FunctionTok"/>
+        </w:rPr>
+        <w:t xml:space="preserve">fetch</w:t>
+      </w:r>
+      <w:r>
+        <w:rPr>
+          <w:rStyle w:val="NormalTok"/>
+        </w:rPr>
+        <w:t xml:space="preserve">(</w:t>
+      </w:r>
+      <w:r>
+        <w:rPr>
+          <w:rStyle w:val="StringTok"/>
+        </w:rPr>
+        <w:t xml:space="preserve">"/api/agents/CMO_AGENT_ID/skills/sync"</w:t>
+      </w:r>
+      <w:r>
+        <w:rPr>
+          <w:rStyle w:val="OperatorTok"/>
+        </w:rPr>
+        <w:t xml:space="preserve">,</w:t>
+      </w:r>
+      <w:r>
+        <w:rPr>
+          <w:rStyle w:val="NormalTok"/>
+        </w:rPr>
+        <w:t xml:space="preserve"> {</w:t>
+      </w:r>
+      <w:r>
+        <w:br/>
+      </w:r>
+      <w:r>
+        <w:rPr>
+          <w:rStyle w:val="NormalTok"/>
+        </w:rPr>
+        <w:t xml:space="preserve">  </w:t>
+      </w:r>
+      <w:r>
+        <w:rPr>
+          <w:rStyle w:val="DataTypeTok"/>
+        </w:rPr>
+        <w:t xml:space="preserve">method</w:t>
+      </w:r>
+      <w:r>
+        <w:rPr>
+          <w:rStyle w:val="OperatorTok"/>
+        </w:rPr>
+        <w:t xml:space="preserve">:</w:t>
+      </w:r>
+      <w:r>
+        <w:rPr>
+          <w:rStyle w:val="NormalTok"/>
+        </w:rPr>
+        <w:t xml:space="preserve"> </w:t>
+      </w:r>
+      <w:r>
+        <w:rPr>
+          <w:rStyle w:val="StringTok"/>
+        </w:rPr>
+        <w:t xml:space="preserve">"POST"</w:t>
+      </w:r>
+      <w:r>
+        <w:rPr>
+          <w:rStyle w:val="OperatorTok"/>
+        </w:rPr>
+        <w:t xml:space="preserve">,</w:t>
+      </w:r>
+      <w:r>
+        <w:br/>
+      </w:r>
+      <w:r>
+        <w:rPr>
+          <w:rStyle w:val="NormalTok"/>
+        </w:rPr>
+        <w:t xml:space="preserve">  </w:t>
+      </w:r>
+      <w:r>
+        <w:rPr>
+          <w:rStyle w:val="DataTypeTok"/>
+        </w:rPr>
+        <w:t xml:space="preserve">headers</w:t>
+      </w:r>
+      <w:r>
+        <w:rPr>
+          <w:rStyle w:val="OperatorTok"/>
+        </w:rPr>
+        <w:t xml:space="preserve">:</w:t>
+      </w:r>
+      <w:r>
+        <w:rPr>
+          <w:rStyle w:val="NormalTok"/>
+        </w:rPr>
+        <w:t xml:space="preserve"> { </w:t>
+      </w:r>
+      <w:r>
+        <w:rPr>
+          <w:rStyle w:val="StringTok"/>
+        </w:rPr>
+        <w:t xml:space="preserve">"Content-Type"</w:t>
+      </w:r>
+      <w:r>
+        <w:rPr>
+          <w:rStyle w:val="OperatorTok"/>
+        </w:rPr>
+        <w:t xml:space="preserve">:</w:t>
+      </w:r>
+      <w:r>
+        <w:rPr>
+          <w:rStyle w:val="NormalTok"/>
+        </w:rPr>
+        <w:t xml:space="preserve"> </w:t>
+      </w:r>
+      <w:r>
+        <w:rPr>
+          <w:rStyle w:val="StringTok"/>
+        </w:rPr>
+        <w:t xml:space="preserve">"application/json"</w:t>
+      </w:r>
+      <w:r>
+        <w:rPr>
+          <w:rStyle w:val="NormalTok"/>
+        </w:rPr>
+        <w:t xml:space="preserve"> }</w:t>
+      </w:r>
+      <w:r>
+        <w:rPr>
+          <w:rStyle w:val="OperatorTok"/>
+        </w:rPr>
+        <w:t xml:space="preserve">,</w:t>
+      </w:r>
+      <w:r>
+        <w:br/>
+      </w:r>
+      <w:r>
+        <w:rPr>
+          <w:rStyle w:val="NormalTok"/>
+        </w:rPr>
+        <w:t xml:space="preserve">  </w:t>
+      </w:r>
+      <w:r>
+        <w:rPr>
+          <w:rStyle w:val="DataTypeTok"/>
+        </w:rPr>
+        <w:t xml:space="preserve">body</w:t>
+      </w:r>
+      <w:r>
+        <w:rPr>
+          <w:rStyle w:val="OperatorTok"/>
+        </w:rPr>
+        <w:t xml:space="preserve">:</w:t>
+      </w:r>
+      <w:r>
+        <w:rPr>
+          <w:rStyle w:val="NormalTok"/>
+        </w:rPr>
+        <w:t xml:space="preserve"> </w:t>
+      </w:r>
+      <w:r>
+        <w:rPr>
+          <w:rStyle w:val="BuiltInTok"/>
+        </w:rPr>
+        <w:t xml:space="preserve">JSON</w:t>
+      </w:r>
+      <w:r>
+        <w:rPr>
+          <w:rStyle w:val="OperatorTok"/>
+        </w:rPr>
+        <w:t xml:space="preserve">.</w:t>
+      </w:r>
+      <w:r>
+        <w:rPr>
+          <w:rStyle w:val="FunctionTok"/>
+        </w:rPr>
+        <w:t xml:space="preserve">stringify</w:t>
+      </w:r>
+      <w:r>
+        <w:rPr>
+          <w:rStyle w:val="NormalTok"/>
+        </w:rPr>
+        <w:t xml:space="preserve">({</w:t>
+      </w:r>
+      <w:r>
+        <w:br/>
+      </w:r>
+      <w:r>
+        <w:rPr>
+          <w:rStyle w:val="NormalTok"/>
+        </w:rPr>
+        <w:t xml:space="preserve">    </w:t>
+      </w:r>
+      <w:r>
+        <w:rPr>
+          <w:rStyle w:val="DataTypeTok"/>
+        </w:rPr>
+        <w:t xml:space="preserve">desiredSkills</w:t>
+      </w:r>
+      <w:r>
+        <w:rPr>
+          <w:rStyle w:val="OperatorTok"/>
+        </w:rPr>
+        <w:t xml:space="preserve">:</w:t>
+      </w:r>
+      <w:r>
+        <w:rPr>
+          <w:rStyle w:val="NormalTok"/>
+        </w:rPr>
+        <w:t xml:space="preserve"> [</w:t>
+      </w:r>
+      <w:r>
+        <w:rPr>
+          <w:rStyle w:val="StringTok"/>
+        </w:rPr>
+        <w:t xml:space="preserve">"post-to-linkedin"</w:t>
+      </w:r>
+      <w:r>
+        <w:rPr>
+          <w:rStyle w:val="OperatorTok"/>
+        </w:rPr>
+        <w:t xml:space="preserve">,</w:t>
+      </w:r>
+      <w:r>
+        <w:rPr>
+          <w:rStyle w:val="NormalTok"/>
+        </w:rPr>
+        <w:t xml:space="preserve"> </w:t>
+      </w:r>
+      <w:r>
+        <w:rPr>
+          <w:rStyle w:val="StringTok"/>
+        </w:rPr>
+        <w:t xml:space="preserve">"post-to-x"</w:t>
+      </w:r>
+      <w:r>
+        <w:rPr>
+          <w:rStyle w:val="OperatorTok"/>
+        </w:rPr>
+        <w:t xml:space="preserve">,</w:t>
+      </w:r>
+      <w:r>
+        <w:rPr>
+          <w:rStyle w:val="NormalTok"/>
+        </w:rPr>
+        <w:t xml:space="preserve"> </w:t>
+      </w:r>
+      <w:r>
+        <w:rPr>
+          <w:rStyle w:val="StringTok"/>
+        </w:rPr>
+        <w:t xml:space="preserve">"render-remotion-video"</w:t>
+      </w:r>
+      <w:r>
+        <w:rPr>
+          <w:rStyle w:val="NormalTok"/>
+        </w:rPr>
+        <w:t xml:space="preserve">]</w:t>
+      </w:r>
+      <w:r>
+        <w:br/>
+      </w:r>
+      <w:r>
+        <w:rPr>
+          <w:rStyle w:val="NormalTok"/>
+        </w:rPr>
+        <w:t xml:space="preserve">  })</w:t>
+      </w:r>
+      <w:r>
+        <w:rPr>
+          <w:rStyle w:val="OperatorTok"/>
+        </w:rPr>
+        <w:t xml:space="preserve">,</w:t>
+      </w:r>
+      <w:r>
+        <w:br/>
+      </w:r>
+      <w:r>
+        <w:rPr>
+          <w:rStyle w:val="NormalTok"/>
+        </w:rPr>
+        <w:t xml:space="preserve">})</w:t>
+      </w:r>
+      <w:r>
+        <w:rPr>
+          <w:rStyle w:val="OperatorTok"/>
+        </w:rPr>
+        <w:t xml:space="preserve">.</w:t>
+      </w:r>
+      <w:r>
+        <w:rPr>
+          <w:rStyle w:val="FunctionTok"/>
+        </w:rPr>
+        <w:t xml:space="preserve">then</w:t>
+      </w:r>
+      <w:r>
+        <w:rPr>
+          <w:rStyle w:val="NormalTok"/>
+        </w:rPr>
+        <w:t xml:space="preserve">(r </w:t>
+      </w:r>
+      <w:r>
+        <w:rPr>
+          <w:rStyle w:val="KeywordTok"/>
+        </w:rPr>
+        <w:t xml:space="preserve">=&gt;</w:t>
+      </w:r>
+      <w:r>
+        <w:rPr>
+          <w:rStyle w:val="NormalTok"/>
+        </w:rPr>
+        <w:t xml:space="preserve"> r</w:t>
+      </w:r>
+      <w:r>
+        <w:rPr>
+          <w:rStyle w:val="OperatorTok"/>
+        </w:rPr>
+        <w:t xml:space="preserve">.</w:t>
+      </w:r>
+      <w:r>
+        <w:rPr>
+          <w:rStyle w:val="FunctionTok"/>
+        </w:rPr>
+        <w:t xml:space="preserve">json</w:t>
+      </w:r>
+      <w:r>
+        <w:rPr>
+          <w:rStyle w:val="NormalTok"/>
+        </w:rPr>
+        <w:t xml:space="preserve">())</w:t>
+      </w:r>
+      <w:r>
+        <w:rPr>
+          <w:rStyle w:val="OperatorTok"/>
+        </w:rPr>
+        <w:t xml:space="preserve">.</w:t>
+      </w:r>
+      <w:r>
+        <w:rPr>
+          <w:rStyle w:val="FunctionTok"/>
+        </w:rPr>
+        <w:t xml:space="preserve">then</w:t>
+      </w:r>
+      <w:r>
+        <w:rPr>
+          <w:rStyle w:val="NormalTok"/>
+        </w:rPr>
+        <w:t xml:space="preserve">(</w:t>
+      </w:r>
+      <w:r>
+        <w:rPr>
+          <w:rStyle w:val="BuiltInTok"/>
+        </w:rPr>
+        <w:t xml:space="preserve">console</w:t>
+      </w:r>
+      <w:r>
+        <w:rPr>
+          <w:rStyle w:val="OperatorTok"/>
+        </w:rPr>
+        <w:t xml:space="preserve">.</w:t>
+      </w:r>
+      <w:r>
+        <w:rPr>
+          <w:rStyle w:val="FunctionTok"/>
+        </w:rPr>
+        <w:t xml:space="preserve">log</w:t>
+      </w:r>
+      <w:r>
+        <w:rPr>
+          <w:rStyle w:val="NormalTok"/>
+        </w:rPr>
+        <w:t xml:space="preserve">)</w:t>
+      </w:r>
+      <w:r>
+        <w:rPr>
+          <w:rStyle w:val="OperatorTok"/>
+        </w:rPr>
+        <w:t xml:space="preserve">;</w:t>
+      </w:r>
+    </w:p>
+    <w:p>
+      <w:pPr>
+        <w:pStyle w:val="FirstParagraph"/>
+      </w:pPr>
+      <w:r>
+        <w:t xml:space="preserve">After syncing, the agent can invoke the skill via</w:t>
+      </w:r>
+      <w:r>
+        <w:t xml:space="preserve"> </w:t>
+      </w:r>
+      <w:r>
+        <w:rPr>
+          <w:rStyle w:val="VerbatimChar"/>
+        </w:rPr>
+        <w:t xml:space="preserve">Skill</w:t>
+      </w:r>
+      <w:r>
+        <w:t xml:space="preserve"> </w:t>
+      </w:r>
+      <w:r>
+        <w:t xml:space="preserve">tool calls in its heartbeats — the skill’s SKILL.md becomes available as context.</w:t>
+      </w:r>
+    </w:p>
+    <w:bookmarkEnd w:id="63"/>
+    <w:bookmarkEnd w:id="64"/>
+    <w:bookmarkEnd w:id="65"/>
+    <w:bookmarkStart w:id="66" w:name="appendix-key-concepts"/>
     <w:p>
       <w:pPr>
         <w:pStyle w:val="Heading1"/>
@@ -4973,7 +10652,7 @@
         <w:t xml:space="preserve">(between v2026.403.0 and v2026.410.0). Paperclip is evolving rapidly — verify against your deployed version.</w:t>
       </w:r>
     </w:p>
-    <w:bookmarkEnd w:id="41"/>
+    <w:bookmarkEnd w:id="66"/>
     <w:sectPr>
       <w:footnotePr>
         <w:numRestart w:val="eachSect"/>

--- a/docs/paperclip-cloud-operations-guide.docx
+++ b/docs/paperclip-cloud-operations-guide.docx
@@ -2718,7 +2718,7 @@
     </w:p>
     <w:bookmarkEnd w:id="26"/>
     <w:bookmarkEnd w:id="27"/>
-    <w:bookmarkStart w:id="41" w:name="part-2-3rd-party-integrations"/>
+    <w:bookmarkStart w:id="40" w:name="part-2-3rd-party-integrations"/>
     <w:p>
       <w:pPr>
         <w:pStyle w:val="Heading1"/>
@@ -2727,7 +2727,7 @@
         <w:t xml:space="preserve">Part 2: 3rd Party Integrations</w:t>
       </w:r>
     </w:p>
-    <w:bookmarkStart w:id="35" w:name="connecting-agents-to-external-services"/>
+    <w:bookmarkStart w:id="34" w:name="connecting-agents-to-external-services"/>
     <w:p>
       <w:pPr>
         <w:pStyle w:val="Heading2"/>
@@ -3069,13 +3069,13 @@
       </w:tr>
     </w:tbl>
     <w:bookmarkEnd w:id="31"/>
-    <w:bookmarkStart w:id="32" w:name="storing-credentials-as-secrets"/>
+    <w:bookmarkStart w:id="32" w:name="X5e1bd796b3cfdb70103a64c955f15d2e1e93a70"/>
     <w:p>
       <w:pPr>
         <w:pStyle w:val="Heading3"/>
       </w:pPr>
       <w:r>
-        <w:t xml:space="preserve">Storing credentials as secrets</w:t>
+        <w:t xml:space="preserve">Storing credentials and configuring agents (via the dashboard)</w:t>
       </w:r>
     </w:p>
     <w:p>
@@ -3083,681 +3083,7 @@
         <w:pStyle w:val="FirstParagraph"/>
       </w:pPr>
       <w:r>
-        <w:t xml:space="preserve">In the browser dev tools console (while signed in):</w:t>
-      </w:r>
-    </w:p>
-    <w:p>
-      <w:pPr>
-        <w:pStyle w:val="SourceCode"/>
-      </w:pPr>
-      <w:r>
-        <w:rPr>
-          <w:rStyle w:val="FunctionTok"/>
-        </w:rPr>
-        <w:t xml:space="preserve">fetch</w:t>
-      </w:r>
-      <w:r>
-        <w:rPr>
-          <w:rStyle w:val="NormalTok"/>
-        </w:rPr>
-        <w:t xml:space="preserve">(</w:t>
-      </w:r>
-      <w:r>
-        <w:rPr>
-          <w:rStyle w:val="StringTok"/>
-        </w:rPr>
-        <w:t xml:space="preserve">"/api/companies/YOUR_COMPANY_ID/secrets"</w:t>
-      </w:r>
-      <w:r>
-        <w:rPr>
-          <w:rStyle w:val="OperatorTok"/>
-        </w:rPr>
-        <w:t xml:space="preserve">,</w:t>
-      </w:r>
-      <w:r>
-        <w:rPr>
-          <w:rStyle w:val="NormalTok"/>
-        </w:rPr>
-        <w:t xml:space="preserve"> {</w:t>
-      </w:r>
-      <w:r>
-        <w:br/>
-      </w:r>
-      <w:r>
-        <w:rPr>
-          <w:rStyle w:val="NormalTok"/>
-        </w:rPr>
-        <w:t xml:space="preserve">  </w:t>
-      </w:r>
-      <w:r>
-        <w:rPr>
-          <w:rStyle w:val="DataTypeTok"/>
-        </w:rPr>
-        <w:t xml:space="preserve">method</w:t>
-      </w:r>
-      <w:r>
-        <w:rPr>
-          <w:rStyle w:val="OperatorTok"/>
-        </w:rPr>
-        <w:t xml:space="preserve">:</w:t>
-      </w:r>
-      <w:r>
-        <w:rPr>
-          <w:rStyle w:val="NormalTok"/>
-        </w:rPr>
-        <w:t xml:space="preserve"> </w:t>
-      </w:r>
-      <w:r>
-        <w:rPr>
-          <w:rStyle w:val="StringTok"/>
-        </w:rPr>
-        <w:t xml:space="preserve">"POST"</w:t>
-      </w:r>
-      <w:r>
-        <w:rPr>
-          <w:rStyle w:val="OperatorTok"/>
-        </w:rPr>
-        <w:t xml:space="preserve">,</w:t>
-      </w:r>
-      <w:r>
-        <w:br/>
-      </w:r>
-      <w:r>
-        <w:rPr>
-          <w:rStyle w:val="NormalTok"/>
-        </w:rPr>
-        <w:t xml:space="preserve">  </w:t>
-      </w:r>
-      <w:r>
-        <w:rPr>
-          <w:rStyle w:val="DataTypeTok"/>
-        </w:rPr>
-        <w:t xml:space="preserve">headers</w:t>
-      </w:r>
-      <w:r>
-        <w:rPr>
-          <w:rStyle w:val="OperatorTok"/>
-        </w:rPr>
-        <w:t xml:space="preserve">:</w:t>
-      </w:r>
-      <w:r>
-        <w:rPr>
-          <w:rStyle w:val="NormalTok"/>
-        </w:rPr>
-        <w:t xml:space="preserve"> { </w:t>
-      </w:r>
-      <w:r>
-        <w:rPr>
-          <w:rStyle w:val="StringTok"/>
-        </w:rPr>
-        <w:t xml:space="preserve">"Content-Type"</w:t>
-      </w:r>
-      <w:r>
-        <w:rPr>
-          <w:rStyle w:val="OperatorTok"/>
-        </w:rPr>
-        <w:t xml:space="preserve">:</w:t>
-      </w:r>
-      <w:r>
-        <w:rPr>
-          <w:rStyle w:val="NormalTok"/>
-        </w:rPr>
-        <w:t xml:space="preserve"> </w:t>
-      </w:r>
-      <w:r>
-        <w:rPr>
-          <w:rStyle w:val="StringTok"/>
-        </w:rPr>
-        <w:t xml:space="preserve">"application/json"</w:t>
-      </w:r>
-      <w:r>
-        <w:rPr>
-          <w:rStyle w:val="NormalTok"/>
-        </w:rPr>
-        <w:t xml:space="preserve"> }</w:t>
-      </w:r>
-      <w:r>
-        <w:rPr>
-          <w:rStyle w:val="OperatorTok"/>
-        </w:rPr>
-        <w:t xml:space="preserve">,</w:t>
-      </w:r>
-      <w:r>
-        <w:br/>
-      </w:r>
-      <w:r>
-        <w:rPr>
-          <w:rStyle w:val="NormalTok"/>
-        </w:rPr>
-        <w:t xml:space="preserve">  </w:t>
-      </w:r>
-      <w:r>
-        <w:rPr>
-          <w:rStyle w:val="DataTypeTok"/>
-        </w:rPr>
-        <w:t xml:space="preserve">body</w:t>
-      </w:r>
-      <w:r>
-        <w:rPr>
-          <w:rStyle w:val="OperatorTok"/>
-        </w:rPr>
-        <w:t xml:space="preserve">:</w:t>
-      </w:r>
-      <w:r>
-        <w:rPr>
-          <w:rStyle w:val="NormalTok"/>
-        </w:rPr>
-        <w:t xml:space="preserve"> </w:t>
-      </w:r>
-      <w:r>
-        <w:rPr>
-          <w:rStyle w:val="BuiltInTok"/>
-        </w:rPr>
-        <w:t xml:space="preserve">JSON</w:t>
-      </w:r>
-      <w:r>
-        <w:rPr>
-          <w:rStyle w:val="OperatorTok"/>
-        </w:rPr>
-        <w:t xml:space="preserve">.</w:t>
-      </w:r>
-      <w:r>
-        <w:rPr>
-          <w:rStyle w:val="FunctionTok"/>
-        </w:rPr>
-        <w:t xml:space="preserve">stringify</w:t>
-      </w:r>
-      <w:r>
-        <w:rPr>
-          <w:rStyle w:val="NormalTok"/>
-        </w:rPr>
-        <w:t xml:space="preserve">({</w:t>
-      </w:r>
-      <w:r>
-        <w:br/>
-      </w:r>
-      <w:r>
-        <w:rPr>
-          <w:rStyle w:val="NormalTok"/>
-        </w:rPr>
-        <w:t xml:space="preserve">    </w:t>
-      </w:r>
-      <w:r>
-        <w:rPr>
-          <w:rStyle w:val="DataTypeTok"/>
-        </w:rPr>
-        <w:t xml:space="preserve">name</w:t>
-      </w:r>
-      <w:r>
-        <w:rPr>
-          <w:rStyle w:val="OperatorTok"/>
-        </w:rPr>
-        <w:t xml:space="preserve">:</w:t>
-      </w:r>
-      <w:r>
-        <w:rPr>
-          <w:rStyle w:val="NormalTok"/>
-        </w:rPr>
-        <w:t xml:space="preserve"> </w:t>
-      </w:r>
-      <w:r>
-        <w:rPr>
-          <w:rStyle w:val="StringTok"/>
-        </w:rPr>
-        <w:t xml:space="preserve">"linkedin-access-token"</w:t>
-      </w:r>
-      <w:r>
-        <w:rPr>
-          <w:rStyle w:val="OperatorTok"/>
-        </w:rPr>
-        <w:t xml:space="preserve">,</w:t>
-      </w:r>
-      <w:r>
-        <w:br/>
-      </w:r>
-      <w:r>
-        <w:rPr>
-          <w:rStyle w:val="NormalTok"/>
-        </w:rPr>
-        <w:t xml:space="preserve">    </w:t>
-      </w:r>
-      <w:r>
-        <w:rPr>
-          <w:rStyle w:val="DataTypeTok"/>
-        </w:rPr>
-        <w:t xml:space="preserve">value</w:t>
-      </w:r>
-      <w:r>
-        <w:rPr>
-          <w:rStyle w:val="OperatorTok"/>
-        </w:rPr>
-        <w:t xml:space="preserve">:</w:t>
-      </w:r>
-      <w:r>
-        <w:rPr>
-          <w:rStyle w:val="NormalTok"/>
-        </w:rPr>
-        <w:t xml:space="preserve"> </w:t>
-      </w:r>
-      <w:r>
-        <w:rPr>
-          <w:rStyle w:val="StringTok"/>
-        </w:rPr>
-        <w:t xml:space="preserve">"YOUR_TOKEN_HERE"</w:t>
-      </w:r>
-      <w:r>
-        <w:br/>
-      </w:r>
-      <w:r>
-        <w:rPr>
-          <w:rStyle w:val="NormalTok"/>
-        </w:rPr>
-        <w:t xml:space="preserve">  })</w:t>
-      </w:r>
-      <w:r>
-        <w:rPr>
-          <w:rStyle w:val="OperatorTok"/>
-        </w:rPr>
-        <w:t xml:space="preserve">,</w:t>
-      </w:r>
-      <w:r>
-        <w:br/>
-      </w:r>
-      <w:r>
-        <w:rPr>
-          <w:rStyle w:val="NormalTok"/>
-        </w:rPr>
-        <w:t xml:space="preserve">})</w:t>
-      </w:r>
-      <w:r>
-        <w:rPr>
-          <w:rStyle w:val="OperatorTok"/>
-        </w:rPr>
-        <w:t xml:space="preserve">.</w:t>
-      </w:r>
-      <w:r>
-        <w:rPr>
-          <w:rStyle w:val="FunctionTok"/>
-        </w:rPr>
-        <w:t xml:space="preserve">then</w:t>
-      </w:r>
-      <w:r>
-        <w:rPr>
-          <w:rStyle w:val="NormalTok"/>
-        </w:rPr>
-        <w:t xml:space="preserve">(r </w:t>
-      </w:r>
-      <w:r>
-        <w:rPr>
-          <w:rStyle w:val="KeywordTok"/>
-        </w:rPr>
-        <w:t xml:space="preserve">=&gt;</w:t>
-      </w:r>
-      <w:r>
-        <w:rPr>
-          <w:rStyle w:val="NormalTok"/>
-        </w:rPr>
-        <w:t xml:space="preserve"> r</w:t>
-      </w:r>
-      <w:r>
-        <w:rPr>
-          <w:rStyle w:val="OperatorTok"/>
-        </w:rPr>
-        <w:t xml:space="preserve">.</w:t>
-      </w:r>
-      <w:r>
-        <w:rPr>
-          <w:rStyle w:val="FunctionTok"/>
-        </w:rPr>
-        <w:t xml:space="preserve">json</w:t>
-      </w:r>
-      <w:r>
-        <w:rPr>
-          <w:rStyle w:val="NormalTok"/>
-        </w:rPr>
-        <w:t xml:space="preserve">())</w:t>
-      </w:r>
-      <w:r>
-        <w:rPr>
-          <w:rStyle w:val="OperatorTok"/>
-        </w:rPr>
-        <w:t xml:space="preserve">.</w:t>
-      </w:r>
-      <w:r>
-        <w:rPr>
-          <w:rStyle w:val="FunctionTok"/>
-        </w:rPr>
-        <w:t xml:space="preserve">then</w:t>
-      </w:r>
-      <w:r>
-        <w:rPr>
-          <w:rStyle w:val="NormalTok"/>
-        </w:rPr>
-        <w:t xml:space="preserve">(j </w:t>
-      </w:r>
-      <w:r>
-        <w:rPr>
-          <w:rStyle w:val="KeywordTok"/>
-        </w:rPr>
-        <w:t xml:space="preserve">=&gt;</w:t>
-      </w:r>
-      <w:r>
-        <w:rPr>
-          <w:rStyle w:val="NormalTok"/>
-        </w:rPr>
-        <w:t xml:space="preserve"> </w:t>
-      </w:r>
-      <w:r>
-        <w:rPr>
-          <w:rStyle w:val="BuiltInTok"/>
-        </w:rPr>
-        <w:t xml:space="preserve">console</w:t>
-      </w:r>
-      <w:r>
-        <w:rPr>
-          <w:rStyle w:val="OperatorTok"/>
-        </w:rPr>
-        <w:t xml:space="preserve">.</w:t>
-      </w:r>
-      <w:r>
-        <w:rPr>
-          <w:rStyle w:val="FunctionTok"/>
-        </w:rPr>
-        <w:t xml:space="preserve">log</w:t>
-      </w:r>
-      <w:r>
-        <w:rPr>
-          <w:rStyle w:val="NormalTok"/>
-        </w:rPr>
-        <w:t xml:space="preserve">(</w:t>
-      </w:r>
-      <w:r>
-        <w:rPr>
-          <w:rStyle w:val="StringTok"/>
-        </w:rPr>
-        <w:t xml:space="preserve">"Secret ID:"</w:t>
-      </w:r>
-      <w:r>
-        <w:rPr>
-          <w:rStyle w:val="OperatorTok"/>
-        </w:rPr>
-        <w:t xml:space="preserve">,</w:t>
-      </w:r>
-      <w:r>
-        <w:rPr>
-          <w:rStyle w:val="NormalTok"/>
-        </w:rPr>
-        <w:t xml:space="preserve"> j</w:t>
-      </w:r>
-      <w:r>
-        <w:rPr>
-          <w:rStyle w:val="OperatorTok"/>
-        </w:rPr>
-        <w:t xml:space="preserve">.</w:t>
-      </w:r>
-      <w:r>
-        <w:rPr>
-          <w:rStyle w:val="AttributeTok"/>
-        </w:rPr>
-        <w:t xml:space="preserve">id</w:t>
-      </w:r>
-      <w:r>
-        <w:rPr>
-          <w:rStyle w:val="NormalTok"/>
-        </w:rPr>
-        <w:t xml:space="preserve">))</w:t>
-      </w:r>
-      <w:r>
-        <w:rPr>
-          <w:rStyle w:val="OperatorTok"/>
-        </w:rPr>
-        <w:t xml:space="preserve">;</w:t>
-      </w:r>
-    </w:p>
-    <w:p>
-      <w:pPr>
-        <w:pStyle w:val="FirstParagraph"/>
-      </w:pPr>
-      <w:r>
-        <w:t xml:space="preserve">Values are encrypted at rest. Only the secret ID is visible in the API.</w:t>
-      </w:r>
-    </w:p>
-    <w:bookmarkEnd w:id="32"/>
-    <w:bookmarkStart w:id="33" w:name="configuring-agents-to-use-secrets"/>
-    <w:p>
-      <w:pPr>
-        <w:pStyle w:val="Heading3"/>
-      </w:pPr>
-      <w:r>
-        <w:t xml:space="preserve">Configuring agents to use secrets</w:t>
-      </w:r>
-    </w:p>
-    <w:p>
-      <w:pPr>
-        <w:pStyle w:val="FirstParagraph"/>
-      </w:pPr>
-      <w:r>
-        <w:t xml:space="preserve">Add the secret to the agent’s adapter config as an environment variable. In the agent’s Configuration → Advanced → env:</w:t>
-      </w:r>
-    </w:p>
-    <w:p>
-      <w:pPr>
-        <w:pStyle w:val="SourceCode"/>
-      </w:pPr>
-      <w:r>
-        <w:rPr>
-          <w:rStyle w:val="FunctionTok"/>
-        </w:rPr>
-        <w:t xml:space="preserve">{</w:t>
-      </w:r>
-      <w:r>
-        <w:br/>
-      </w:r>
-      <w:r>
-        <w:rPr>
-          <w:rStyle w:val="NormalTok"/>
-        </w:rPr>
-        <w:t xml:space="preserve">  </w:t>
-      </w:r>
-      <w:r>
-        <w:rPr>
-          <w:rStyle w:val="DataTypeTok"/>
-        </w:rPr>
-        <w:t xml:space="preserve">"LINKEDIN_ACCESS_TOKEN"</w:t>
-      </w:r>
-      <w:r>
-        <w:rPr>
-          <w:rStyle w:val="FunctionTok"/>
-        </w:rPr>
-        <w:t xml:space="preserve">:</w:t>
-      </w:r>
-      <w:r>
-        <w:rPr>
-          <w:rStyle w:val="NormalTok"/>
-        </w:rPr>
-        <w:t xml:space="preserve"> </w:t>
-      </w:r>
-      <w:r>
-        <w:rPr>
-          <w:rStyle w:val="FunctionTok"/>
-        </w:rPr>
-        <w:t xml:space="preserve">{</w:t>
-      </w:r>
-      <w:r>
-        <w:br/>
-      </w:r>
-      <w:r>
-        <w:rPr>
-          <w:rStyle w:val="NormalTok"/>
-        </w:rPr>
-        <w:t xml:space="preserve">    </w:t>
-      </w:r>
-      <w:r>
-        <w:rPr>
-          <w:rStyle w:val="DataTypeTok"/>
-        </w:rPr>
-        <w:t xml:space="preserve">"type"</w:t>
-      </w:r>
-      <w:r>
-        <w:rPr>
-          <w:rStyle w:val="FunctionTok"/>
-        </w:rPr>
-        <w:t xml:space="preserve">:</w:t>
-      </w:r>
-      <w:r>
-        <w:rPr>
-          <w:rStyle w:val="NormalTok"/>
-        </w:rPr>
-        <w:t xml:space="preserve"> </w:t>
-      </w:r>
-      <w:r>
-        <w:rPr>
-          <w:rStyle w:val="StringTok"/>
-        </w:rPr>
-        <w:t xml:space="preserve">"secret_ref"</w:t>
-      </w:r>
-      <w:r>
-        <w:rPr>
-          <w:rStyle w:val="FunctionTok"/>
-        </w:rPr>
-        <w:t xml:space="preserve">,</w:t>
-      </w:r>
-      <w:r>
-        <w:br/>
-      </w:r>
-      <w:r>
-        <w:rPr>
-          <w:rStyle w:val="NormalTok"/>
-        </w:rPr>
-        <w:t xml:space="preserve">    </w:t>
-      </w:r>
-      <w:r>
-        <w:rPr>
-          <w:rStyle w:val="DataTypeTok"/>
-        </w:rPr>
-        <w:t xml:space="preserve">"secretId"</w:t>
-      </w:r>
-      <w:r>
-        <w:rPr>
-          <w:rStyle w:val="FunctionTok"/>
-        </w:rPr>
-        <w:t xml:space="preserve">:</w:t>
-      </w:r>
-      <w:r>
-        <w:rPr>
-          <w:rStyle w:val="NormalTok"/>
-        </w:rPr>
-        <w:t xml:space="preserve"> </w:t>
-      </w:r>
-      <w:r>
-        <w:rPr>
-          <w:rStyle w:val="StringTok"/>
-        </w:rPr>
-        <w:t xml:space="preserve">"THE_SECRET_ID"</w:t>
-      </w:r>
-      <w:r>
-        <w:rPr>
-          <w:rStyle w:val="FunctionTok"/>
-        </w:rPr>
-        <w:t xml:space="preserve">,</w:t>
-      </w:r>
-      <w:r>
-        <w:br/>
-      </w:r>
-      <w:r>
-        <w:rPr>
-          <w:rStyle w:val="NormalTok"/>
-        </w:rPr>
-        <w:t xml:space="preserve">    </w:t>
-      </w:r>
-      <w:r>
-        <w:rPr>
-          <w:rStyle w:val="DataTypeTok"/>
-        </w:rPr>
-        <w:t xml:space="preserve">"version"</w:t>
-      </w:r>
-      <w:r>
-        <w:rPr>
-          <w:rStyle w:val="FunctionTok"/>
-        </w:rPr>
-        <w:t xml:space="preserve">:</w:t>
-      </w:r>
-      <w:r>
-        <w:rPr>
-          <w:rStyle w:val="NormalTok"/>
-        </w:rPr>
-        <w:t xml:space="preserve"> </w:t>
-      </w:r>
-      <w:r>
-        <w:rPr>
-          <w:rStyle w:val="StringTok"/>
-        </w:rPr>
-        <w:t xml:space="preserve">"latest"</w:t>
-      </w:r>
-      <w:r>
-        <w:br/>
-      </w:r>
-      <w:r>
-        <w:rPr>
-          <w:rStyle w:val="NormalTok"/>
-        </w:rPr>
-        <w:t xml:space="preserve">  </w:t>
-      </w:r>
-      <w:r>
-        <w:rPr>
-          <w:rStyle w:val="FunctionTok"/>
-        </w:rPr>
-        <w:t xml:space="preserve">}</w:t>
-      </w:r>
-      <w:r>
-        <w:br/>
-      </w:r>
-      <w:r>
-        <w:rPr>
-          <w:rStyle w:val="FunctionTok"/>
-        </w:rPr>
-        <w:t xml:space="preserve">}</w:t>
-      </w:r>
-    </w:p>
-    <w:p>
-      <w:pPr>
-        <w:pStyle w:val="FirstParagraph"/>
-      </w:pPr>
-      <w:r>
-        <w:t xml:space="preserve">The agent reads</w:t>
-      </w:r>
-      <w:r>
-        <w:t xml:space="preserve"> </w:t>
-      </w:r>
-      <w:r>
-        <w:rPr>
-          <w:rStyle w:val="VerbatimChar"/>
-        </w:rPr>
-        <w:t xml:space="preserve">$LINKEDIN_ACCESS_TOKEN</w:t>
-      </w:r>
-      <w:r>
-        <w:t xml:space="preserve"> </w:t>
-      </w:r>
-      <w:r>
-        <w:t xml:space="preserve">from its environment during heartbeats.</w:t>
-      </w:r>
-    </w:p>
-    <w:bookmarkEnd w:id="33"/>
-    <w:bookmarkStart w:id="34" w:name="token-lifecycle"/>
-    <w:p>
-      <w:pPr>
-        <w:pStyle w:val="Heading3"/>
-      </w:pPr>
-      <w:r>
-        <w:t xml:space="preserve">Token lifecycle</w:t>
-      </w:r>
-    </w:p>
-    <w:p>
-      <w:pPr>
-        <w:pStyle w:val="FirstParagraph"/>
-      </w:pPr>
-      <w:r>
-        <w:t xml:space="preserve">API tokens expire. Plan for it:</w:t>
+        <w:t xml:space="preserve">Paperclip has built-in secret management with a UI in the agent configuration page:</w:t>
       </w:r>
     </w:p>
     <w:p>
@@ -3769,14 +3095,39 @@
         </w:numPr>
       </w:pPr>
       <w:r>
+        <w:t xml:space="preserve">Go to the</w:t>
+      </w:r>
+      <w:r>
+        <w:t xml:space="preserve"> </w:t>
+      </w:r>
+      <w:r>
         <w:rPr>
           <w:b/>
           <w:bCs/>
         </w:rPr>
-        <w:t xml:space="preserve">LinkedIn</w:t>
-      </w:r>
-      <w:r>
-        <w:t xml:space="preserve">: tokens expire after 60 days</w:t>
+        <w:t xml:space="preserve">agent page</w:t>
+      </w:r>
+      <w:r>
+        <w:t xml:space="preserve"> </w:t>
+      </w:r>
+      <w:r>
+        <w:t xml:space="preserve">(e.g., CMO) →</w:t>
+      </w:r>
+      <w:r>
+        <w:t xml:space="preserve"> </w:t>
+      </w:r>
+      <w:r>
+        <w:rPr>
+          <w:b/>
+          <w:bCs/>
+        </w:rPr>
+        <w:t xml:space="preserve">Configuration</w:t>
+      </w:r>
+      <w:r>
+        <w:t xml:space="preserve"> </w:t>
+      </w:r>
+      <w:r>
+        <w:t xml:space="preserve">tab</w:t>
       </w:r>
     </w:p>
     <w:p>
@@ -3788,14 +3139,23 @@
         </w:numPr>
       </w:pPr>
       <w:r>
+        <w:t xml:space="preserve">Scroll to the</w:t>
+      </w:r>
+      <w:r>
+        <w:t xml:space="preserve"> </w:t>
+      </w:r>
+      <w:r>
         <w:rPr>
           <w:b/>
           <w:bCs/>
         </w:rPr>
-        <w:t xml:space="preserve">X</w:t>
-      </w:r>
-      <w:r>
-        <w:t xml:space="preserve">: tokens don’t expire but can be revoked</w:t>
+        <w:t xml:space="preserve">Environment Variables</w:t>
+      </w:r>
+      <w:r>
+        <w:t xml:space="preserve"> </w:t>
+      </w:r>
+      <w:r>
+        <w:t xml:space="preserve">section</w:t>
       </w:r>
     </w:p>
     <w:p>
@@ -3807,22 +3167,53 @@
         </w:numPr>
       </w:pPr>
       <w:r>
+        <w:t xml:space="preserve">Click</w:t>
+      </w:r>
+      <w:r>
+        <w:t xml:space="preserve"> </w:t>
+      </w:r>
+      <w:r>
         <w:rPr>
           <w:b/>
           <w:bCs/>
         </w:rPr>
-        <w:t xml:space="preserve">Slack</w:t>
-      </w:r>
-      <w:r>
-        <w:t xml:space="preserve">: bot tokens don’t expire unless the app is uninstalled</w:t>
-      </w:r>
-    </w:p>
-    <w:p>
-      <w:pPr>
-        <w:pStyle w:val="FirstParagraph"/>
-      </w:pPr>
-      <w:r>
-        <w:t xml:space="preserve">Set up a monthly</w:t>
+        <w:t xml:space="preserve">Add Variable</w:t>
+      </w:r>
+    </w:p>
+    <w:p>
+      <w:pPr>
+        <w:pStyle w:val="Compact"/>
+        <w:numPr>
+          <w:ilvl w:val="0"/>
+          <w:numId w:val="1017"/>
+        </w:numPr>
+      </w:pPr>
+      <w:r>
+        <w:t xml:space="preserve">Enter the variable name (e.g.,</w:t>
+      </w:r>
+      <w:r>
+        <w:t xml:space="preserve"> </w:t>
+      </w:r>
+      <w:r>
+        <w:rPr>
+          <w:rStyle w:val="VerbatimChar"/>
+        </w:rPr>
+        <w:t xml:space="preserve">LINKEDIN_ACCESS_TOKEN</w:t>
+      </w:r>
+      <w:r>
+        <w:t xml:space="preserve">)</w:t>
+      </w:r>
+    </w:p>
+    <w:p>
+      <w:pPr>
+        <w:pStyle w:val="Compact"/>
+        <w:numPr>
+          <w:ilvl w:val="0"/>
+          <w:numId w:val="1017"/>
+        </w:numPr>
+      </w:pPr>
+      <w:r>
+        <w:t xml:space="preserve">Switch the source from</w:t>
       </w:r>
       <w:r>
         <w:t xml:space="preserve"> </w:t>
@@ -3832,65 +3223,13 @@
           <w:b/>
           <w:bCs/>
         </w:rPr>
-        <w:t xml:space="preserve">routine</w:t>
-      </w:r>
-      <w:r>
-        <w:t xml:space="preserve"> </w:t>
-      </w:r>
-      <w:r>
-        <w:t xml:space="preserve">(see next section) that tests each credential and alerts the board if any are about to expire.</w:t>
-      </w:r>
-    </w:p>
-    <w:bookmarkEnd w:id="34"/>
-    <w:bookmarkEnd w:id="35"/>
-    <w:bookmarkStart w:id="40" w:name="scheduling-recurring-tasks-routines"/>
-    <w:p>
-      <w:pPr>
-        <w:pStyle w:val="Heading2"/>
-      </w:pPr>
-      <w:r>
-        <w:t xml:space="preserve">Scheduling recurring tasks (routines)</w:t>
-      </w:r>
-    </w:p>
-    <w:p>
-      <w:pPr>
-        <w:pStyle w:val="FirstParagraph"/>
-      </w:pPr>
-      <w:r>
-        <w:t xml:space="preserve">Routines let you run tasks on a schedule without manually creating issues each time.</w:t>
-      </w:r>
-    </w:p>
-    <w:bookmarkStart w:id="36" w:name="how-routines-work"/>
-    <w:p>
-      <w:pPr>
-        <w:pStyle w:val="Heading3"/>
-      </w:pPr>
-      <w:r>
-        <w:t xml:space="preserve">How routines work</w:t>
-      </w:r>
-    </w:p>
-    <w:p>
-      <w:pPr>
-        <w:pStyle w:val="Compact"/>
-        <w:numPr>
-          <w:ilvl w:val="0"/>
-          <w:numId w:val="1018"/>
-        </w:numPr>
-      </w:pPr>
-      <w:r>
-        <w:t xml:space="preserve">You define a routine: title, description, assigned agent, schedule</w:t>
-      </w:r>
-    </w:p>
-    <w:p>
-      <w:pPr>
-        <w:pStyle w:val="Compact"/>
-        <w:numPr>
-          <w:ilvl w:val="0"/>
-          <w:numId w:val="1018"/>
-        </w:numPr>
-      </w:pPr>
-      <w:r>
-        <w:t xml:space="preserve">When the schedule fires, Paperclip creates an</w:t>
+        <w:t xml:space="preserve">“Plain”</w:t>
+      </w:r>
+      <w:r>
+        <w:t xml:space="preserve"> </w:t>
+      </w:r>
+      <w:r>
+        <w:t xml:space="preserve">to</w:t>
       </w:r>
       <w:r>
         <w:t xml:space="preserve"> </w:t>
@@ -3900,13 +3239,7 @@
           <w:b/>
           <w:bCs/>
         </w:rPr>
-        <w:t xml:space="preserve">issue</w:t>
-      </w:r>
-      <w:r>
-        <w:t xml:space="preserve"> </w:t>
-      </w:r>
-      <w:r>
-        <w:t xml:space="preserve">automatically</w:t>
+        <w:t xml:space="preserve">“Secret”</w:t>
       </w:r>
     </w:p>
     <w:p>
@@ -3914,65 +3247,368 @@
         <w:pStyle w:val="Compact"/>
         <w:numPr>
           <w:ilvl w:val="0"/>
-          <w:numId w:val="1018"/>
-        </w:numPr>
-      </w:pPr>
-      <w:r>
-        <w:t xml:space="preserve">The assigned agent wakes up and works on the issue in its normal flow</w:t>
-      </w:r>
-    </w:p>
-    <w:p>
-      <w:pPr>
-        <w:pStyle w:val="Compact"/>
-        <w:numPr>
-          <w:ilvl w:val="0"/>
-          <w:numId w:val="1018"/>
-        </w:numPr>
-      </w:pPr>
-      <w:r>
-        <w:t xml:space="preserve">Agent marks the issue done when finished</w:t>
-      </w:r>
-    </w:p>
-    <w:bookmarkEnd w:id="36"/>
-    <w:bookmarkStart w:id="37" w:name="setting-up-a-routine"/>
-    <w:p>
-      <w:pPr>
-        <w:pStyle w:val="Heading3"/>
-      </w:pPr>
-      <w:r>
-        <w:t xml:space="preserve">Setting up a routine</w:t>
-      </w:r>
-    </w:p>
-    <w:p>
-      <w:pPr>
-        <w:pStyle w:val="FirstParagraph"/>
-      </w:pPr>
+          <w:numId w:val="1017"/>
+        </w:numPr>
+      </w:pPr>
+      <w:r>
+        <w:t xml:space="preserve">Either select an existing secret from the dropdown, or click</w:t>
+      </w:r>
+      <w:r>
+        <w:t xml:space="preserve"> </w:t>
+      </w:r>
       <w:r>
         <w:rPr>
           <w:b/>
           <w:bCs/>
         </w:rPr>
-        <w:t xml:space="preserve">Option A — Ask the CEO</w:t>
-      </w:r>
-      <w:r>
-        <w:t xml:space="preserve">: create an issue</w:t>
-      </w:r>
-      <w:r>
-        <w:t xml:space="preserve"> </w:t>
-      </w:r>
-      <w:r>
-        <w:t xml:space="preserve">“Set up a Mon/Wed/Fri LinkedIn posting routine for the CMO”</w:t>
-      </w:r>
-    </w:p>
-    <w:p>
-      <w:pPr>
-        <w:pStyle w:val="BodyText"/>
-      </w:pPr>
+        <w:t xml:space="preserve">Create New Secret</w:t>
+      </w:r>
+      <w:r>
+        <w:t xml:space="preserve">:</w:t>
+      </w:r>
+    </w:p>
+    <w:p>
+      <w:pPr>
+        <w:pStyle w:val="Compact"/>
+        <w:numPr>
+          <w:ilvl w:val="1"/>
+          <w:numId w:val="1018"/>
+        </w:numPr>
+      </w:pPr>
+      <w:r>
+        <w:t xml:space="preserve">Name:</w:t>
+      </w:r>
+      <w:r>
+        <w:t xml:space="preserve"> </w:t>
+      </w:r>
+      <w:r>
+        <w:rPr>
+          <w:rStyle w:val="VerbatimChar"/>
+        </w:rPr>
+        <w:t xml:space="preserve">linkedin-access-token</w:t>
+      </w:r>
+    </w:p>
+    <w:p>
+      <w:pPr>
+        <w:pStyle w:val="Compact"/>
+        <w:numPr>
+          <w:ilvl w:val="1"/>
+          <w:numId w:val="1018"/>
+        </w:numPr>
+      </w:pPr>
+      <w:r>
+        <w:t xml:space="preserve">Value: paste your OAuth token</w:t>
+      </w:r>
+    </w:p>
+    <w:p>
+      <w:pPr>
+        <w:pStyle w:val="Compact"/>
+        <w:numPr>
+          <w:ilvl w:val="1"/>
+          <w:numId w:val="1018"/>
+        </w:numPr>
+      </w:pPr>
+      <w:r>
+        <w:t xml:space="preserve">The value is encrypted at rest — only the secret ID is stored in the config</w:t>
+      </w:r>
+    </w:p>
+    <w:p>
+      <w:pPr>
+        <w:pStyle w:val="Compact"/>
+        <w:numPr>
+          <w:ilvl w:val="0"/>
+          <w:numId w:val="1017"/>
+        </w:numPr>
+      </w:pPr>
+      <w:r>
+        <w:t xml:space="preserve">Click</w:t>
+      </w:r>
+      <w:r>
+        <w:t xml:space="preserve"> </w:t>
+      </w:r>
       <w:r>
         <w:rPr>
           <w:b/>
           <w:bCs/>
         </w:rPr>
+        <w:t xml:space="preserve">Save</w:t>
+      </w:r>
+      <w:r>
+        <w:t xml:space="preserve"> </w:t>
+      </w:r>
+      <w:r>
+        <w:t xml:space="preserve">(floating button at the top)</w:t>
+      </w:r>
+    </w:p>
+    <w:p>
+      <w:pPr>
+        <w:pStyle w:val="FirstParagraph"/>
+      </w:pPr>
+      <w:r>
+        <w:t xml:space="preserve">The agent reads</w:t>
+      </w:r>
+      <w:r>
+        <w:t xml:space="preserve"> </w:t>
+      </w:r>
+      <w:r>
+        <w:rPr>
+          <w:rStyle w:val="VerbatimChar"/>
+        </w:rPr>
+        <w:t xml:space="preserve">$LINKEDIN_ACCESS_TOKEN</w:t>
+      </w:r>
+      <w:r>
+        <w:t xml:space="preserve"> </w:t>
+      </w:r>
+      <w:r>
+        <w:t xml:space="preserve">from its environment during every heartbeat. When you rotate the token later, update the secret value — agents referencing</w:t>
+      </w:r>
+      <w:r>
+        <w:t xml:space="preserve"> </w:t>
+      </w:r>
+      <w:r>
+        <w:rPr>
+          <w:rStyle w:val="VerbatimChar"/>
+        </w:rPr>
+        <w:t xml:space="preserve">"version": "latest"</w:t>
+      </w:r>
+      <w:r>
+        <w:t xml:space="preserve"> </w:t>
+      </w:r>
+      <w:r>
+        <w:t xml:space="preserve">automatically get the new value on their next run.</w:t>
+      </w:r>
+    </w:p>
+    <w:bookmarkEnd w:id="32"/>
+    <w:bookmarkStart w:id="33" w:name="token-lifecycle"/>
+    <w:p>
+      <w:pPr>
+        <w:pStyle w:val="Heading3"/>
+      </w:pPr>
+      <w:r>
+        <w:t xml:space="preserve">Token lifecycle</w:t>
+      </w:r>
+    </w:p>
+    <w:p>
+      <w:pPr>
+        <w:pStyle w:val="FirstParagraph"/>
+      </w:pPr>
+      <w:r>
+        <w:t xml:space="preserve">API tokens expire. Plan for it:</w:t>
+      </w:r>
+    </w:p>
+    <w:p>
+      <w:pPr>
+        <w:pStyle w:val="Compact"/>
+        <w:numPr>
+          <w:ilvl w:val="0"/>
+          <w:numId w:val="1019"/>
+        </w:numPr>
+      </w:pPr>
+      <w:r>
+        <w:rPr>
+          <w:b/>
+          <w:bCs/>
+        </w:rPr>
+        <w:t xml:space="preserve">LinkedIn</w:t>
+      </w:r>
+      <w:r>
+        <w:t xml:space="preserve">: tokens expire after 60 days</w:t>
+      </w:r>
+    </w:p>
+    <w:p>
+      <w:pPr>
+        <w:pStyle w:val="Compact"/>
+        <w:numPr>
+          <w:ilvl w:val="0"/>
+          <w:numId w:val="1019"/>
+        </w:numPr>
+      </w:pPr>
+      <w:r>
+        <w:rPr>
+          <w:b/>
+          <w:bCs/>
+        </w:rPr>
+        <w:t xml:space="preserve">X</w:t>
+      </w:r>
+      <w:r>
+        <w:t xml:space="preserve">: tokens don’t expire but can be revoked</w:t>
+      </w:r>
+    </w:p>
+    <w:p>
+      <w:pPr>
+        <w:pStyle w:val="Compact"/>
+        <w:numPr>
+          <w:ilvl w:val="0"/>
+          <w:numId w:val="1019"/>
+        </w:numPr>
+      </w:pPr>
+      <w:r>
+        <w:rPr>
+          <w:b/>
+          <w:bCs/>
+        </w:rPr>
+        <w:t xml:space="preserve">Slack</w:t>
+      </w:r>
+      <w:r>
+        <w:t xml:space="preserve">: bot tokens don’t expire unless the app is uninstalled</w:t>
+      </w:r>
+    </w:p>
+    <w:p>
+      <w:pPr>
+        <w:pStyle w:val="FirstParagraph"/>
+      </w:pPr>
+      <w:r>
+        <w:t xml:space="preserve">Set up a monthly</w:t>
+      </w:r>
+      <w:r>
+        <w:t xml:space="preserve"> </w:t>
+      </w:r>
+      <w:r>
+        <w:rPr>
+          <w:b/>
+          <w:bCs/>
+        </w:rPr>
+        <w:t xml:space="preserve">routine</w:t>
+      </w:r>
+      <w:r>
+        <w:t xml:space="preserve"> </w:t>
+      </w:r>
+      <w:r>
+        <w:t xml:space="preserve">(see next section) that tests each credential and alerts the board if any are about to expire.</w:t>
+      </w:r>
+    </w:p>
+    <w:bookmarkEnd w:id="33"/>
+    <w:bookmarkEnd w:id="34"/>
+    <w:bookmarkStart w:id="39" w:name="scheduling-recurring-tasks-routines"/>
+    <w:p>
+      <w:pPr>
+        <w:pStyle w:val="Heading2"/>
+      </w:pPr>
+      <w:r>
+        <w:t xml:space="preserve">Scheduling recurring tasks (routines)</w:t>
+      </w:r>
+    </w:p>
+    <w:p>
+      <w:pPr>
+        <w:pStyle w:val="FirstParagraph"/>
+      </w:pPr>
+      <w:r>
+        <w:t xml:space="preserve">Routines let you run tasks on a schedule without manually creating issues each time.</w:t>
+      </w:r>
+    </w:p>
+    <w:bookmarkStart w:id="35" w:name="how-routines-work"/>
+    <w:p>
+      <w:pPr>
+        <w:pStyle w:val="Heading3"/>
+      </w:pPr>
+      <w:r>
+        <w:t xml:space="preserve">How routines work</w:t>
+      </w:r>
+    </w:p>
+    <w:p>
+      <w:pPr>
+        <w:pStyle w:val="Compact"/>
+        <w:numPr>
+          <w:ilvl w:val="0"/>
+          <w:numId w:val="1020"/>
+        </w:numPr>
+      </w:pPr>
+      <w:r>
+        <w:t xml:space="preserve">You define a routine: title, description, assigned agent, schedule</w:t>
+      </w:r>
+    </w:p>
+    <w:p>
+      <w:pPr>
+        <w:pStyle w:val="Compact"/>
+        <w:numPr>
+          <w:ilvl w:val="0"/>
+          <w:numId w:val="1020"/>
+        </w:numPr>
+      </w:pPr>
+      <w:r>
+        <w:t xml:space="preserve">When the schedule fires, Paperclip creates an</w:t>
+      </w:r>
+      <w:r>
+        <w:t xml:space="preserve"> </w:t>
+      </w:r>
+      <w:r>
+        <w:rPr>
+          <w:b/>
+          <w:bCs/>
+        </w:rPr>
+        <w:t xml:space="preserve">issue</w:t>
+      </w:r>
+      <w:r>
+        <w:t xml:space="preserve"> </w:t>
+      </w:r>
+      <w:r>
+        <w:t xml:space="preserve">automatically</w:t>
+      </w:r>
+    </w:p>
+    <w:p>
+      <w:pPr>
+        <w:pStyle w:val="Compact"/>
+        <w:numPr>
+          <w:ilvl w:val="0"/>
+          <w:numId w:val="1020"/>
+        </w:numPr>
+      </w:pPr>
+      <w:r>
+        <w:t xml:space="preserve">The assigned agent wakes up and works on the issue in its normal flow</w:t>
+      </w:r>
+    </w:p>
+    <w:p>
+      <w:pPr>
+        <w:pStyle w:val="Compact"/>
+        <w:numPr>
+          <w:ilvl w:val="0"/>
+          <w:numId w:val="1020"/>
+        </w:numPr>
+      </w:pPr>
+      <w:r>
+        <w:t xml:space="preserve">Agent marks the issue done when finished</w:t>
+      </w:r>
+    </w:p>
+    <w:bookmarkEnd w:id="35"/>
+    <w:bookmarkStart w:id="36" w:name="setting-up-a-routine"/>
+    <w:p>
+      <w:pPr>
+        <w:pStyle w:val="Heading3"/>
+      </w:pPr>
+      <w:r>
+        <w:t xml:space="preserve">Setting up a routine</w:t>
+      </w:r>
+    </w:p>
+    <w:p>
+      <w:pPr>
+        <w:pStyle w:val="FirstParagraph"/>
+      </w:pPr>
+      <w:r>
+        <w:rPr>
+          <w:b/>
+          <w:bCs/>
+        </w:rPr>
+        <w:t xml:space="preserve">Option A — Ask the CEO</w:t>
+      </w:r>
+      <w:r>
+        <w:t xml:space="preserve">: create an issue</w:t>
+      </w:r>
+      <w:r>
+        <w:t xml:space="preserve"> </w:t>
+      </w:r>
+      <w:r>
+        <w:t xml:space="preserve">“Set up a Mon/Wed/Fri LinkedIn posting routine for the CMO”</w:t>
+      </w:r>
+    </w:p>
+    <w:p>
+      <w:pPr>
+        <w:pStyle w:val="BodyText"/>
+      </w:pPr>
+      <w:r>
+        <w:rPr>
+          <w:b/>
+          <w:bCs/>
+        </w:rPr>
         <w:t xml:space="preserve">Option B — Create it yourself</w:t>
       </w:r>
       <w:r>
@@ -4953,8 +4589,8 @@
         <w:t xml:space="preserve">;</w:t>
       </w:r>
     </w:p>
-    <w:bookmarkEnd w:id="37"/>
-    <w:bookmarkStart w:id="38" w:name="useful-schedules"/>
+    <w:bookmarkEnd w:id="36"/>
+    <w:bookmarkStart w:id="37" w:name="useful-schedules"/>
     <w:p>
       <w:pPr>
         <w:pStyle w:val="Heading3"/>
@@ -5136,8 +4772,8 @@
         </w:tc>
       </w:tr>
     </w:tbl>
-    <w:bookmarkEnd w:id="38"/>
-    <w:bookmarkStart w:id="39" w:name="managing-routines"/>
+    <w:bookmarkEnd w:id="37"/>
+    <w:bookmarkStart w:id="38" w:name="managing-routines"/>
     <w:p>
       <w:pPr>
         <w:pStyle w:val="Heading3"/>
@@ -5151,7 +4787,7 @@
         <w:pStyle w:val="Compact"/>
         <w:numPr>
           <w:ilvl w:val="0"/>
-          <w:numId w:val="1019"/>
+          <w:numId w:val="1021"/>
         </w:numPr>
       </w:pPr>
       <w:r>
@@ -5170,7 +4806,7 @@
         <w:pStyle w:val="Compact"/>
         <w:numPr>
           <w:ilvl w:val="0"/>
-          <w:numId w:val="1019"/>
+          <w:numId w:val="1021"/>
         </w:numPr>
       </w:pPr>
       <w:r>
@@ -5189,7 +4825,7 @@
         <w:pStyle w:val="Compact"/>
         <w:numPr>
           <w:ilvl w:val="0"/>
-          <w:numId w:val="1019"/>
+          <w:numId w:val="1021"/>
         </w:numPr>
       </w:pPr>
       <w:r>
@@ -5208,7 +4844,7 @@
         <w:pStyle w:val="Compact"/>
         <w:numPr>
           <w:ilvl w:val="0"/>
-          <w:numId w:val="1019"/>
+          <w:numId w:val="1021"/>
         </w:numPr>
       </w:pPr>
       <w:r>
@@ -5222,10 +4858,10 @@
         <w:t xml:space="preserve">: fire immediately regardless of schedule</w:t>
       </w:r>
     </w:p>
+    <w:bookmarkEnd w:id="38"/>
     <w:bookmarkEnd w:id="39"/>
     <w:bookmarkEnd w:id="40"/>
-    <w:bookmarkEnd w:id="41"/>
-    <w:bookmarkStart w:id="55" w:name="part-3-example-workflows"/>
+    <w:bookmarkStart w:id="54" w:name="part-3-example-workflows"/>
     <w:p>
       <w:pPr>
         <w:pStyle w:val="Heading1"/>
@@ -5234,7 +4870,7 @@
         <w:t xml:space="preserve">Part 3: Example Workflows</w:t>
       </w:r>
     </w:p>
-    <w:bookmarkStart w:id="45" w:name="social-media-campaign"/>
+    <w:bookmarkStart w:id="44" w:name="social-media-campaign"/>
     <w:p>
       <w:pPr>
         <w:pStyle w:val="Heading2"/>
@@ -5243,7 +4879,7 @@
         <w:t xml:space="preserve">Social media campaign</w:t>
       </w:r>
     </w:p>
-    <w:bookmarkStart w:id="42" w:name="one-time-setup-30-minutes"/>
+    <w:bookmarkStart w:id="41" w:name="one-time-setup-30-minutes"/>
     <w:p>
       <w:pPr>
         <w:pStyle w:val="Heading3"/>
@@ -5257,7 +4893,7 @@
         <w:pStyle w:val="Compact"/>
         <w:numPr>
           <w:ilvl w:val="0"/>
-          <w:numId w:val="1020"/>
+          <w:numId w:val="1022"/>
         </w:numPr>
       </w:pPr>
       <w:r>
@@ -5279,7 +4915,7 @@
         <w:pStyle w:val="Compact"/>
         <w:numPr>
           <w:ilvl w:val="0"/>
-          <w:numId w:val="1020"/>
+          <w:numId w:val="1022"/>
         </w:numPr>
       </w:pPr>
       <w:r>
@@ -5301,7 +4937,7 @@
         <w:pStyle w:val="Compact"/>
         <w:numPr>
           <w:ilvl w:val="0"/>
-          <w:numId w:val="1020"/>
+          <w:numId w:val="1022"/>
         </w:numPr>
       </w:pPr>
       <w:r>
@@ -5332,7 +4968,7 @@
         <w:pStyle w:val="Compact"/>
         <w:numPr>
           <w:ilvl w:val="0"/>
-          <w:numId w:val="1020"/>
+          <w:numId w:val="1022"/>
         </w:numPr>
       </w:pPr>
       <w:r>
@@ -5358,8 +4994,8 @@
         <w:t xml:space="preserve">linked to the goal</w:t>
       </w:r>
     </w:p>
-    <w:bookmarkEnd w:id="42"/>
-    <w:bookmarkStart w:id="43" w:name="content-creation"/>
+    <w:bookmarkEnd w:id="41"/>
+    <w:bookmarkStart w:id="42" w:name="content-creation"/>
     <w:p>
       <w:pPr>
         <w:pStyle w:val="Heading3"/>
@@ -5373,7 +5009,7 @@
         <w:pStyle w:val="Compact"/>
         <w:numPr>
           <w:ilvl w:val="0"/>
-          <w:numId w:val="1021"/>
+          <w:numId w:val="1023"/>
         </w:numPr>
       </w:pPr>
       <w:r>
@@ -5398,7 +5034,7 @@
         <w:pStyle w:val="Compact"/>
         <w:numPr>
           <w:ilvl w:val="0"/>
-          <w:numId w:val="1021"/>
+          <w:numId w:val="1023"/>
         </w:numPr>
       </w:pPr>
       <w:r>
@@ -5410,7 +5046,7 @@
         <w:pStyle w:val="Compact"/>
         <w:numPr>
           <w:ilvl w:val="0"/>
-          <w:numId w:val="1021"/>
+          <w:numId w:val="1023"/>
         </w:numPr>
       </w:pPr>
       <w:r>
@@ -5432,15 +5068,15 @@
         <w:pStyle w:val="Compact"/>
         <w:numPr>
           <w:ilvl w:val="0"/>
-          <w:numId w:val="1021"/>
+          <w:numId w:val="1023"/>
         </w:numPr>
       </w:pPr>
       <w:r>
         <w:t xml:space="preserve">Iterate via comments until satisfied</w:t>
       </w:r>
     </w:p>
-    <w:bookmarkEnd w:id="43"/>
-    <w:bookmarkStart w:id="44" w:name="automated-posting"/>
+    <w:bookmarkEnd w:id="42"/>
+    <w:bookmarkStart w:id="43" w:name="automated-posting"/>
     <w:p>
       <w:pPr>
         <w:pStyle w:val="Heading3"/>
@@ -5454,7 +5090,7 @@
         <w:pStyle w:val="Compact"/>
         <w:numPr>
           <w:ilvl w:val="0"/>
-          <w:numId w:val="1022"/>
+          <w:numId w:val="1024"/>
         </w:numPr>
       </w:pPr>
       <w:r>
@@ -5473,7 +5109,7 @@
         <w:pStyle w:val="Compact"/>
         <w:numPr>
           <w:ilvl w:val="0"/>
-          <w:numId w:val="1022"/>
+          <w:numId w:val="1024"/>
         </w:numPr>
       </w:pPr>
       <w:r>
@@ -5485,7 +5121,7 @@
         <w:pStyle w:val="Compact"/>
         <w:numPr>
           <w:ilvl w:val="0"/>
-          <w:numId w:val="1022"/>
+          <w:numId w:val="1024"/>
         </w:numPr>
       </w:pPr>
       <w:r>
@@ -5502,9 +5138,9 @@
         <w:t xml:space="preserve">the issue feed for posting confirmations</w:t>
       </w:r>
     </w:p>
+    <w:bookmarkEnd w:id="43"/>
     <w:bookmarkEnd w:id="44"/>
-    <w:bookmarkEnd w:id="45"/>
-    <w:bookmarkStart w:id="46" w:name="competitive-research"/>
+    <w:bookmarkStart w:id="45" w:name="competitive-research"/>
     <w:p>
       <w:pPr>
         <w:pStyle w:val="Heading2"/>
@@ -5518,7 +5154,7 @@
         <w:pStyle w:val="Compact"/>
         <w:numPr>
           <w:ilvl w:val="0"/>
-          <w:numId w:val="1023"/>
+          <w:numId w:val="1025"/>
         </w:numPr>
       </w:pPr>
       <w:r>
@@ -5589,7 +5225,7 @@
         <w:pStyle w:val="Compact"/>
         <w:numPr>
           <w:ilvl w:val="0"/>
-          <w:numId w:val="1024"/>
+          <w:numId w:val="1026"/>
         </w:numPr>
       </w:pPr>
       <w:r>
@@ -5601,15 +5237,15 @@
         <w:pStyle w:val="Compact"/>
         <w:numPr>
           <w:ilvl w:val="0"/>
-          <w:numId w:val="1024"/>
+          <w:numId w:val="1026"/>
         </w:numPr>
       </w:pPr>
       <w:r>
         <w:t xml:space="preserve">Review findings, request deeper dives via follow-up comments</w:t>
       </w:r>
     </w:p>
-    <w:bookmarkEnd w:id="46"/>
-    <w:bookmarkStart w:id="52" w:name="data-driven-video-content-with-remotion"/>
+    <w:bookmarkEnd w:id="45"/>
+    <w:bookmarkStart w:id="51" w:name="data-driven-video-content-with-remotion"/>
     <w:p>
       <w:pPr>
         <w:pStyle w:val="Heading2"/>
@@ -5628,7 +5264,7 @@
       <w:r>
         <w:t xml:space="preserve"> </w:t>
       </w:r>
-      <w:hyperlink r:id="rId47">
+      <w:hyperlink r:id="rId46">
         <w:r>
           <w:rPr>
             <w:rStyle w:val="Hyperlink"/>
@@ -5643,7 +5279,7 @@
         <w:t xml:space="preserve">— a React-based video framework.</w:t>
       </w:r>
     </w:p>
-    <w:bookmarkStart w:id="48" w:name="how-it-works"/>
+    <w:bookmarkStart w:id="47" w:name="how-it-works"/>
     <w:p>
       <w:pPr>
         <w:pStyle w:val="Heading3"/>
@@ -5708,8 +5344,8 @@
         <w:t xml:space="preserve">  → posts to LinkedIn/X with the video</w:t>
       </w:r>
     </w:p>
-    <w:bookmarkEnd w:id="48"/>
-    <w:bookmarkStart w:id="49" w:name="one-time-setup"/>
+    <w:bookmarkEnd w:id="47"/>
+    <w:bookmarkStart w:id="48" w:name="one-time-setup"/>
     <w:p>
       <w:pPr>
         <w:pStyle w:val="Heading3"/>
@@ -5723,7 +5359,7 @@
         <w:pStyle w:val="Compact"/>
         <w:numPr>
           <w:ilvl w:val="0"/>
-          <w:numId w:val="1025"/>
+          <w:numId w:val="1027"/>
         </w:numPr>
       </w:pPr>
       <w:r>
@@ -5745,7 +5381,7 @@
         <w:pStyle w:val="Compact"/>
         <w:numPr>
           <w:ilvl w:val="0"/>
-          <w:numId w:val="1025"/>
+          <w:numId w:val="1027"/>
         </w:numPr>
       </w:pPr>
       <w:r>
@@ -5767,7 +5403,7 @@
         <w:pStyle w:val="Compact"/>
         <w:numPr>
           <w:ilvl w:val="0"/>
-          <w:numId w:val="1025"/>
+          <w:numId w:val="1027"/>
         </w:numPr>
       </w:pPr>
       <w:r>
@@ -5789,7 +5425,7 @@
         <w:pStyle w:val="Compact"/>
         <w:numPr>
           <w:ilvl w:val="1"/>
-          <w:numId w:val="1026"/>
+          <w:numId w:val="1028"/>
         </w:numPr>
       </w:pPr>
       <w:r>
@@ -5801,7 +5437,7 @@
         <w:pStyle w:val="Compact"/>
         <w:numPr>
           <w:ilvl w:val="1"/>
-          <w:numId w:val="1026"/>
+          <w:numId w:val="1028"/>
         </w:numPr>
       </w:pPr>
       <w:r>
@@ -5813,7 +5449,7 @@
         <w:pStyle w:val="Compact"/>
         <w:numPr>
           <w:ilvl w:val="1"/>
-          <w:numId w:val="1026"/>
+          <w:numId w:val="1028"/>
         </w:numPr>
       </w:pPr>
       <w:r>
@@ -5825,85 +5461,85 @@
         <w:pStyle w:val="Compact"/>
         <w:numPr>
           <w:ilvl w:val="1"/>
-          <w:numId w:val="1026"/>
+          <w:numId w:val="1028"/>
         </w:numPr>
       </w:pPr>
       <w:r>
         <w:t xml:space="preserve">Data insight (WallStreetStats visualizations)</w:t>
       </w:r>
     </w:p>
+    <w:bookmarkEnd w:id="48"/>
+    <w:bookmarkStart w:id="49" w:name="steady-state-flow"/>
+    <w:p>
+      <w:pPr>
+        <w:pStyle w:val="Heading3"/>
+      </w:pPr>
+      <w:r>
+        <w:t xml:space="preserve">Steady-state flow</w:t>
+      </w:r>
+    </w:p>
+    <w:p>
+      <w:pPr>
+        <w:pStyle w:val="Compact"/>
+        <w:numPr>
+          <w:ilvl w:val="0"/>
+          <w:numId w:val="1029"/>
+        </w:numPr>
+      </w:pPr>
+      <w:r>
+        <w:t xml:space="preserve">Routine fires Mon/Wed/Fri</w:t>
+      </w:r>
+    </w:p>
+    <w:p>
+      <w:pPr>
+        <w:pStyle w:val="Compact"/>
+        <w:numPr>
+          <w:ilvl w:val="0"/>
+          <w:numId w:val="1029"/>
+        </w:numPr>
+      </w:pPr>
+      <w:r>
+        <w:t xml:space="preserve">CMO picks a template + fills in current data</w:t>
+      </w:r>
+    </w:p>
+    <w:p>
+      <w:pPr>
+        <w:pStyle w:val="Compact"/>
+        <w:numPr>
+          <w:ilvl w:val="0"/>
+          <w:numId w:val="1029"/>
+        </w:numPr>
+      </w:pPr>
+      <w:r>
+        <w:t xml:space="preserve">Remotion Lambda renders a 15-30 second MP4 (~$0.01-0.05 per render)</w:t>
+      </w:r>
+    </w:p>
+    <w:p>
+      <w:pPr>
+        <w:pStyle w:val="Compact"/>
+        <w:numPr>
+          <w:ilvl w:val="0"/>
+          <w:numId w:val="1029"/>
+        </w:numPr>
+      </w:pPr>
+      <w:r>
+        <w:t xml:space="preserve">CMO attaches the video to the issue for optional board review</w:t>
+      </w:r>
+    </w:p>
+    <w:p>
+      <w:pPr>
+        <w:pStyle w:val="Compact"/>
+        <w:numPr>
+          <w:ilvl w:val="0"/>
+          <w:numId w:val="1029"/>
+        </w:numPr>
+      </w:pPr>
+      <w:r>
+        <w:t xml:space="preserve">CMO posts to LinkedIn/X with the video + caption</w:t>
+      </w:r>
+    </w:p>
     <w:bookmarkEnd w:id="49"/>
-    <w:bookmarkStart w:id="50" w:name="steady-state-flow"/>
-    <w:p>
-      <w:pPr>
-        <w:pStyle w:val="Heading3"/>
-      </w:pPr>
-      <w:r>
-        <w:t xml:space="preserve">Steady-state flow</w:t>
-      </w:r>
-    </w:p>
-    <w:p>
-      <w:pPr>
-        <w:pStyle w:val="Compact"/>
-        <w:numPr>
-          <w:ilvl w:val="0"/>
-          <w:numId w:val="1027"/>
-        </w:numPr>
-      </w:pPr>
-      <w:r>
-        <w:t xml:space="preserve">Routine fires Mon/Wed/Fri</w:t>
-      </w:r>
-    </w:p>
-    <w:p>
-      <w:pPr>
-        <w:pStyle w:val="Compact"/>
-        <w:numPr>
-          <w:ilvl w:val="0"/>
-          <w:numId w:val="1027"/>
-        </w:numPr>
-      </w:pPr>
-      <w:r>
-        <w:t xml:space="preserve">CMO picks a template + fills in current data</w:t>
-      </w:r>
-    </w:p>
-    <w:p>
-      <w:pPr>
-        <w:pStyle w:val="Compact"/>
-        <w:numPr>
-          <w:ilvl w:val="0"/>
-          <w:numId w:val="1027"/>
-        </w:numPr>
-      </w:pPr>
-      <w:r>
-        <w:t xml:space="preserve">Remotion Lambda renders a 15-30 second MP4 (~$0.01-0.05 per render)</w:t>
-      </w:r>
-    </w:p>
-    <w:p>
-      <w:pPr>
-        <w:pStyle w:val="Compact"/>
-        <w:numPr>
-          <w:ilvl w:val="0"/>
-          <w:numId w:val="1027"/>
-        </w:numPr>
-      </w:pPr>
-      <w:r>
-        <w:t xml:space="preserve">CMO attaches the video to the issue for optional board review</w:t>
-      </w:r>
-    </w:p>
-    <w:p>
-      <w:pPr>
-        <w:pStyle w:val="Compact"/>
-        <w:numPr>
-          <w:ilvl w:val="0"/>
-          <w:numId w:val="1027"/>
-        </w:numPr>
-      </w:pPr>
-      <w:r>
-        <w:t xml:space="preserve">CMO posts to LinkedIn/X with the video + caption</w:t>
-      </w:r>
-    </w:p>
-    <w:bookmarkEnd w:id="50"/>
-    <w:bookmarkStart w:id="51" w:name="cost"/>
+    <w:bookmarkStart w:id="50" w:name="cost"/>
     <w:p>
       <w:pPr>
         <w:pStyle w:val="Heading3"/>
@@ -6067,9 +5703,9 @@
         <w:t xml:space="preserve">.</w:t>
       </w:r>
     </w:p>
+    <w:bookmarkEnd w:id="50"/>
     <w:bookmarkEnd w:id="51"/>
-    <w:bookmarkEnd w:id="52"/>
-    <w:bookmarkStart w:id="53" w:name="multi-agent-content-pipeline"/>
+    <w:bookmarkStart w:id="52" w:name="multi-agent-content-pipeline"/>
     <w:p>
       <w:pPr>
         <w:pStyle w:val="Heading2"/>
@@ -6091,7 +5727,7 @@
         <w:pStyle w:val="Compact"/>
         <w:numPr>
           <w:ilvl w:val="0"/>
-          <w:numId w:val="1028"/>
+          <w:numId w:val="1030"/>
         </w:numPr>
       </w:pPr>
       <w:r>
@@ -6113,7 +5749,7 @@
         <w:pStyle w:val="Compact"/>
         <w:numPr>
           <w:ilvl w:val="0"/>
-          <w:numId w:val="1028"/>
+          <w:numId w:val="1030"/>
         </w:numPr>
       </w:pPr>
       <w:r>
@@ -6135,7 +5771,7 @@
         <w:pStyle w:val="Compact"/>
         <w:numPr>
           <w:ilvl w:val="0"/>
-          <w:numId w:val="1028"/>
+          <w:numId w:val="1030"/>
         </w:numPr>
       </w:pPr>
       <w:r>
@@ -6157,7 +5793,7 @@
         <w:pStyle w:val="Compact"/>
         <w:numPr>
           <w:ilvl w:val="0"/>
-          <w:numId w:val="1028"/>
+          <w:numId w:val="1030"/>
         </w:numPr>
       </w:pPr>
       <w:r>
@@ -6188,8 +5824,8 @@
         <w:t xml:space="preserve">) and subtasks that cascade through the chain.</w:t>
       </w:r>
     </w:p>
-    <w:bookmarkEnd w:id="53"/>
-    <w:bookmarkStart w:id="54" w:name="webhook-triggered-workflows"/>
+    <w:bookmarkEnd w:id="52"/>
+    <w:bookmarkStart w:id="53" w:name="webhook-triggered-workflows"/>
     <w:p>
       <w:pPr>
         <w:pStyle w:val="Heading2"/>
@@ -6211,7 +5847,7 @@
         <w:pStyle w:val="Compact"/>
         <w:numPr>
           <w:ilvl w:val="0"/>
-          <w:numId w:val="1029"/>
+          <w:numId w:val="1031"/>
         </w:numPr>
       </w:pPr>
       <w:r>
@@ -6233,7 +5869,7 @@
         <w:pStyle w:val="Compact"/>
         <w:numPr>
           <w:ilvl w:val="0"/>
-          <w:numId w:val="1029"/>
+          <w:numId w:val="1031"/>
         </w:numPr>
       </w:pPr>
       <w:r>
@@ -6255,7 +5891,7 @@
         <w:pStyle w:val="Compact"/>
         <w:numPr>
           <w:ilvl w:val="0"/>
-          <w:numId w:val="1029"/>
+          <w:numId w:val="1031"/>
         </w:numPr>
       </w:pPr>
       <w:r>
@@ -6277,7 +5913,7 @@
         <w:pStyle w:val="Compact"/>
         <w:numPr>
           <w:ilvl w:val="0"/>
-          <w:numId w:val="1029"/>
+          <w:numId w:val="1031"/>
         </w:numPr>
       </w:pPr>
       <w:r>
@@ -6302,90 +5938,90 @@
         <w:t xml:space="preserve">Create a webhook trigger on a routine, give the URL to the external system, and the assigned agent handles each incoming event.</w:t>
       </w:r>
     </w:p>
+    <w:bookmarkEnd w:id="53"/>
     <w:bookmarkEnd w:id="54"/>
+    <w:bookmarkStart w:id="61" w:name="part-4-installing-skills-on-agents"/>
+    <w:p>
+      <w:pPr>
+        <w:pStyle w:val="Heading1"/>
+      </w:pPr>
+      <w:r>
+        <w:t xml:space="preserve">Part 4: Installing Skills on Agents</w:t>
+      </w:r>
+    </w:p>
+    <w:p>
+      <w:pPr>
+        <w:pStyle w:val="FirstParagraph"/>
+      </w:pPr>
+      <w:r>
+        <w:t xml:space="preserve">Skills are reusable packages that teach agents specific capabilities. Instead of writing long instructions for each integration, create a skill once and install it on any agent.</w:t>
+      </w:r>
+    </w:p>
+    <w:bookmarkStart w:id="55" w:name="whats-a-skill"/>
+    <w:p>
+      <w:pPr>
+        <w:pStyle w:val="Heading2"/>
+      </w:pPr>
+      <w:r>
+        <w:t xml:space="preserve">What’s a skill?</w:t>
+      </w:r>
+    </w:p>
+    <w:p>
+      <w:pPr>
+        <w:pStyle w:val="FirstParagraph"/>
+      </w:pPr>
+      <w:r>
+        <w:t xml:space="preserve">A skill is a folder with:</w:t>
+      </w:r>
+    </w:p>
+    <w:p>
+      <w:pPr>
+        <w:pStyle w:val="SourceCode"/>
+      </w:pPr>
+      <w:r>
+        <w:rPr>
+          <w:rStyle w:val="VerbatimChar"/>
+        </w:rPr>
+        <w:t xml:space="preserve">skills/</w:t>
+      </w:r>
+      <w:r>
+        <w:br/>
+      </w:r>
+      <w:r>
+        <w:rPr>
+          <w:rStyle w:val="VerbatimChar"/>
+        </w:rPr>
+        <w:t xml:space="preserve">  post-to-linkedin/</w:t>
+      </w:r>
+      <w:r>
+        <w:br/>
+      </w:r>
+      <w:r>
+        <w:rPr>
+          <w:rStyle w:val="VerbatimChar"/>
+        </w:rPr>
+        <w:t xml:space="preserve">    SKILL.md               # Instructions the agent follows</w:t>
+      </w:r>
+      <w:r>
+        <w:br/>
+      </w:r>
+      <w:r>
+        <w:rPr>
+          <w:rStyle w:val="VerbatimChar"/>
+        </w:rPr>
+        <w:t xml:space="preserve">    references/            # Supporting docs (API reference, templates)</w:t>
+      </w:r>
+    </w:p>
+    <w:p>
+      <w:pPr>
+        <w:pStyle w:val="FirstParagraph"/>
+      </w:pPr>
+      <w:r>
+        <w:t xml:space="preserve">When installed on an agent, the SKILL.md becomes available as context during heartbeats. The agent can invoke the skill by name.</w:t>
+      </w:r>
+    </w:p>
     <w:bookmarkEnd w:id="55"/>
-    <w:bookmarkStart w:id="62" w:name="part-4-installing-skills-on-agents"/>
-    <w:p>
-      <w:pPr>
-        <w:pStyle w:val="Heading1"/>
-      </w:pPr>
-      <w:r>
-        <w:t xml:space="preserve">Part 4: Installing Skills on Agents</w:t>
-      </w:r>
-    </w:p>
-    <w:p>
-      <w:pPr>
-        <w:pStyle w:val="FirstParagraph"/>
-      </w:pPr>
-      <w:r>
-        <w:t xml:space="preserve">Skills are reusable packages that teach agents specific capabilities. Instead of writing long instructions for each integration, create a skill once and install it on any agent.</w:t>
-      </w:r>
-    </w:p>
-    <w:bookmarkStart w:id="56" w:name="whats-a-skill"/>
-    <w:p>
-      <w:pPr>
-        <w:pStyle w:val="Heading2"/>
-      </w:pPr>
-      <w:r>
-        <w:t xml:space="preserve">What’s a skill?</w:t>
-      </w:r>
-    </w:p>
-    <w:p>
-      <w:pPr>
-        <w:pStyle w:val="FirstParagraph"/>
-      </w:pPr>
-      <w:r>
-        <w:t xml:space="preserve">A skill is a folder with:</w:t>
-      </w:r>
-    </w:p>
-    <w:p>
-      <w:pPr>
-        <w:pStyle w:val="SourceCode"/>
-      </w:pPr>
-      <w:r>
-        <w:rPr>
-          <w:rStyle w:val="VerbatimChar"/>
-        </w:rPr>
-        <w:t xml:space="preserve">skills/</w:t>
-      </w:r>
-      <w:r>
-        <w:br/>
-      </w:r>
-      <w:r>
-        <w:rPr>
-          <w:rStyle w:val="VerbatimChar"/>
-        </w:rPr>
-        <w:t xml:space="preserve">  post-to-linkedin/</w:t>
-      </w:r>
-      <w:r>
-        <w:br/>
-      </w:r>
-      <w:r>
-        <w:rPr>
-          <w:rStyle w:val="VerbatimChar"/>
-        </w:rPr>
-        <w:t xml:space="preserve">    SKILL.md               # Instructions the agent follows</w:t>
-      </w:r>
-      <w:r>
-        <w:br/>
-      </w:r>
-      <w:r>
-        <w:rPr>
-          <w:rStyle w:val="VerbatimChar"/>
-        </w:rPr>
-        <w:t xml:space="preserve">    references/            # Supporting docs (API reference, templates)</w:t>
-      </w:r>
-    </w:p>
-    <w:p>
-      <w:pPr>
-        <w:pStyle w:val="FirstParagraph"/>
-      </w:pPr>
-      <w:r>
-        <w:t xml:space="preserve">When installed on an agent, the SKILL.md becomes available as context during heartbeats. The agent can invoke the skill by name.</w:t>
-      </w:r>
-    </w:p>
-    <w:bookmarkEnd w:id="56"/>
-    <w:bookmarkStart w:id="57" w:name="available-skill-ideas"/>
+    <w:bookmarkStart w:id="56" w:name="available-skill-ideas"/>
     <w:p>
       <w:pPr>
         <w:pStyle w:val="Heading2"/>
@@ -6568,23 +6204,211 @@
         </w:tc>
       </w:tr>
     </w:tbl>
+    <w:bookmarkEnd w:id="56"/>
+    <w:bookmarkStart w:id="60" w:name="installing-skills-on-agents"/>
+    <w:p>
+      <w:pPr>
+        <w:pStyle w:val="Heading2"/>
+      </w:pPr>
+      <w:r>
+        <w:t xml:space="preserve">Installing skills on agents</w:t>
+      </w:r>
+    </w:p>
+    <w:bookmarkStart w:id="57" w:name="when-hiring-recommended"/>
+    <w:p>
+      <w:pPr>
+        <w:pStyle w:val="Heading3"/>
+      </w:pPr>
+      <w:r>
+        <w:t xml:space="preserve">When hiring (recommended)</w:t>
+      </w:r>
+    </w:p>
+    <w:p>
+      <w:pPr>
+        <w:pStyle w:val="FirstParagraph"/>
+      </w:pPr>
+      <w:r>
+        <w:t xml:space="preserve">Include</w:t>
+      </w:r>
+      <w:r>
+        <w:t xml:space="preserve"> </w:t>
+      </w:r>
+      <w:r>
+        <w:rPr>
+          <w:rStyle w:val="VerbatimChar"/>
+        </w:rPr>
+        <w:t xml:space="preserve">desiredSkills</w:t>
+      </w:r>
+      <w:r>
+        <w:t xml:space="preserve"> </w:t>
+      </w:r>
+      <w:r>
+        <w:t xml:space="preserve">in the hire request. The CEO agent can do this automatically when it uses the</w:t>
+      </w:r>
+      <w:r>
+        <w:t xml:space="preserve"> </w:t>
+      </w:r>
+      <w:r>
+        <w:rPr>
+          <w:rStyle w:val="VerbatimChar"/>
+        </w:rPr>
+        <w:t xml:space="preserve">paperclip-create-agent</w:t>
+      </w:r>
+      <w:r>
+        <w:t xml:space="preserve"> </w:t>
+      </w:r>
+      <w:r>
+        <w:t xml:space="preserve">skill:</w:t>
+      </w:r>
+    </w:p>
+    <w:p>
+      <w:pPr>
+        <w:pStyle w:val="SourceCode"/>
+      </w:pPr>
+      <w:r>
+        <w:rPr>
+          <w:rStyle w:val="FunctionTok"/>
+        </w:rPr>
+        <w:t xml:space="preserve">{</w:t>
+      </w:r>
+      <w:r>
+        <w:br/>
+      </w:r>
+      <w:r>
+        <w:rPr>
+          <w:rStyle w:val="NormalTok"/>
+        </w:rPr>
+        <w:t xml:space="preserve">  </w:t>
+      </w:r>
+      <w:r>
+        <w:rPr>
+          <w:rStyle w:val="DataTypeTok"/>
+        </w:rPr>
+        <w:t xml:space="preserve">"name"</w:t>
+      </w:r>
+      <w:r>
+        <w:rPr>
+          <w:rStyle w:val="FunctionTok"/>
+        </w:rPr>
+        <w:t xml:space="preserve">:</w:t>
+      </w:r>
+      <w:r>
+        <w:rPr>
+          <w:rStyle w:val="NormalTok"/>
+        </w:rPr>
+        <w:t xml:space="preserve"> </w:t>
+      </w:r>
+      <w:r>
+        <w:rPr>
+          <w:rStyle w:val="StringTok"/>
+        </w:rPr>
+        <w:t xml:space="preserve">"CMO"</w:t>
+      </w:r>
+      <w:r>
+        <w:rPr>
+          <w:rStyle w:val="FunctionTok"/>
+        </w:rPr>
+        <w:t xml:space="preserve">,</w:t>
+      </w:r>
+      <w:r>
+        <w:br/>
+      </w:r>
+      <w:r>
+        <w:rPr>
+          <w:rStyle w:val="NormalTok"/>
+        </w:rPr>
+        <w:t xml:space="preserve">  </w:t>
+      </w:r>
+      <w:r>
+        <w:rPr>
+          <w:rStyle w:val="DataTypeTok"/>
+        </w:rPr>
+        <w:t xml:space="preserve">"desiredSkills"</w:t>
+      </w:r>
+      <w:r>
+        <w:rPr>
+          <w:rStyle w:val="FunctionTok"/>
+        </w:rPr>
+        <w:t xml:space="preserve">:</w:t>
+      </w:r>
+      <w:r>
+        <w:rPr>
+          <w:rStyle w:val="NormalTok"/>
+        </w:rPr>
+        <w:t xml:space="preserve"> </w:t>
+      </w:r>
+      <w:r>
+        <w:rPr>
+          <w:rStyle w:val="OtherTok"/>
+        </w:rPr>
+        <w:t xml:space="preserve">[</w:t>
+      </w:r>
+      <w:r>
+        <w:rPr>
+          <w:rStyle w:val="StringTok"/>
+        </w:rPr>
+        <w:t xml:space="preserve">"post-to-linkedin"</w:t>
+      </w:r>
+      <w:r>
+        <w:rPr>
+          <w:rStyle w:val="OtherTok"/>
+        </w:rPr>
+        <w:t xml:space="preserve">,</w:t>
+      </w:r>
+      <w:r>
+        <w:rPr>
+          <w:rStyle w:val="NormalTok"/>
+        </w:rPr>
+        <w:t xml:space="preserve"> </w:t>
+      </w:r>
+      <w:r>
+        <w:rPr>
+          <w:rStyle w:val="StringTok"/>
+        </w:rPr>
+        <w:t xml:space="preserve">"post-to-x"</w:t>
+      </w:r>
+      <w:r>
+        <w:rPr>
+          <w:rStyle w:val="OtherTok"/>
+        </w:rPr>
+        <w:t xml:space="preserve">,</w:t>
+      </w:r>
+      <w:r>
+        <w:rPr>
+          <w:rStyle w:val="NormalTok"/>
+        </w:rPr>
+        <w:t xml:space="preserve"> </w:t>
+      </w:r>
+      <w:r>
+        <w:rPr>
+          <w:rStyle w:val="StringTok"/>
+        </w:rPr>
+        <w:t xml:space="preserve">"render-remotion-video"</w:t>
+      </w:r>
+      <w:r>
+        <w:rPr>
+          <w:rStyle w:val="OtherTok"/>
+        </w:rPr>
+        <w:t xml:space="preserve">]</w:t>
+      </w:r>
+      <w:r>
+        <w:br/>
+      </w:r>
+      <w:r>
+        <w:rPr>
+          <w:rStyle w:val="FunctionTok"/>
+        </w:rPr>
+        <w:t xml:space="preserve">}</w:t>
+      </w:r>
+    </w:p>
     <w:bookmarkEnd w:id="57"/>
-    <w:bookmarkStart w:id="61" w:name="installing-skills-on-agents"/>
-    <w:p>
-      <w:pPr>
-        <w:pStyle w:val="Heading2"/>
-      </w:pPr>
-      <w:r>
-        <w:t xml:space="preserve">Installing skills on agents</w:t>
-      </w:r>
-    </w:p>
-    <w:bookmarkStart w:id="58" w:name="when-hiring-recommended"/>
+    <w:bookmarkStart w:id="58" w:name="on-existing-agents"/>
     <w:p>
       <w:pPr>
         <w:pStyle w:val="Heading3"/>
       </w:pPr>
       <w:r>
-        <w:t xml:space="preserve">When hiring (recommended)</w:t>
+        <w:t xml:space="preserve">On existing agents</w:t>
       </w:r>
     </w:p>
     <w:p>
@@ -6592,564 +6416,376 @@
         <w:pStyle w:val="FirstParagraph"/>
       </w:pPr>
       <w:r>
-        <w:t xml:space="preserve">Include</w:t>
-      </w:r>
-      <w:r>
-        <w:t xml:space="preserve"> </w:t>
-      </w:r>
-      <w:r>
-        <w:rPr>
-          <w:rStyle w:val="VerbatimChar"/>
+        <w:t xml:space="preserve">Sync skills via the API:</w:t>
+      </w:r>
+    </w:p>
+    <w:p>
+      <w:pPr>
+        <w:pStyle w:val="SourceCode"/>
+      </w:pPr>
+      <w:r>
+        <w:rPr>
+          <w:rStyle w:val="FunctionTok"/>
+        </w:rPr>
+        <w:t xml:space="preserve">fetch</w:t>
+      </w:r>
+      <w:r>
+        <w:rPr>
+          <w:rStyle w:val="NormalTok"/>
+        </w:rPr>
+        <w:t xml:space="preserve">(</w:t>
+      </w:r>
+      <w:r>
+        <w:rPr>
+          <w:rStyle w:val="StringTok"/>
+        </w:rPr>
+        <w:t xml:space="preserve">"/api/agents/AGENT_ID/skills/sync"</w:t>
+      </w:r>
+      <w:r>
+        <w:rPr>
+          <w:rStyle w:val="OperatorTok"/>
+        </w:rPr>
+        <w:t xml:space="preserve">,</w:t>
+      </w:r>
+      <w:r>
+        <w:rPr>
+          <w:rStyle w:val="NormalTok"/>
+        </w:rPr>
+        <w:t xml:space="preserve"> {</w:t>
+      </w:r>
+      <w:r>
+        <w:br/>
+      </w:r>
+      <w:r>
+        <w:rPr>
+          <w:rStyle w:val="NormalTok"/>
+        </w:rPr>
+        <w:t xml:space="preserve">  </w:t>
+      </w:r>
+      <w:r>
+        <w:rPr>
+          <w:rStyle w:val="DataTypeTok"/>
+        </w:rPr>
+        <w:t xml:space="preserve">method</w:t>
+      </w:r>
+      <w:r>
+        <w:rPr>
+          <w:rStyle w:val="OperatorTok"/>
+        </w:rPr>
+        <w:t xml:space="preserve">:</w:t>
+      </w:r>
+      <w:r>
+        <w:rPr>
+          <w:rStyle w:val="NormalTok"/>
+        </w:rPr>
+        <w:t xml:space="preserve"> </w:t>
+      </w:r>
+      <w:r>
+        <w:rPr>
+          <w:rStyle w:val="StringTok"/>
+        </w:rPr>
+        <w:t xml:space="preserve">"POST"</w:t>
+      </w:r>
+      <w:r>
+        <w:rPr>
+          <w:rStyle w:val="OperatorTok"/>
+        </w:rPr>
+        <w:t xml:space="preserve">,</w:t>
+      </w:r>
+      <w:r>
+        <w:br/>
+      </w:r>
+      <w:r>
+        <w:rPr>
+          <w:rStyle w:val="NormalTok"/>
+        </w:rPr>
+        <w:t xml:space="preserve">  </w:t>
+      </w:r>
+      <w:r>
+        <w:rPr>
+          <w:rStyle w:val="DataTypeTok"/>
+        </w:rPr>
+        <w:t xml:space="preserve">headers</w:t>
+      </w:r>
+      <w:r>
+        <w:rPr>
+          <w:rStyle w:val="OperatorTok"/>
+        </w:rPr>
+        <w:t xml:space="preserve">:</w:t>
+      </w:r>
+      <w:r>
+        <w:rPr>
+          <w:rStyle w:val="NormalTok"/>
+        </w:rPr>
+        <w:t xml:space="preserve"> { </w:t>
+      </w:r>
+      <w:r>
+        <w:rPr>
+          <w:rStyle w:val="StringTok"/>
+        </w:rPr>
+        <w:t xml:space="preserve">"Content-Type"</w:t>
+      </w:r>
+      <w:r>
+        <w:rPr>
+          <w:rStyle w:val="OperatorTok"/>
+        </w:rPr>
+        <w:t xml:space="preserve">:</w:t>
+      </w:r>
+      <w:r>
+        <w:rPr>
+          <w:rStyle w:val="NormalTok"/>
+        </w:rPr>
+        <w:t xml:space="preserve"> </w:t>
+      </w:r>
+      <w:r>
+        <w:rPr>
+          <w:rStyle w:val="StringTok"/>
+        </w:rPr>
+        <w:t xml:space="preserve">"application/json"</w:t>
+      </w:r>
+      <w:r>
+        <w:rPr>
+          <w:rStyle w:val="NormalTok"/>
+        </w:rPr>
+        <w:t xml:space="preserve"> }</w:t>
+      </w:r>
+      <w:r>
+        <w:rPr>
+          <w:rStyle w:val="OperatorTok"/>
+        </w:rPr>
+        <w:t xml:space="preserve">,</w:t>
+      </w:r>
+      <w:r>
+        <w:br/>
+      </w:r>
+      <w:r>
+        <w:rPr>
+          <w:rStyle w:val="NormalTok"/>
+        </w:rPr>
+        <w:t xml:space="preserve">  </w:t>
+      </w:r>
+      <w:r>
+        <w:rPr>
+          <w:rStyle w:val="DataTypeTok"/>
+        </w:rPr>
+        <w:t xml:space="preserve">body</w:t>
+      </w:r>
+      <w:r>
+        <w:rPr>
+          <w:rStyle w:val="OperatorTok"/>
+        </w:rPr>
+        <w:t xml:space="preserve">:</w:t>
+      </w:r>
+      <w:r>
+        <w:rPr>
+          <w:rStyle w:val="NormalTok"/>
+        </w:rPr>
+        <w:t xml:space="preserve"> </w:t>
+      </w:r>
+      <w:r>
+        <w:rPr>
+          <w:rStyle w:val="BuiltInTok"/>
+        </w:rPr>
+        <w:t xml:space="preserve">JSON</w:t>
+      </w:r>
+      <w:r>
+        <w:rPr>
+          <w:rStyle w:val="OperatorTok"/>
+        </w:rPr>
+        <w:t xml:space="preserve">.</w:t>
+      </w:r>
+      <w:r>
+        <w:rPr>
+          <w:rStyle w:val="FunctionTok"/>
+        </w:rPr>
+        <w:t xml:space="preserve">stringify</w:t>
+      </w:r>
+      <w:r>
+        <w:rPr>
+          <w:rStyle w:val="NormalTok"/>
+        </w:rPr>
+        <w:t xml:space="preserve">({</w:t>
+      </w:r>
+      <w:r>
+        <w:br/>
+      </w:r>
+      <w:r>
+        <w:rPr>
+          <w:rStyle w:val="NormalTok"/>
+        </w:rPr>
+        <w:t xml:space="preserve">    </w:t>
+      </w:r>
+      <w:r>
+        <w:rPr>
+          <w:rStyle w:val="DataTypeTok"/>
         </w:rPr>
         <w:t xml:space="preserve">desiredSkills</w:t>
       </w:r>
       <w:r>
-        <w:t xml:space="preserve"> </w:t>
-      </w:r>
-      <w:r>
-        <w:t xml:space="preserve">in the hire request. The CEO agent can do this automatically when it uses the</w:t>
-      </w:r>
-      <w:r>
-        <w:t xml:space="preserve"> </w:t>
-      </w:r>
-      <w:r>
-        <w:rPr>
-          <w:rStyle w:val="VerbatimChar"/>
-        </w:rPr>
-        <w:t xml:space="preserve">paperclip-create-agent</w:t>
-      </w:r>
-      <w:r>
-        <w:t xml:space="preserve"> </w:t>
-      </w:r>
-      <w:r>
-        <w:t xml:space="preserve">skill:</w:t>
-      </w:r>
-    </w:p>
-    <w:p>
-      <w:pPr>
-        <w:pStyle w:val="SourceCode"/>
-      </w:pPr>
+        <w:rPr>
+          <w:rStyle w:val="OperatorTok"/>
+        </w:rPr>
+        <w:t xml:space="preserve">:</w:t>
+      </w:r>
+      <w:r>
+        <w:rPr>
+          <w:rStyle w:val="NormalTok"/>
+        </w:rPr>
+        <w:t xml:space="preserve"> [</w:t>
+      </w:r>
+      <w:r>
+        <w:rPr>
+          <w:rStyle w:val="StringTok"/>
+        </w:rPr>
+        <w:t xml:space="preserve">"post-to-linkedin"</w:t>
+      </w:r>
+      <w:r>
+        <w:rPr>
+          <w:rStyle w:val="OperatorTok"/>
+        </w:rPr>
+        <w:t xml:space="preserve">,</w:t>
+      </w:r>
+      <w:r>
+        <w:rPr>
+          <w:rStyle w:val="NormalTok"/>
+        </w:rPr>
+        <w:t xml:space="preserve"> </w:t>
+      </w:r>
+      <w:r>
+        <w:rPr>
+          <w:rStyle w:val="StringTok"/>
+        </w:rPr>
+        <w:t xml:space="preserve">"post-to-x"</w:t>
+      </w:r>
+      <w:r>
+        <w:rPr>
+          <w:rStyle w:val="NormalTok"/>
+        </w:rPr>
+        <w:t xml:space="preserve">]</w:t>
+      </w:r>
+      <w:r>
+        <w:br/>
+      </w:r>
+      <w:r>
+        <w:rPr>
+          <w:rStyle w:val="NormalTok"/>
+        </w:rPr>
+        <w:t xml:space="preserve">  })</w:t>
+      </w:r>
+      <w:r>
+        <w:rPr>
+          <w:rStyle w:val="OperatorTok"/>
+        </w:rPr>
+        <w:t xml:space="preserve">,</w:t>
+      </w:r>
+      <w:r>
+        <w:br/>
+      </w:r>
+      <w:r>
+        <w:rPr>
+          <w:rStyle w:val="NormalTok"/>
+        </w:rPr>
+        <w:t xml:space="preserve">})</w:t>
+      </w:r>
+      <w:r>
+        <w:rPr>
+          <w:rStyle w:val="OperatorTok"/>
+        </w:rPr>
+        <w:t xml:space="preserve">.</w:t>
+      </w:r>
       <w:r>
         <w:rPr>
           <w:rStyle w:val="FunctionTok"/>
         </w:rPr>
-        <w:t xml:space="preserve">{</w:t>
-      </w:r>
-      <w:r>
-        <w:br/>
-      </w:r>
-      <w:r>
-        <w:rPr>
-          <w:rStyle w:val="NormalTok"/>
-        </w:rPr>
-        <w:t xml:space="preserve">  </w:t>
-      </w:r>
-      <w:r>
-        <w:rPr>
-          <w:rStyle w:val="DataTypeTok"/>
-        </w:rPr>
-        <w:t xml:space="preserve">"name"</w:t>
+        <w:t xml:space="preserve">then</w:t>
+      </w:r>
+      <w:r>
+        <w:rPr>
+          <w:rStyle w:val="NormalTok"/>
+        </w:rPr>
+        <w:t xml:space="preserve">(r </w:t>
+      </w:r>
+      <w:r>
+        <w:rPr>
+          <w:rStyle w:val="KeywordTok"/>
+        </w:rPr>
+        <w:t xml:space="preserve">=&gt;</w:t>
+      </w:r>
+      <w:r>
+        <w:rPr>
+          <w:rStyle w:val="NormalTok"/>
+        </w:rPr>
+        <w:t xml:space="preserve"> r</w:t>
+      </w:r>
+      <w:r>
+        <w:rPr>
+          <w:rStyle w:val="OperatorTok"/>
+        </w:rPr>
+        <w:t xml:space="preserve">.</w:t>
       </w:r>
       <w:r>
         <w:rPr>
           <w:rStyle w:val="FunctionTok"/>
         </w:rPr>
-        <w:t xml:space="preserve">:</w:t>
-      </w:r>
-      <w:r>
-        <w:rPr>
-          <w:rStyle w:val="NormalTok"/>
-        </w:rPr>
-        <w:t xml:space="preserve"> </w:t>
-      </w:r>
-      <w:r>
-        <w:rPr>
-          <w:rStyle w:val="StringTok"/>
-        </w:rPr>
-        <w:t xml:space="preserve">"CMO"</w:t>
+        <w:t xml:space="preserve">json</w:t>
+      </w:r>
+      <w:r>
+        <w:rPr>
+          <w:rStyle w:val="NormalTok"/>
+        </w:rPr>
+        <w:t xml:space="preserve">())</w:t>
+      </w:r>
+      <w:r>
+        <w:rPr>
+          <w:rStyle w:val="OperatorTok"/>
+        </w:rPr>
+        <w:t xml:space="preserve">.</w:t>
       </w:r>
       <w:r>
         <w:rPr>
           <w:rStyle w:val="FunctionTok"/>
         </w:rPr>
-        <w:t xml:space="preserve">,</w:t>
-      </w:r>
-      <w:r>
-        <w:br/>
-      </w:r>
-      <w:r>
-        <w:rPr>
-          <w:rStyle w:val="NormalTok"/>
-        </w:rPr>
-        <w:t xml:space="preserve">  </w:t>
-      </w:r>
-      <w:r>
-        <w:rPr>
-          <w:rStyle w:val="DataTypeTok"/>
-        </w:rPr>
-        <w:t xml:space="preserve">"desiredSkills"</w:t>
+        <w:t xml:space="preserve">then</w:t>
+      </w:r>
+      <w:r>
+        <w:rPr>
+          <w:rStyle w:val="NormalTok"/>
+        </w:rPr>
+        <w:t xml:space="preserve">(</w:t>
+      </w:r>
+      <w:r>
+        <w:rPr>
+          <w:rStyle w:val="BuiltInTok"/>
+        </w:rPr>
+        <w:t xml:space="preserve">console</w:t>
+      </w:r>
+      <w:r>
+        <w:rPr>
+          <w:rStyle w:val="OperatorTok"/>
+        </w:rPr>
+        <w:t xml:space="preserve">.</w:t>
       </w:r>
       <w:r>
         <w:rPr>
           <w:rStyle w:val="FunctionTok"/>
         </w:rPr>
-        <w:t xml:space="preserve">:</w:t>
-      </w:r>
-      <w:r>
-        <w:rPr>
-          <w:rStyle w:val="NormalTok"/>
-        </w:rPr>
-        <w:t xml:space="preserve"> </w:t>
-      </w:r>
-      <w:r>
-        <w:rPr>
-          <w:rStyle w:val="OtherTok"/>
-        </w:rPr>
-        <w:t xml:space="preserve">[</w:t>
-      </w:r>
-      <w:r>
-        <w:rPr>
-          <w:rStyle w:val="StringTok"/>
-        </w:rPr>
-        <w:t xml:space="preserve">"post-to-linkedin"</w:t>
-      </w:r>
-      <w:r>
-        <w:rPr>
-          <w:rStyle w:val="OtherTok"/>
-        </w:rPr>
-        <w:t xml:space="preserve">,</w:t>
-      </w:r>
-      <w:r>
-        <w:rPr>
-          <w:rStyle w:val="NormalTok"/>
-        </w:rPr>
-        <w:t xml:space="preserve"> </w:t>
-      </w:r>
-      <w:r>
-        <w:rPr>
-          <w:rStyle w:val="StringTok"/>
-        </w:rPr>
-        <w:t xml:space="preserve">"post-to-x"</w:t>
-      </w:r>
-      <w:r>
-        <w:rPr>
-          <w:rStyle w:val="OtherTok"/>
-        </w:rPr>
-        <w:t xml:space="preserve">,</w:t>
-      </w:r>
-      <w:r>
-        <w:rPr>
-          <w:rStyle w:val="NormalTok"/>
-        </w:rPr>
-        <w:t xml:space="preserve"> </w:t>
-      </w:r>
-      <w:r>
-        <w:rPr>
-          <w:rStyle w:val="StringTok"/>
-        </w:rPr>
-        <w:t xml:space="preserve">"render-remotion-video"</w:t>
-      </w:r>
-      <w:r>
-        <w:rPr>
-          <w:rStyle w:val="OtherTok"/>
-        </w:rPr>
-        <w:t xml:space="preserve">]</w:t>
-      </w:r>
-      <w:r>
-        <w:br/>
-      </w:r>
-      <w:r>
-        <w:rPr>
-          <w:rStyle w:val="FunctionTok"/>
-        </w:rPr>
-        <w:t xml:space="preserve">}</w:t>
+        <w:t xml:space="preserve">log</w:t>
+      </w:r>
+      <w:r>
+        <w:rPr>
+          <w:rStyle w:val="NormalTok"/>
+        </w:rPr>
+        <w:t xml:space="preserve">)</w:t>
+      </w:r>
+      <w:r>
+        <w:rPr>
+          <w:rStyle w:val="OperatorTok"/>
+        </w:rPr>
+        <w:t xml:space="preserve">;</w:t>
       </w:r>
     </w:p>
     <w:bookmarkEnd w:id="58"/>
-    <w:bookmarkStart w:id="59" w:name="on-existing-agents"/>
-    <w:p>
-      <w:pPr>
-        <w:pStyle w:val="Heading3"/>
-      </w:pPr>
-      <w:r>
-        <w:t xml:space="preserve">On existing agents</w:t>
-      </w:r>
-    </w:p>
-    <w:p>
-      <w:pPr>
-        <w:pStyle w:val="FirstParagraph"/>
-      </w:pPr>
-      <w:r>
-        <w:t xml:space="preserve">Sync skills via the API:</w:t>
-      </w:r>
-    </w:p>
-    <w:p>
-      <w:pPr>
-        <w:pStyle w:val="SourceCode"/>
-      </w:pPr>
-      <w:r>
-        <w:rPr>
-          <w:rStyle w:val="FunctionTok"/>
-        </w:rPr>
-        <w:t xml:space="preserve">fetch</w:t>
-      </w:r>
-      <w:r>
-        <w:rPr>
-          <w:rStyle w:val="NormalTok"/>
-        </w:rPr>
-        <w:t xml:space="preserve">(</w:t>
-      </w:r>
-      <w:r>
-        <w:rPr>
-          <w:rStyle w:val="StringTok"/>
-        </w:rPr>
-        <w:t xml:space="preserve">"/api/agents/AGENT_ID/skills/sync"</w:t>
-      </w:r>
-      <w:r>
-        <w:rPr>
-          <w:rStyle w:val="OperatorTok"/>
-        </w:rPr>
-        <w:t xml:space="preserve">,</w:t>
-      </w:r>
-      <w:r>
-        <w:rPr>
-          <w:rStyle w:val="NormalTok"/>
-        </w:rPr>
-        <w:t xml:space="preserve"> {</w:t>
-      </w:r>
-      <w:r>
-        <w:br/>
-      </w:r>
-      <w:r>
-        <w:rPr>
-          <w:rStyle w:val="NormalTok"/>
-        </w:rPr>
-        <w:t xml:space="preserve">  </w:t>
-      </w:r>
-      <w:r>
-        <w:rPr>
-          <w:rStyle w:val="DataTypeTok"/>
-        </w:rPr>
-        <w:t xml:space="preserve">method</w:t>
-      </w:r>
-      <w:r>
-        <w:rPr>
-          <w:rStyle w:val="OperatorTok"/>
-        </w:rPr>
-        <w:t xml:space="preserve">:</w:t>
-      </w:r>
-      <w:r>
-        <w:rPr>
-          <w:rStyle w:val="NormalTok"/>
-        </w:rPr>
-        <w:t xml:space="preserve"> </w:t>
-      </w:r>
-      <w:r>
-        <w:rPr>
-          <w:rStyle w:val="StringTok"/>
-        </w:rPr>
-        <w:t xml:space="preserve">"POST"</w:t>
-      </w:r>
-      <w:r>
-        <w:rPr>
-          <w:rStyle w:val="OperatorTok"/>
-        </w:rPr>
-        <w:t xml:space="preserve">,</w:t>
-      </w:r>
-      <w:r>
-        <w:br/>
-      </w:r>
-      <w:r>
-        <w:rPr>
-          <w:rStyle w:val="NormalTok"/>
-        </w:rPr>
-        <w:t xml:space="preserve">  </w:t>
-      </w:r>
-      <w:r>
-        <w:rPr>
-          <w:rStyle w:val="DataTypeTok"/>
-        </w:rPr>
-        <w:t xml:space="preserve">headers</w:t>
-      </w:r>
-      <w:r>
-        <w:rPr>
-          <w:rStyle w:val="OperatorTok"/>
-        </w:rPr>
-        <w:t xml:space="preserve">:</w:t>
-      </w:r>
-      <w:r>
-        <w:rPr>
-          <w:rStyle w:val="NormalTok"/>
-        </w:rPr>
-        <w:t xml:space="preserve"> { </w:t>
-      </w:r>
-      <w:r>
-        <w:rPr>
-          <w:rStyle w:val="StringTok"/>
-        </w:rPr>
-        <w:t xml:space="preserve">"Content-Type"</w:t>
-      </w:r>
-      <w:r>
-        <w:rPr>
-          <w:rStyle w:val="OperatorTok"/>
-        </w:rPr>
-        <w:t xml:space="preserve">:</w:t>
-      </w:r>
-      <w:r>
-        <w:rPr>
-          <w:rStyle w:val="NormalTok"/>
-        </w:rPr>
-        <w:t xml:space="preserve"> </w:t>
-      </w:r>
-      <w:r>
-        <w:rPr>
-          <w:rStyle w:val="StringTok"/>
-        </w:rPr>
-        <w:t xml:space="preserve">"application/json"</w:t>
-      </w:r>
-      <w:r>
-        <w:rPr>
-          <w:rStyle w:val="NormalTok"/>
-        </w:rPr>
-        <w:t xml:space="preserve"> }</w:t>
-      </w:r>
-      <w:r>
-        <w:rPr>
-          <w:rStyle w:val="OperatorTok"/>
-        </w:rPr>
-        <w:t xml:space="preserve">,</w:t>
-      </w:r>
-      <w:r>
-        <w:br/>
-      </w:r>
-      <w:r>
-        <w:rPr>
-          <w:rStyle w:val="NormalTok"/>
-        </w:rPr>
-        <w:t xml:space="preserve">  </w:t>
-      </w:r>
-      <w:r>
-        <w:rPr>
-          <w:rStyle w:val="DataTypeTok"/>
-        </w:rPr>
-        <w:t xml:space="preserve">body</w:t>
-      </w:r>
-      <w:r>
-        <w:rPr>
-          <w:rStyle w:val="OperatorTok"/>
-        </w:rPr>
-        <w:t xml:space="preserve">:</w:t>
-      </w:r>
-      <w:r>
-        <w:rPr>
-          <w:rStyle w:val="NormalTok"/>
-        </w:rPr>
-        <w:t xml:space="preserve"> </w:t>
-      </w:r>
-      <w:r>
-        <w:rPr>
-          <w:rStyle w:val="BuiltInTok"/>
-        </w:rPr>
-        <w:t xml:space="preserve">JSON</w:t>
-      </w:r>
-      <w:r>
-        <w:rPr>
-          <w:rStyle w:val="OperatorTok"/>
-        </w:rPr>
-        <w:t xml:space="preserve">.</w:t>
-      </w:r>
-      <w:r>
-        <w:rPr>
-          <w:rStyle w:val="FunctionTok"/>
-        </w:rPr>
-        <w:t xml:space="preserve">stringify</w:t>
-      </w:r>
-      <w:r>
-        <w:rPr>
-          <w:rStyle w:val="NormalTok"/>
-        </w:rPr>
-        <w:t xml:space="preserve">({</w:t>
-      </w:r>
-      <w:r>
-        <w:br/>
-      </w:r>
-      <w:r>
-        <w:rPr>
-          <w:rStyle w:val="NormalTok"/>
-        </w:rPr>
-        <w:t xml:space="preserve">    </w:t>
-      </w:r>
-      <w:r>
-        <w:rPr>
-          <w:rStyle w:val="DataTypeTok"/>
-        </w:rPr>
-        <w:t xml:space="preserve">desiredSkills</w:t>
-      </w:r>
-      <w:r>
-        <w:rPr>
-          <w:rStyle w:val="OperatorTok"/>
-        </w:rPr>
-        <w:t xml:space="preserve">:</w:t>
-      </w:r>
-      <w:r>
-        <w:rPr>
-          <w:rStyle w:val="NormalTok"/>
-        </w:rPr>
-        <w:t xml:space="preserve"> [</w:t>
-      </w:r>
-      <w:r>
-        <w:rPr>
-          <w:rStyle w:val="StringTok"/>
-        </w:rPr>
-        <w:t xml:space="preserve">"post-to-linkedin"</w:t>
-      </w:r>
-      <w:r>
-        <w:rPr>
-          <w:rStyle w:val="OperatorTok"/>
-        </w:rPr>
-        <w:t xml:space="preserve">,</w:t>
-      </w:r>
-      <w:r>
-        <w:rPr>
-          <w:rStyle w:val="NormalTok"/>
-        </w:rPr>
-        <w:t xml:space="preserve"> </w:t>
-      </w:r>
-      <w:r>
-        <w:rPr>
-          <w:rStyle w:val="StringTok"/>
-        </w:rPr>
-        <w:t xml:space="preserve">"post-to-x"</w:t>
-      </w:r>
-      <w:r>
-        <w:rPr>
-          <w:rStyle w:val="NormalTok"/>
-        </w:rPr>
-        <w:t xml:space="preserve">]</w:t>
-      </w:r>
-      <w:r>
-        <w:br/>
-      </w:r>
-      <w:r>
-        <w:rPr>
-          <w:rStyle w:val="NormalTok"/>
-        </w:rPr>
-        <w:t xml:space="preserve">  })</w:t>
-      </w:r>
-      <w:r>
-        <w:rPr>
-          <w:rStyle w:val="OperatorTok"/>
-        </w:rPr>
-        <w:t xml:space="preserve">,</w:t>
-      </w:r>
-      <w:r>
-        <w:br/>
-      </w:r>
-      <w:r>
-        <w:rPr>
-          <w:rStyle w:val="NormalTok"/>
-        </w:rPr>
-        <w:t xml:space="preserve">})</w:t>
-      </w:r>
-      <w:r>
-        <w:rPr>
-          <w:rStyle w:val="OperatorTok"/>
-        </w:rPr>
-        <w:t xml:space="preserve">.</w:t>
-      </w:r>
-      <w:r>
-        <w:rPr>
-          <w:rStyle w:val="FunctionTok"/>
-        </w:rPr>
-        <w:t xml:space="preserve">then</w:t>
-      </w:r>
-      <w:r>
-        <w:rPr>
-          <w:rStyle w:val="NormalTok"/>
-        </w:rPr>
-        <w:t xml:space="preserve">(r </w:t>
-      </w:r>
-      <w:r>
-        <w:rPr>
-          <w:rStyle w:val="KeywordTok"/>
-        </w:rPr>
-        <w:t xml:space="preserve">=&gt;</w:t>
-      </w:r>
-      <w:r>
-        <w:rPr>
-          <w:rStyle w:val="NormalTok"/>
-        </w:rPr>
-        <w:t xml:space="preserve"> r</w:t>
-      </w:r>
-      <w:r>
-        <w:rPr>
-          <w:rStyle w:val="OperatorTok"/>
-        </w:rPr>
-        <w:t xml:space="preserve">.</w:t>
-      </w:r>
-      <w:r>
-        <w:rPr>
-          <w:rStyle w:val="FunctionTok"/>
-        </w:rPr>
-        <w:t xml:space="preserve">json</w:t>
-      </w:r>
-      <w:r>
-        <w:rPr>
-          <w:rStyle w:val="NormalTok"/>
-        </w:rPr>
-        <w:t xml:space="preserve">())</w:t>
-      </w:r>
-      <w:r>
-        <w:rPr>
-          <w:rStyle w:val="OperatorTok"/>
-        </w:rPr>
-        <w:t xml:space="preserve">.</w:t>
-      </w:r>
-      <w:r>
-        <w:rPr>
-          <w:rStyle w:val="FunctionTok"/>
-        </w:rPr>
-        <w:t xml:space="preserve">then</w:t>
-      </w:r>
-      <w:r>
-        <w:rPr>
-          <w:rStyle w:val="NormalTok"/>
-        </w:rPr>
-        <w:t xml:space="preserve">(</w:t>
-      </w:r>
-      <w:r>
-        <w:rPr>
-          <w:rStyle w:val="BuiltInTok"/>
-        </w:rPr>
-        <w:t xml:space="preserve">console</w:t>
-      </w:r>
-      <w:r>
-        <w:rPr>
-          <w:rStyle w:val="OperatorTok"/>
-        </w:rPr>
-        <w:t xml:space="preserve">.</w:t>
-      </w:r>
-      <w:r>
-        <w:rPr>
-          <w:rStyle w:val="FunctionTok"/>
-        </w:rPr>
-        <w:t xml:space="preserve">log</w:t>
-      </w:r>
-      <w:r>
-        <w:rPr>
-          <w:rStyle w:val="NormalTok"/>
-        </w:rPr>
-        <w:t xml:space="preserve">)</w:t>
-      </w:r>
-      <w:r>
-        <w:rPr>
-          <w:rStyle w:val="OperatorTok"/>
-        </w:rPr>
-        <w:t xml:space="preserve">;</w:t>
-      </w:r>
-    </w:p>
-    <w:bookmarkEnd w:id="59"/>
-    <w:bookmarkStart w:id="60" w:name="creating-custom-skills"/>
+    <w:bookmarkStart w:id="59" w:name="creating-custom-skills"/>
     <w:p>
       <w:pPr>
         <w:pStyle w:val="Heading3"/>
@@ -7645,10 +7281,10 @@
         <w:t xml:space="preserve">;</w:t>
       </w:r>
     </w:p>
+    <w:bookmarkEnd w:id="59"/>
     <w:bookmarkEnd w:id="60"/>
     <w:bookmarkEnd w:id="61"/>
-    <w:bookmarkEnd w:id="62"/>
-    <w:bookmarkStart w:id="63" w:name="appendix-key-concepts"/>
+    <w:bookmarkStart w:id="62" w:name="appendix-key-concepts"/>
     <w:p>
       <w:pPr>
         <w:pStyle w:val="Heading1"/>
@@ -8108,7 +7744,7 @@
         <w:t xml:space="preserve">(April 10, 2026, between v2026.403.0 and v2026.410.0). Paperclip is evolving rapidly — verify against your deployed version.</w:t>
       </w:r>
     </w:p>
-    <w:bookmarkEnd w:id="63"/>
+    <w:bookmarkEnd w:id="62"/>
     <w:sectPr>
       <w:footnotePr>
         <w:numRestart w:val="eachSect"/>
@@ -8903,37 +8539,37 @@
     </w:lvlOverride>
   </w:num>
   <w:num w:numId="1017">
-    <w:abstractNumId w:val="991"/>
+    <w:abstractNumId w:val="99411"/>
+    <w:lvlOverride w:ilvl="0">
+      <w:startOverride w:val="1"/>
+    </w:lvlOverride>
+    <w:lvlOverride w:ilvl="1">
+      <w:startOverride w:val="1"/>
+    </w:lvlOverride>
+    <w:lvlOverride w:ilvl="2">
+      <w:startOverride w:val="1"/>
+    </w:lvlOverride>
+    <w:lvlOverride w:ilvl="3">
+      <w:startOverride w:val="1"/>
+    </w:lvlOverride>
+    <w:lvlOverride w:ilvl="4">
+      <w:startOverride w:val="1"/>
+    </w:lvlOverride>
+    <w:lvlOverride w:ilvl="5">
+      <w:startOverride w:val="1"/>
+    </w:lvlOverride>
+    <w:lvlOverride w:ilvl="6">
+      <w:startOverride w:val="1"/>
+    </w:lvlOverride>
+    <w:lvlOverride w:ilvl="7">
+      <w:startOverride w:val="1"/>
+    </w:lvlOverride>
+    <w:lvlOverride w:ilvl="8">
+      <w:startOverride w:val="1"/>
+    </w:lvlOverride>
   </w:num>
   <w:num w:numId="1018">
-    <w:abstractNumId w:val="99411"/>
-    <w:lvlOverride w:ilvl="0">
-      <w:startOverride w:val="1"/>
-    </w:lvlOverride>
-    <w:lvlOverride w:ilvl="1">
-      <w:startOverride w:val="1"/>
-    </w:lvlOverride>
-    <w:lvlOverride w:ilvl="2">
-      <w:startOverride w:val="1"/>
-    </w:lvlOverride>
-    <w:lvlOverride w:ilvl="3">
-      <w:startOverride w:val="1"/>
-    </w:lvlOverride>
-    <w:lvlOverride w:ilvl="4">
-      <w:startOverride w:val="1"/>
-    </w:lvlOverride>
-    <w:lvlOverride w:ilvl="5">
-      <w:startOverride w:val="1"/>
-    </w:lvlOverride>
-    <w:lvlOverride w:ilvl="6">
-      <w:startOverride w:val="1"/>
-    </w:lvlOverride>
-    <w:lvlOverride w:ilvl="7">
-      <w:startOverride w:val="1"/>
-    </w:lvlOverride>
-    <w:lvlOverride w:ilvl="8">
-      <w:startOverride w:val="1"/>
-    </w:lvlOverride>
+    <w:abstractNumId w:val="991"/>
   </w:num>
   <w:num w:numId="1019">
     <w:abstractNumId w:val="991"/>
@@ -8969,6 +8605,39 @@
     </w:lvlOverride>
   </w:num>
   <w:num w:numId="1021">
+    <w:abstractNumId w:val="991"/>
+  </w:num>
+  <w:num w:numId="1022">
+    <w:abstractNumId w:val="99411"/>
+    <w:lvlOverride w:ilvl="0">
+      <w:startOverride w:val="1"/>
+    </w:lvlOverride>
+    <w:lvlOverride w:ilvl="1">
+      <w:startOverride w:val="1"/>
+    </w:lvlOverride>
+    <w:lvlOverride w:ilvl="2">
+      <w:startOverride w:val="1"/>
+    </w:lvlOverride>
+    <w:lvlOverride w:ilvl="3">
+      <w:startOverride w:val="1"/>
+    </w:lvlOverride>
+    <w:lvlOverride w:ilvl="4">
+      <w:startOverride w:val="1"/>
+    </w:lvlOverride>
+    <w:lvlOverride w:ilvl="5">
+      <w:startOverride w:val="1"/>
+    </w:lvlOverride>
+    <w:lvlOverride w:ilvl="6">
+      <w:startOverride w:val="1"/>
+    </w:lvlOverride>
+    <w:lvlOverride w:ilvl="7">
+      <w:startOverride w:val="1"/>
+    </w:lvlOverride>
+    <w:lvlOverride w:ilvl="8">
+      <w:startOverride w:val="1"/>
+    </w:lvlOverride>
+  </w:num>
+  <w:num w:numId="1023">
     <w:abstractNumId w:val="99415"/>
     <w:lvlOverride w:ilvl="0">
       <w:startOverride w:val="5"/>
@@ -8998,7 +8667,7 @@
       <w:startOverride w:val="5"/>
     </w:lvlOverride>
   </w:num>
-  <w:num w:numId="1022">
+  <w:num w:numId="1024">
     <w:abstractNumId w:val="99419"/>
     <w:lvlOverride w:ilvl="0">
       <w:startOverride w:val="9"/>
@@ -9026,66 +8695,6 @@
     </w:lvlOverride>
     <w:lvlOverride w:ilvl="8">
       <w:startOverride w:val="9"/>
-    </w:lvlOverride>
-  </w:num>
-  <w:num w:numId="1023">
-    <w:abstractNumId w:val="99411"/>
-    <w:lvlOverride w:ilvl="0">
-      <w:startOverride w:val="1"/>
-    </w:lvlOverride>
-    <w:lvlOverride w:ilvl="1">
-      <w:startOverride w:val="1"/>
-    </w:lvlOverride>
-    <w:lvlOverride w:ilvl="2">
-      <w:startOverride w:val="1"/>
-    </w:lvlOverride>
-    <w:lvlOverride w:ilvl="3">
-      <w:startOverride w:val="1"/>
-    </w:lvlOverride>
-    <w:lvlOverride w:ilvl="4">
-      <w:startOverride w:val="1"/>
-    </w:lvlOverride>
-    <w:lvlOverride w:ilvl="5">
-      <w:startOverride w:val="1"/>
-    </w:lvlOverride>
-    <w:lvlOverride w:ilvl="6">
-      <w:startOverride w:val="1"/>
-    </w:lvlOverride>
-    <w:lvlOverride w:ilvl="7">
-      <w:startOverride w:val="1"/>
-    </w:lvlOverride>
-    <w:lvlOverride w:ilvl="8">
-      <w:startOverride w:val="1"/>
-    </w:lvlOverride>
-  </w:num>
-  <w:num w:numId="1024">
-    <w:abstractNumId w:val="99412"/>
-    <w:lvlOverride w:ilvl="0">
-      <w:startOverride w:val="2"/>
-    </w:lvlOverride>
-    <w:lvlOverride w:ilvl="1">
-      <w:startOverride w:val="2"/>
-    </w:lvlOverride>
-    <w:lvlOverride w:ilvl="2">
-      <w:startOverride w:val="2"/>
-    </w:lvlOverride>
-    <w:lvlOverride w:ilvl="3">
-      <w:startOverride w:val="2"/>
-    </w:lvlOverride>
-    <w:lvlOverride w:ilvl="4">
-      <w:startOverride w:val="2"/>
-    </w:lvlOverride>
-    <w:lvlOverride w:ilvl="5">
-      <w:startOverride w:val="2"/>
-    </w:lvlOverride>
-    <w:lvlOverride w:ilvl="6">
-      <w:startOverride w:val="2"/>
-    </w:lvlOverride>
-    <w:lvlOverride w:ilvl="7">
-      <w:startOverride w:val="2"/>
-    </w:lvlOverride>
-    <w:lvlOverride w:ilvl="8">
-      <w:startOverride w:val="2"/>
     </w:lvlOverride>
   </w:num>
   <w:num w:numId="1025">
@@ -9119,12 +8728,72 @@
     </w:lvlOverride>
   </w:num>
   <w:num w:numId="1026">
+    <w:abstractNumId w:val="99412"/>
+    <w:lvlOverride w:ilvl="0">
+      <w:startOverride w:val="2"/>
+    </w:lvlOverride>
+    <w:lvlOverride w:ilvl="1">
+      <w:startOverride w:val="2"/>
+    </w:lvlOverride>
+    <w:lvlOverride w:ilvl="2">
+      <w:startOverride w:val="2"/>
+    </w:lvlOverride>
+    <w:lvlOverride w:ilvl="3">
+      <w:startOverride w:val="2"/>
+    </w:lvlOverride>
+    <w:lvlOverride w:ilvl="4">
+      <w:startOverride w:val="2"/>
+    </w:lvlOverride>
+    <w:lvlOverride w:ilvl="5">
+      <w:startOverride w:val="2"/>
+    </w:lvlOverride>
+    <w:lvlOverride w:ilvl="6">
+      <w:startOverride w:val="2"/>
+    </w:lvlOverride>
+    <w:lvlOverride w:ilvl="7">
+      <w:startOverride w:val="2"/>
+    </w:lvlOverride>
+    <w:lvlOverride w:ilvl="8">
+      <w:startOverride w:val="2"/>
+    </w:lvlOverride>
+  </w:num>
+  <w:num w:numId="1027">
+    <w:abstractNumId w:val="99411"/>
+    <w:lvlOverride w:ilvl="0">
+      <w:startOverride w:val="1"/>
+    </w:lvlOverride>
+    <w:lvlOverride w:ilvl="1">
+      <w:startOverride w:val="1"/>
+    </w:lvlOverride>
+    <w:lvlOverride w:ilvl="2">
+      <w:startOverride w:val="1"/>
+    </w:lvlOverride>
+    <w:lvlOverride w:ilvl="3">
+      <w:startOverride w:val="1"/>
+    </w:lvlOverride>
+    <w:lvlOverride w:ilvl="4">
+      <w:startOverride w:val="1"/>
+    </w:lvlOverride>
+    <w:lvlOverride w:ilvl="5">
+      <w:startOverride w:val="1"/>
+    </w:lvlOverride>
+    <w:lvlOverride w:ilvl="6">
+      <w:startOverride w:val="1"/>
+    </w:lvlOverride>
+    <w:lvlOverride w:ilvl="7">
+      <w:startOverride w:val="1"/>
+    </w:lvlOverride>
+    <w:lvlOverride w:ilvl="8">
+      <w:startOverride w:val="1"/>
+    </w:lvlOverride>
+  </w:num>
+  <w:num w:numId="1028">
     <w:abstractNumId w:val="991"/>
   </w:num>
-  <w:num w:numId="1027">
+  <w:num w:numId="1029">
     <w:abstractNumId w:val="991"/>
   </w:num>
-  <w:num w:numId="1028">
+  <w:num w:numId="1030">
     <w:abstractNumId w:val="99411"/>
     <w:lvlOverride w:ilvl="0">
       <w:startOverride w:val="1"/>
@@ -9154,7 +8823,7 @@
       <w:startOverride w:val="1"/>
     </w:lvlOverride>
   </w:num>
-  <w:num w:numId="1029">
+  <w:num w:numId="1031">
     <w:abstractNumId w:val="991"/>
   </w:num>
 </w:numbering>

--- a/docs/paperclip-cloud-operations-guide.docx
+++ b/docs/paperclip-cloud-operations-guide.docx
@@ -2718,7 +2718,7 @@
     </w:p>
     <w:bookmarkEnd w:id="26"/>
     <w:bookmarkEnd w:id="27"/>
-    <w:bookmarkStart w:id="40" w:name="part-2-3rd-party-integrations"/>
+    <w:bookmarkStart w:id="42" w:name="part-2-3rd-party-integrations"/>
     <w:p>
       <w:pPr>
         <w:pStyle w:val="Heading1"/>
@@ -3479,7 +3479,7 @@
     </w:p>
     <w:bookmarkEnd w:id="33"/>
     <w:bookmarkEnd w:id="34"/>
-    <w:bookmarkStart w:id="39" w:name="scheduling-recurring-tasks-routines"/>
+    <w:bookmarkStart w:id="41" w:name="scheduling-recurring-tasks-routines"/>
     <w:p>
       <w:pPr>
         <w:pStyle w:val="Heading2"/>
@@ -4773,13 +4773,856 @@
       </w:tr>
     </w:tbl>
     <w:bookmarkEnd w:id="37"/>
-    <w:bookmarkStart w:id="38" w:name="managing-routines"/>
+    <w:bookmarkStart w:id="38" w:name="routine-variables-and-templates"/>
     <w:p>
       <w:pPr>
         <w:pStyle w:val="Heading3"/>
       </w:pPr>
       <w:r>
-        <w:t xml:space="preserve">Managing routines</w:t>
+        <w:t xml:space="preserve">Routine variables and templates</w:t>
+      </w:r>
+    </w:p>
+    <w:p>
+      <w:pPr>
+        <w:pStyle w:val="FirstParagraph"/>
+      </w:pPr>
+      <w:r>
+        <w:t xml:space="preserve">Routine titles and descriptions support</w:t>
+      </w:r>
+      <w:r>
+        <w:t xml:space="preserve"> </w:t>
+      </w:r>
+      <w:r>
+        <w:rPr>
+          <w:rStyle w:val="VerbatimChar"/>
+        </w:rPr>
+        <w:t xml:space="preserve">{{variable}}</w:t>
+      </w:r>
+      <w:r>
+        <w:t xml:space="preserve"> </w:t>
+      </w:r>
+      <w:r>
+        <w:t xml:space="preserve">placeholders that get filled in when the routine fires:</w:t>
+      </w:r>
+    </w:p>
+    <w:p>
+      <w:pPr>
+        <w:pStyle w:val="BodyText"/>
+      </w:pPr>
+      <w:r>
+        <w:rPr>
+          <w:b/>
+          <w:bCs/>
+        </w:rPr>
+        <w:t xml:space="preserve">Built-in variable</w:t>
+      </w:r>
+      <w:r>
+        <w:t xml:space="preserve">:</w:t>
+      </w:r>
+      <w:r>
+        <w:t xml:space="preserve"> </w:t>
+      </w:r>
+      <w:r>
+        <w:rPr>
+          <w:rStyle w:val="VerbatimChar"/>
+        </w:rPr>
+        <w:t xml:space="preserve">{{date}}</w:t>
+      </w:r>
+      <w:r>
+        <w:t xml:space="preserve"> </w:t>
+      </w:r>
+      <w:r>
+        <w:t xml:space="preserve">— expands to today’s date (YYYY-MM-DD)</w:t>
+      </w:r>
+    </w:p>
+    <w:p>
+      <w:pPr>
+        <w:pStyle w:val="BodyText"/>
+      </w:pPr>
+      <w:r>
+        <w:rPr>
+          <w:b/>
+          <w:bCs/>
+        </w:rPr>
+        <w:t xml:space="preserve">Custom variables</w:t>
+      </w:r>
+      <w:r>
+        <w:t xml:space="preserve">: define your own with types (</w:t>
+      </w:r>
+      <w:r>
+        <w:rPr>
+          <w:rStyle w:val="VerbatimChar"/>
+        </w:rPr>
+        <w:t xml:space="preserve">text</w:t>
+      </w:r>
+      <w:r>
+        <w:t xml:space="preserve">,</w:t>
+      </w:r>
+      <w:r>
+        <w:t xml:space="preserve"> </w:t>
+      </w:r>
+      <w:r>
+        <w:rPr>
+          <w:rStyle w:val="VerbatimChar"/>
+        </w:rPr>
+        <w:t xml:space="preserve">textarea</w:t>
+      </w:r>
+      <w:r>
+        <w:t xml:space="preserve">,</w:t>
+      </w:r>
+      <w:r>
+        <w:t xml:space="preserve"> </w:t>
+      </w:r>
+      <w:r>
+        <w:rPr>
+          <w:rStyle w:val="VerbatimChar"/>
+        </w:rPr>
+        <w:t xml:space="preserve">number</w:t>
+      </w:r>
+      <w:r>
+        <w:t xml:space="preserve">,</w:t>
+      </w:r>
+      <w:r>
+        <w:t xml:space="preserve"> </w:t>
+      </w:r>
+      <w:r>
+        <w:rPr>
+          <w:rStyle w:val="VerbatimChar"/>
+        </w:rPr>
+        <w:t xml:space="preserve">boolean</w:t>
+      </w:r>
+      <w:r>
+        <w:t xml:space="preserve">,</w:t>
+      </w:r>
+      <w:r>
+        <w:t xml:space="preserve"> </w:t>
+      </w:r>
+      <w:r>
+        <w:rPr>
+          <w:rStyle w:val="VerbatimChar"/>
+        </w:rPr>
+        <w:t xml:space="preserve">select</w:t>
+      </w:r>
+      <w:r>
+        <w:t xml:space="preserve">)</w:t>
+      </w:r>
+    </w:p>
+    <w:p>
+      <w:pPr>
+        <w:pStyle w:val="BodyText"/>
+      </w:pPr>
+      <w:r>
+        <w:rPr>
+          <w:b/>
+          <w:bCs/>
+        </w:rPr>
+        <w:t xml:space="preserve">Example</w:t>
+      </w:r>
+      <w:r>
+        <w:t xml:space="preserve"> </w:t>
+      </w:r>
+      <w:r>
+        <w:t xml:space="preserve">— a routine with dynamic title:</w:t>
+      </w:r>
+    </w:p>
+    <w:p>
+      <w:pPr>
+        <w:pStyle w:val="SourceCode"/>
+      </w:pPr>
+      <w:r>
+        <w:rPr>
+          <w:rStyle w:val="FunctionTok"/>
+        </w:rPr>
+        <w:t xml:space="preserve">{</w:t>
+      </w:r>
+      <w:r>
+        <w:br/>
+      </w:r>
+      <w:r>
+        <w:rPr>
+          <w:rStyle w:val="NormalTok"/>
+        </w:rPr>
+        <w:t xml:space="preserve">  </w:t>
+      </w:r>
+      <w:r>
+        <w:rPr>
+          <w:rStyle w:val="DataTypeTok"/>
+        </w:rPr>
+        <w:t xml:space="preserve">"title"</w:t>
+      </w:r>
+      <w:r>
+        <w:rPr>
+          <w:rStyle w:val="FunctionTok"/>
+        </w:rPr>
+        <w:t xml:space="preserve">:</w:t>
+      </w:r>
+      <w:r>
+        <w:rPr>
+          <w:rStyle w:val="NormalTok"/>
+        </w:rPr>
+        <w:t xml:space="preserve"> </w:t>
+      </w:r>
+      <w:r>
+        <w:rPr>
+          <w:rStyle w:val="StringTok"/>
+        </w:rPr>
+        <w:t xml:space="preserve">"Social media post for {{date}} — {{platform}}"</w:t>
+      </w:r>
+      <w:r>
+        <w:rPr>
+          <w:rStyle w:val="FunctionTok"/>
+        </w:rPr>
+        <w:t xml:space="preserve">,</w:t>
+      </w:r>
+      <w:r>
+        <w:br/>
+      </w:r>
+      <w:r>
+        <w:rPr>
+          <w:rStyle w:val="NormalTok"/>
+        </w:rPr>
+        <w:t xml:space="preserve">  </w:t>
+      </w:r>
+      <w:r>
+        <w:rPr>
+          <w:rStyle w:val="DataTypeTok"/>
+        </w:rPr>
+        <w:t xml:space="preserve">"description"</w:t>
+      </w:r>
+      <w:r>
+        <w:rPr>
+          <w:rStyle w:val="FunctionTok"/>
+        </w:rPr>
+        <w:t xml:space="preserve">:</w:t>
+      </w:r>
+      <w:r>
+        <w:rPr>
+          <w:rStyle w:val="NormalTok"/>
+        </w:rPr>
+        <w:t xml:space="preserve"> </w:t>
+      </w:r>
+      <w:r>
+        <w:rPr>
+          <w:rStyle w:val="StringTok"/>
+        </w:rPr>
+        <w:t xml:space="preserve">"Post the next item from the content calendar.</w:t>
+      </w:r>
+      <w:r>
+        <w:rPr>
+          <w:rStyle w:val="CharTok"/>
+        </w:rPr>
+        <w:t xml:space="preserve">\n</w:t>
+      </w:r>
+      <w:r>
+        <w:rPr>
+          <w:rStyle w:val="StringTok"/>
+        </w:rPr>
+        <w:t xml:space="preserve">Platform: {{platform}}</w:t>
+      </w:r>
+      <w:r>
+        <w:rPr>
+          <w:rStyle w:val="CharTok"/>
+        </w:rPr>
+        <w:t xml:space="preserve">\n</w:t>
+      </w:r>
+      <w:r>
+        <w:rPr>
+          <w:rStyle w:val="StringTok"/>
+        </w:rPr>
+        <w:t xml:space="preserve">Content type: {{content_type}}"</w:t>
+      </w:r>
+      <w:r>
+        <w:rPr>
+          <w:rStyle w:val="FunctionTok"/>
+        </w:rPr>
+        <w:t xml:space="preserve">,</w:t>
+      </w:r>
+      <w:r>
+        <w:br/>
+      </w:r>
+      <w:r>
+        <w:rPr>
+          <w:rStyle w:val="NormalTok"/>
+        </w:rPr>
+        <w:t xml:space="preserve">  </w:t>
+      </w:r>
+      <w:r>
+        <w:rPr>
+          <w:rStyle w:val="DataTypeTok"/>
+        </w:rPr>
+        <w:t xml:space="preserve">"variables"</w:t>
+      </w:r>
+      <w:r>
+        <w:rPr>
+          <w:rStyle w:val="FunctionTok"/>
+        </w:rPr>
+        <w:t xml:space="preserve">:</w:t>
+      </w:r>
+      <w:r>
+        <w:rPr>
+          <w:rStyle w:val="NormalTok"/>
+        </w:rPr>
+        <w:t xml:space="preserve"> </w:t>
+      </w:r>
+      <w:r>
+        <w:rPr>
+          <w:rStyle w:val="OtherTok"/>
+        </w:rPr>
+        <w:t xml:space="preserve">[</w:t>
+      </w:r>
+      <w:r>
+        <w:br/>
+      </w:r>
+      <w:r>
+        <w:rPr>
+          <w:rStyle w:val="NormalTok"/>
+        </w:rPr>
+        <w:t xml:space="preserve">    </w:t>
+      </w:r>
+      <w:r>
+        <w:rPr>
+          <w:rStyle w:val="FunctionTok"/>
+        </w:rPr>
+        <w:t xml:space="preserve">{</w:t>
+      </w:r>
+      <w:r>
+        <w:rPr>
+          <w:rStyle w:val="NormalTok"/>
+        </w:rPr>
+        <w:t xml:space="preserve"> </w:t>
+      </w:r>
+      <w:r>
+        <w:rPr>
+          <w:rStyle w:val="DataTypeTok"/>
+        </w:rPr>
+        <w:t xml:space="preserve">"name"</w:t>
+      </w:r>
+      <w:r>
+        <w:rPr>
+          <w:rStyle w:val="FunctionTok"/>
+        </w:rPr>
+        <w:t xml:space="preserve">:</w:t>
+      </w:r>
+      <w:r>
+        <w:rPr>
+          <w:rStyle w:val="NormalTok"/>
+        </w:rPr>
+        <w:t xml:space="preserve"> </w:t>
+      </w:r>
+      <w:r>
+        <w:rPr>
+          <w:rStyle w:val="StringTok"/>
+        </w:rPr>
+        <w:t xml:space="preserve">"platform"</w:t>
+      </w:r>
+      <w:r>
+        <w:rPr>
+          <w:rStyle w:val="FunctionTok"/>
+        </w:rPr>
+        <w:t xml:space="preserve">,</w:t>
+      </w:r>
+      <w:r>
+        <w:rPr>
+          <w:rStyle w:val="NormalTok"/>
+        </w:rPr>
+        <w:t xml:space="preserve"> </w:t>
+      </w:r>
+      <w:r>
+        <w:rPr>
+          <w:rStyle w:val="DataTypeTok"/>
+        </w:rPr>
+        <w:t xml:space="preserve">"type"</w:t>
+      </w:r>
+      <w:r>
+        <w:rPr>
+          <w:rStyle w:val="FunctionTok"/>
+        </w:rPr>
+        <w:t xml:space="preserve">:</w:t>
+      </w:r>
+      <w:r>
+        <w:rPr>
+          <w:rStyle w:val="NormalTok"/>
+        </w:rPr>
+        <w:t xml:space="preserve"> </w:t>
+      </w:r>
+      <w:r>
+        <w:rPr>
+          <w:rStyle w:val="StringTok"/>
+        </w:rPr>
+        <w:t xml:space="preserve">"select"</w:t>
+      </w:r>
+      <w:r>
+        <w:rPr>
+          <w:rStyle w:val="FunctionTok"/>
+        </w:rPr>
+        <w:t xml:space="preserve">,</w:t>
+      </w:r>
+      <w:r>
+        <w:rPr>
+          <w:rStyle w:val="NormalTok"/>
+        </w:rPr>
+        <w:t xml:space="preserve"> </w:t>
+      </w:r>
+      <w:r>
+        <w:rPr>
+          <w:rStyle w:val="DataTypeTok"/>
+        </w:rPr>
+        <w:t xml:space="preserve">"options"</w:t>
+      </w:r>
+      <w:r>
+        <w:rPr>
+          <w:rStyle w:val="FunctionTok"/>
+        </w:rPr>
+        <w:t xml:space="preserve">:</w:t>
+      </w:r>
+      <w:r>
+        <w:rPr>
+          <w:rStyle w:val="NormalTok"/>
+        </w:rPr>
+        <w:t xml:space="preserve"> </w:t>
+      </w:r>
+      <w:r>
+        <w:rPr>
+          <w:rStyle w:val="OtherTok"/>
+        </w:rPr>
+        <w:t xml:space="preserve">[</w:t>
+      </w:r>
+      <w:r>
+        <w:rPr>
+          <w:rStyle w:val="StringTok"/>
+        </w:rPr>
+        <w:t xml:space="preserve">"linkedin"</w:t>
+      </w:r>
+      <w:r>
+        <w:rPr>
+          <w:rStyle w:val="OtherTok"/>
+        </w:rPr>
+        <w:t xml:space="preserve">,</w:t>
+      </w:r>
+      <w:r>
+        <w:rPr>
+          <w:rStyle w:val="NormalTok"/>
+        </w:rPr>
+        <w:t xml:space="preserve"> </w:t>
+      </w:r>
+      <w:r>
+        <w:rPr>
+          <w:rStyle w:val="StringTok"/>
+        </w:rPr>
+        <w:t xml:space="preserve">"x"</w:t>
+      </w:r>
+      <w:r>
+        <w:rPr>
+          <w:rStyle w:val="OtherTok"/>
+        </w:rPr>
+        <w:t xml:space="preserve">,</w:t>
+      </w:r>
+      <w:r>
+        <w:rPr>
+          <w:rStyle w:val="NormalTok"/>
+        </w:rPr>
+        <w:t xml:space="preserve"> </w:t>
+      </w:r>
+      <w:r>
+        <w:rPr>
+          <w:rStyle w:val="StringTok"/>
+        </w:rPr>
+        <w:t xml:space="preserve">"both"</w:t>
+      </w:r>
+      <w:r>
+        <w:rPr>
+          <w:rStyle w:val="OtherTok"/>
+        </w:rPr>
+        <w:t xml:space="preserve">]</w:t>
+      </w:r>
+      <w:r>
+        <w:rPr>
+          <w:rStyle w:val="FunctionTok"/>
+        </w:rPr>
+        <w:t xml:space="preserve">,</w:t>
+      </w:r>
+      <w:r>
+        <w:rPr>
+          <w:rStyle w:val="NormalTok"/>
+        </w:rPr>
+        <w:t xml:space="preserve"> </w:t>
+      </w:r>
+      <w:r>
+        <w:rPr>
+          <w:rStyle w:val="DataTypeTok"/>
+        </w:rPr>
+        <w:t xml:space="preserve">"defaultValue"</w:t>
+      </w:r>
+      <w:r>
+        <w:rPr>
+          <w:rStyle w:val="FunctionTok"/>
+        </w:rPr>
+        <w:t xml:space="preserve">:</w:t>
+      </w:r>
+      <w:r>
+        <w:rPr>
+          <w:rStyle w:val="NormalTok"/>
+        </w:rPr>
+        <w:t xml:space="preserve"> </w:t>
+      </w:r>
+      <w:r>
+        <w:rPr>
+          <w:rStyle w:val="StringTok"/>
+        </w:rPr>
+        <w:t xml:space="preserve">"linkedin"</w:t>
+      </w:r>
+      <w:r>
+        <w:rPr>
+          <w:rStyle w:val="FunctionTok"/>
+        </w:rPr>
+        <w:t xml:space="preserve">,</w:t>
+      </w:r>
+      <w:r>
+        <w:rPr>
+          <w:rStyle w:val="NormalTok"/>
+        </w:rPr>
+        <w:t xml:space="preserve"> </w:t>
+      </w:r>
+      <w:r>
+        <w:rPr>
+          <w:rStyle w:val="DataTypeTok"/>
+        </w:rPr>
+        <w:t xml:space="preserve">"required"</w:t>
+      </w:r>
+      <w:r>
+        <w:rPr>
+          <w:rStyle w:val="FunctionTok"/>
+        </w:rPr>
+        <w:t xml:space="preserve">:</w:t>
+      </w:r>
+      <w:r>
+        <w:rPr>
+          <w:rStyle w:val="NormalTok"/>
+        </w:rPr>
+        <w:t xml:space="preserve"> </w:t>
+      </w:r>
+      <w:r>
+        <w:rPr>
+          <w:rStyle w:val="KeywordTok"/>
+        </w:rPr>
+        <w:t xml:space="preserve">true</w:t>
+      </w:r>
+      <w:r>
+        <w:rPr>
+          <w:rStyle w:val="NormalTok"/>
+        </w:rPr>
+        <w:t xml:space="preserve"> </w:t>
+      </w:r>
+      <w:r>
+        <w:rPr>
+          <w:rStyle w:val="FunctionTok"/>
+        </w:rPr>
+        <w:t xml:space="preserve">}</w:t>
+      </w:r>
+      <w:r>
+        <w:rPr>
+          <w:rStyle w:val="OtherTok"/>
+        </w:rPr>
+        <w:t xml:space="preserve">,</w:t>
+      </w:r>
+      <w:r>
+        <w:br/>
+      </w:r>
+      <w:r>
+        <w:rPr>
+          <w:rStyle w:val="NormalTok"/>
+        </w:rPr>
+        <w:t xml:space="preserve">    </w:t>
+      </w:r>
+      <w:r>
+        <w:rPr>
+          <w:rStyle w:val="FunctionTok"/>
+        </w:rPr>
+        <w:t xml:space="preserve">{</w:t>
+      </w:r>
+      <w:r>
+        <w:rPr>
+          <w:rStyle w:val="NormalTok"/>
+        </w:rPr>
+        <w:t xml:space="preserve"> </w:t>
+      </w:r>
+      <w:r>
+        <w:rPr>
+          <w:rStyle w:val="DataTypeTok"/>
+        </w:rPr>
+        <w:t xml:space="preserve">"name"</w:t>
+      </w:r>
+      <w:r>
+        <w:rPr>
+          <w:rStyle w:val="FunctionTok"/>
+        </w:rPr>
+        <w:t xml:space="preserve">:</w:t>
+      </w:r>
+      <w:r>
+        <w:rPr>
+          <w:rStyle w:val="NormalTok"/>
+        </w:rPr>
+        <w:t xml:space="preserve"> </w:t>
+      </w:r>
+      <w:r>
+        <w:rPr>
+          <w:rStyle w:val="StringTok"/>
+        </w:rPr>
+        <w:t xml:space="preserve">"content_type"</w:t>
+      </w:r>
+      <w:r>
+        <w:rPr>
+          <w:rStyle w:val="FunctionTok"/>
+        </w:rPr>
+        <w:t xml:space="preserve">,</w:t>
+      </w:r>
+      <w:r>
+        <w:rPr>
+          <w:rStyle w:val="NormalTok"/>
+        </w:rPr>
+        <w:t xml:space="preserve"> </w:t>
+      </w:r>
+      <w:r>
+        <w:rPr>
+          <w:rStyle w:val="DataTypeTok"/>
+        </w:rPr>
+        <w:t xml:space="preserve">"type"</w:t>
+      </w:r>
+      <w:r>
+        <w:rPr>
+          <w:rStyle w:val="FunctionTok"/>
+        </w:rPr>
+        <w:t xml:space="preserve">:</w:t>
+      </w:r>
+      <w:r>
+        <w:rPr>
+          <w:rStyle w:val="NormalTok"/>
+        </w:rPr>
+        <w:t xml:space="preserve"> </w:t>
+      </w:r>
+      <w:r>
+        <w:rPr>
+          <w:rStyle w:val="StringTok"/>
+        </w:rPr>
+        <w:t xml:space="preserve">"select"</w:t>
+      </w:r>
+      <w:r>
+        <w:rPr>
+          <w:rStyle w:val="FunctionTok"/>
+        </w:rPr>
+        <w:t xml:space="preserve">,</w:t>
+      </w:r>
+      <w:r>
+        <w:rPr>
+          <w:rStyle w:val="NormalTok"/>
+        </w:rPr>
+        <w:t xml:space="preserve"> </w:t>
+      </w:r>
+      <w:r>
+        <w:rPr>
+          <w:rStyle w:val="DataTypeTok"/>
+        </w:rPr>
+        <w:t xml:space="preserve">"options"</w:t>
+      </w:r>
+      <w:r>
+        <w:rPr>
+          <w:rStyle w:val="FunctionTok"/>
+        </w:rPr>
+        <w:t xml:space="preserve">:</w:t>
+      </w:r>
+      <w:r>
+        <w:rPr>
+          <w:rStyle w:val="NormalTok"/>
+        </w:rPr>
+        <w:t xml:space="preserve"> </w:t>
+      </w:r>
+      <w:r>
+        <w:rPr>
+          <w:rStyle w:val="OtherTok"/>
+        </w:rPr>
+        <w:t xml:space="preserve">[</w:t>
+      </w:r>
+      <w:r>
+        <w:rPr>
+          <w:rStyle w:val="StringTok"/>
+        </w:rPr>
+        <w:t xml:space="preserve">"text"</w:t>
+      </w:r>
+      <w:r>
+        <w:rPr>
+          <w:rStyle w:val="OtherTok"/>
+        </w:rPr>
+        <w:t xml:space="preserve">,</w:t>
+      </w:r>
+      <w:r>
+        <w:rPr>
+          <w:rStyle w:val="NormalTok"/>
+        </w:rPr>
+        <w:t xml:space="preserve"> </w:t>
+      </w:r>
+      <w:r>
+        <w:rPr>
+          <w:rStyle w:val="StringTok"/>
+        </w:rPr>
+        <w:t xml:space="preserve">"image"</w:t>
+      </w:r>
+      <w:r>
+        <w:rPr>
+          <w:rStyle w:val="OtherTok"/>
+        </w:rPr>
+        <w:t xml:space="preserve">,</w:t>
+      </w:r>
+      <w:r>
+        <w:rPr>
+          <w:rStyle w:val="NormalTok"/>
+        </w:rPr>
+        <w:t xml:space="preserve"> </w:t>
+      </w:r>
+      <w:r>
+        <w:rPr>
+          <w:rStyle w:val="StringTok"/>
+        </w:rPr>
+        <w:t xml:space="preserve">"video"</w:t>
+      </w:r>
+      <w:r>
+        <w:rPr>
+          <w:rStyle w:val="OtherTok"/>
+        </w:rPr>
+        <w:t xml:space="preserve">,</w:t>
+      </w:r>
+      <w:r>
+        <w:rPr>
+          <w:rStyle w:val="NormalTok"/>
+        </w:rPr>
+        <w:t xml:space="preserve"> </w:t>
+      </w:r>
+      <w:r>
+        <w:rPr>
+          <w:rStyle w:val="StringTok"/>
+        </w:rPr>
+        <w:t xml:space="preserve">"thread"</w:t>
+      </w:r>
+      <w:r>
+        <w:rPr>
+          <w:rStyle w:val="OtherTok"/>
+        </w:rPr>
+        <w:t xml:space="preserve">]</w:t>
+      </w:r>
+      <w:r>
+        <w:rPr>
+          <w:rStyle w:val="FunctionTok"/>
+        </w:rPr>
+        <w:t xml:space="preserve">,</w:t>
+      </w:r>
+      <w:r>
+        <w:rPr>
+          <w:rStyle w:val="NormalTok"/>
+        </w:rPr>
+        <w:t xml:space="preserve"> </w:t>
+      </w:r>
+      <w:r>
+        <w:rPr>
+          <w:rStyle w:val="DataTypeTok"/>
+        </w:rPr>
+        <w:t xml:space="preserve">"defaultValue"</w:t>
+      </w:r>
+      <w:r>
+        <w:rPr>
+          <w:rStyle w:val="FunctionTok"/>
+        </w:rPr>
+        <w:t xml:space="preserve">:</w:t>
+      </w:r>
+      <w:r>
+        <w:rPr>
+          <w:rStyle w:val="NormalTok"/>
+        </w:rPr>
+        <w:t xml:space="preserve"> </w:t>
+      </w:r>
+      <w:r>
+        <w:rPr>
+          <w:rStyle w:val="StringTok"/>
+        </w:rPr>
+        <w:t xml:space="preserve">"text"</w:t>
+      </w:r>
+      <w:r>
+        <w:rPr>
+          <w:rStyle w:val="FunctionTok"/>
+        </w:rPr>
+        <w:t xml:space="preserve">,</w:t>
+      </w:r>
+      <w:r>
+        <w:rPr>
+          <w:rStyle w:val="NormalTok"/>
+        </w:rPr>
+        <w:t xml:space="preserve"> </w:t>
+      </w:r>
+      <w:r>
+        <w:rPr>
+          <w:rStyle w:val="DataTypeTok"/>
+        </w:rPr>
+        <w:t xml:space="preserve">"required"</w:t>
+      </w:r>
+      <w:r>
+        <w:rPr>
+          <w:rStyle w:val="FunctionTok"/>
+        </w:rPr>
+        <w:t xml:space="preserve">:</w:t>
+      </w:r>
+      <w:r>
+        <w:rPr>
+          <w:rStyle w:val="NormalTok"/>
+        </w:rPr>
+        <w:t xml:space="preserve"> </w:t>
+      </w:r>
+      <w:r>
+        <w:rPr>
+          <w:rStyle w:val="KeywordTok"/>
+        </w:rPr>
+        <w:t xml:space="preserve">true</w:t>
+      </w:r>
+      <w:r>
+        <w:rPr>
+          <w:rStyle w:val="NormalTok"/>
+        </w:rPr>
+        <w:t xml:space="preserve"> </w:t>
+      </w:r>
+      <w:r>
+        <w:rPr>
+          <w:rStyle w:val="FunctionTok"/>
+        </w:rPr>
+        <w:t xml:space="preserve">}</w:t>
+      </w:r>
+      <w:r>
+        <w:br/>
+      </w:r>
+      <w:r>
+        <w:rPr>
+          <w:rStyle w:val="NormalTok"/>
+        </w:rPr>
+        <w:t xml:space="preserve">  </w:t>
+      </w:r>
+      <w:r>
+        <w:rPr>
+          <w:rStyle w:val="OtherTok"/>
+        </w:rPr>
+        <w:t xml:space="preserve">]</w:t>
+      </w:r>
+      <w:r>
+        <w:br/>
+      </w:r>
+      <w:r>
+        <w:rPr>
+          <w:rStyle w:val="FunctionTok"/>
+        </w:rPr>
+        <w:t xml:space="preserve">}</w:t>
+      </w:r>
+    </w:p>
+    <w:p>
+      <w:pPr>
+        <w:pStyle w:val="FirstParagraph"/>
+      </w:pPr>
+      <w:r>
+        <w:t xml:space="preserve">When this fires on April 14, the created issue becomes:</w:t>
       </w:r>
     </w:p>
     <w:p>
@@ -4791,6 +5634,109 @@
         </w:numPr>
       </w:pPr>
       <w:r>
+        <w:t xml:space="preserve">Title:</w:t>
+      </w:r>
+      <w:r>
+        <w:t xml:space="preserve"> </w:t>
+      </w:r>
+      <w:r>
+        <w:t xml:space="preserve">“Social media post for 2026-04-14 — linkedin”</w:t>
+      </w:r>
+    </w:p>
+    <w:p>
+      <w:pPr>
+        <w:pStyle w:val="Compact"/>
+        <w:numPr>
+          <w:ilvl w:val="0"/>
+          <w:numId w:val="1021"/>
+        </w:numPr>
+      </w:pPr>
+      <w:r>
+        <w:t xml:space="preserve">Description includes the interpolated platform and content type</w:t>
+      </w:r>
+    </w:p>
+    <w:p>
+      <w:pPr>
+        <w:pStyle w:val="FirstParagraph"/>
+      </w:pPr>
+      <w:r>
+        <w:t xml:space="preserve">This is powerful for recurring posts — each fired issue gets today’s date automatically, so the agent knows exactly which day’s content to post.</w:t>
+      </w:r>
+    </w:p>
+    <w:bookmarkEnd w:id="38"/>
+    <w:bookmarkStart w:id="39" w:name="Xe0d5cc6f75521940b9971118436254c6da6d985"/>
+    <w:p>
+      <w:pPr>
+        <w:pStyle w:val="Heading3"/>
+      </w:pPr>
+      <w:r>
+        <w:t xml:space="preserve">How secrets, routines, and agents work together</w:t>
+      </w:r>
+    </w:p>
+    <w:p>
+      <w:pPr>
+        <w:pStyle w:val="FirstParagraph"/>
+      </w:pPr>
+      <w:r>
+        <w:t xml:space="preserve">Each piece has a distinct job:</w:t>
+      </w:r>
+    </w:p>
+    <w:p>
+      <w:pPr>
+        <w:pStyle w:val="SourceCode"/>
+      </w:pPr>
+      <w:r>
+        <w:rPr>
+          <w:rStyle w:val="VerbatimChar"/>
+        </w:rPr>
+        <w:t xml:space="preserve">Routine         → WHAT to do + WHEN (title, description, schedule)</w:t>
+      </w:r>
+      <w:r>
+        <w:br/>
+      </w:r>
+      <w:r>
+        <w:rPr>
+          <w:rStyle w:val="VerbatimChar"/>
+        </w:rPr>
+        <w:t xml:space="preserve">Agent config    → HOW to authenticate (env vars with encrypted secret refs)</w:t>
+      </w:r>
+      <w:r>
+        <w:br/>
+      </w:r>
+      <w:r>
+        <w:rPr>
+          <w:rStyle w:val="VerbatimChar"/>
+        </w:rPr>
+        <w:t xml:space="preserve">Agent skills    → HOW to call the API (curl commands, API formats)</w:t>
+      </w:r>
+    </w:p>
+    <w:p>
+      <w:pPr>
+        <w:pStyle w:val="FirstParagraph"/>
+      </w:pPr>
+      <w:r>
+        <w:t xml:space="preserve">Secrets live in the agent’s environment, not in the routine. The routine just creates the issue — the agent already has the API tokens it needs when it wakes up.</w:t>
+      </w:r>
+    </w:p>
+    <w:bookmarkEnd w:id="39"/>
+    <w:bookmarkStart w:id="40" w:name="managing-routines"/>
+    <w:p>
+      <w:pPr>
+        <w:pStyle w:val="Heading3"/>
+      </w:pPr>
+      <w:r>
+        <w:t xml:space="preserve">Managing routines</w:t>
+      </w:r>
+    </w:p>
+    <w:p>
+      <w:pPr>
+        <w:pStyle w:val="Compact"/>
+        <w:numPr>
+          <w:ilvl w:val="0"/>
+          <w:numId w:val="1022"/>
+        </w:numPr>
+      </w:pPr>
+      <w:r>
         <w:rPr>
           <w:b/>
           <w:bCs/>
@@ -4806,7 +5752,7 @@
         <w:pStyle w:val="Compact"/>
         <w:numPr>
           <w:ilvl w:val="0"/>
-          <w:numId w:val="1021"/>
+          <w:numId w:val="1022"/>
         </w:numPr>
       </w:pPr>
       <w:r>
@@ -4825,7 +5771,7 @@
         <w:pStyle w:val="Compact"/>
         <w:numPr>
           <w:ilvl w:val="0"/>
-          <w:numId w:val="1021"/>
+          <w:numId w:val="1022"/>
         </w:numPr>
       </w:pPr>
       <w:r>
@@ -4844,7 +5790,7 @@
         <w:pStyle w:val="Compact"/>
         <w:numPr>
           <w:ilvl w:val="0"/>
-          <w:numId w:val="1021"/>
+          <w:numId w:val="1022"/>
         </w:numPr>
       </w:pPr>
       <w:r>
@@ -4858,10 +5804,10 @@
         <w:t xml:space="preserve">: fire immediately regardless of schedule</w:t>
       </w:r>
     </w:p>
-    <w:bookmarkEnd w:id="38"/>
-    <w:bookmarkEnd w:id="39"/>
     <w:bookmarkEnd w:id="40"/>
-    <w:bookmarkStart w:id="54" w:name="part-3-example-workflows"/>
+    <w:bookmarkEnd w:id="41"/>
+    <w:bookmarkEnd w:id="42"/>
+    <w:bookmarkStart w:id="61" w:name="part-3-example-workflows"/>
     <w:p>
       <w:pPr>
         <w:pStyle w:val="Heading1"/>
@@ -4870,7 +5816,7 @@
         <w:t xml:space="preserve">Part 3: Example Workflows</w:t>
       </w:r>
     </w:p>
-    <w:bookmarkStart w:id="44" w:name="social-media-campaign"/>
+    <w:bookmarkStart w:id="46" w:name="social-media-campaign"/>
     <w:p>
       <w:pPr>
         <w:pStyle w:val="Heading2"/>
@@ -4879,7 +5825,7 @@
         <w:t xml:space="preserve">Social media campaign</w:t>
       </w:r>
     </w:p>
-    <w:bookmarkStart w:id="41" w:name="one-time-setup-30-minutes"/>
+    <w:bookmarkStart w:id="43" w:name="one-time-setup-30-minutes"/>
     <w:p>
       <w:pPr>
         <w:pStyle w:val="Heading3"/>
@@ -4893,7 +5839,7 @@
         <w:pStyle w:val="Compact"/>
         <w:numPr>
           <w:ilvl w:val="0"/>
-          <w:numId w:val="1022"/>
+          <w:numId w:val="1023"/>
         </w:numPr>
       </w:pPr>
       <w:r>
@@ -4915,7 +5861,7 @@
         <w:pStyle w:val="Compact"/>
         <w:numPr>
           <w:ilvl w:val="0"/>
-          <w:numId w:val="1022"/>
+          <w:numId w:val="1023"/>
         </w:numPr>
       </w:pPr>
       <w:r>
@@ -4937,7 +5883,7 @@
         <w:pStyle w:val="Compact"/>
         <w:numPr>
           <w:ilvl w:val="0"/>
-          <w:numId w:val="1022"/>
+          <w:numId w:val="1023"/>
         </w:numPr>
       </w:pPr>
       <w:r>
@@ -4968,7 +5914,7 @@
         <w:pStyle w:val="Compact"/>
         <w:numPr>
           <w:ilvl w:val="0"/>
-          <w:numId w:val="1022"/>
+          <w:numId w:val="1023"/>
         </w:numPr>
       </w:pPr>
       <w:r>
@@ -4994,8 +5940,8 @@
         <w:t xml:space="preserve">linked to the goal</w:t>
       </w:r>
     </w:p>
-    <w:bookmarkEnd w:id="41"/>
-    <w:bookmarkStart w:id="42" w:name="content-creation"/>
+    <w:bookmarkEnd w:id="43"/>
+    <w:bookmarkStart w:id="44" w:name="content-creation"/>
     <w:p>
       <w:pPr>
         <w:pStyle w:val="Heading3"/>
@@ -5009,7 +5955,7 @@
         <w:pStyle w:val="Compact"/>
         <w:numPr>
           <w:ilvl w:val="0"/>
-          <w:numId w:val="1023"/>
+          <w:numId w:val="1024"/>
         </w:numPr>
       </w:pPr>
       <w:r>
@@ -5034,7 +5980,7 @@
         <w:pStyle w:val="Compact"/>
         <w:numPr>
           <w:ilvl w:val="0"/>
-          <w:numId w:val="1023"/>
+          <w:numId w:val="1024"/>
         </w:numPr>
       </w:pPr>
       <w:r>
@@ -5046,7 +5992,7 @@
         <w:pStyle w:val="Compact"/>
         <w:numPr>
           <w:ilvl w:val="0"/>
-          <w:numId w:val="1023"/>
+          <w:numId w:val="1024"/>
         </w:numPr>
       </w:pPr>
       <w:r>
@@ -5068,15 +6014,15 @@
         <w:pStyle w:val="Compact"/>
         <w:numPr>
           <w:ilvl w:val="0"/>
-          <w:numId w:val="1023"/>
+          <w:numId w:val="1024"/>
         </w:numPr>
       </w:pPr>
       <w:r>
         <w:t xml:space="preserve">Iterate via comments until satisfied</w:t>
       </w:r>
     </w:p>
-    <w:bookmarkEnd w:id="42"/>
-    <w:bookmarkStart w:id="43" w:name="automated-posting"/>
+    <w:bookmarkEnd w:id="44"/>
+    <w:bookmarkStart w:id="45" w:name="automated-posting"/>
     <w:p>
       <w:pPr>
         <w:pStyle w:val="Heading3"/>
@@ -5090,7 +6036,7 @@
         <w:pStyle w:val="Compact"/>
         <w:numPr>
           <w:ilvl w:val="0"/>
-          <w:numId w:val="1024"/>
+          <w:numId w:val="1025"/>
         </w:numPr>
       </w:pPr>
       <w:r>
@@ -5109,7 +6055,7 @@
         <w:pStyle w:val="Compact"/>
         <w:numPr>
           <w:ilvl w:val="0"/>
-          <w:numId w:val="1024"/>
+          <w:numId w:val="1025"/>
         </w:numPr>
       </w:pPr>
       <w:r>
@@ -5121,7 +6067,7 @@
         <w:pStyle w:val="Compact"/>
         <w:numPr>
           <w:ilvl w:val="0"/>
-          <w:numId w:val="1024"/>
+          <w:numId w:val="1025"/>
         </w:numPr>
       </w:pPr>
       <w:r>
@@ -5138,9 +6084,9 @@
         <w:t xml:space="preserve">the issue feed for posting confirmations</w:t>
       </w:r>
     </w:p>
-    <w:bookmarkEnd w:id="43"/>
-    <w:bookmarkEnd w:id="44"/>
-    <w:bookmarkStart w:id="45" w:name="competitive-research"/>
+    <w:bookmarkEnd w:id="45"/>
+    <w:bookmarkEnd w:id="46"/>
+    <w:bookmarkStart w:id="47" w:name="competitive-research"/>
     <w:p>
       <w:pPr>
         <w:pStyle w:val="Heading2"/>
@@ -5154,7 +6100,7 @@
         <w:pStyle w:val="Compact"/>
         <w:numPr>
           <w:ilvl w:val="0"/>
-          <w:numId w:val="1025"/>
+          <w:numId w:val="1026"/>
         </w:numPr>
       </w:pPr>
       <w:r>
@@ -5225,7 +6171,7 @@
         <w:pStyle w:val="Compact"/>
         <w:numPr>
           <w:ilvl w:val="0"/>
-          <w:numId w:val="1026"/>
+          <w:numId w:val="1027"/>
         </w:numPr>
       </w:pPr>
       <w:r>
@@ -5237,15 +6183,15 @@
         <w:pStyle w:val="Compact"/>
         <w:numPr>
           <w:ilvl w:val="0"/>
-          <w:numId w:val="1026"/>
+          <w:numId w:val="1027"/>
         </w:numPr>
       </w:pPr>
       <w:r>
         <w:t xml:space="preserve">Review findings, request deeper dives via follow-up comments</w:t>
       </w:r>
     </w:p>
-    <w:bookmarkEnd w:id="45"/>
-    <w:bookmarkStart w:id="51" w:name="data-driven-video-content-with-remotion"/>
+    <w:bookmarkEnd w:id="47"/>
+    <w:bookmarkStart w:id="53" w:name="data-driven-video-content-with-remotion"/>
     <w:p>
       <w:pPr>
         <w:pStyle w:val="Heading2"/>
@@ -5264,7 +6210,7 @@
       <w:r>
         <w:t xml:space="preserve"> </w:t>
       </w:r>
-      <w:hyperlink r:id="rId46">
+      <w:hyperlink r:id="rId48">
         <w:r>
           <w:rPr>
             <w:rStyle w:val="Hyperlink"/>
@@ -5279,7 +6225,7 @@
         <w:t xml:space="preserve">— a React-based video framework.</w:t>
       </w:r>
     </w:p>
-    <w:bookmarkStart w:id="47" w:name="how-it-works"/>
+    <w:bookmarkStart w:id="49" w:name="how-it-works"/>
     <w:p>
       <w:pPr>
         <w:pStyle w:val="Heading3"/>
@@ -5344,8 +6290,8 @@
         <w:t xml:space="preserve">  → posts to LinkedIn/X with the video</w:t>
       </w:r>
     </w:p>
-    <w:bookmarkEnd w:id="47"/>
-    <w:bookmarkStart w:id="48" w:name="one-time-setup"/>
+    <w:bookmarkEnd w:id="49"/>
+    <w:bookmarkStart w:id="50" w:name="one-time-setup"/>
     <w:p>
       <w:pPr>
         <w:pStyle w:val="Heading3"/>
@@ -5359,7 +6305,7 @@
         <w:pStyle w:val="Compact"/>
         <w:numPr>
           <w:ilvl w:val="0"/>
-          <w:numId w:val="1027"/>
+          <w:numId w:val="1028"/>
         </w:numPr>
       </w:pPr>
       <w:r>
@@ -5381,7 +6327,7 @@
         <w:pStyle w:val="Compact"/>
         <w:numPr>
           <w:ilvl w:val="0"/>
-          <w:numId w:val="1027"/>
+          <w:numId w:val="1028"/>
         </w:numPr>
       </w:pPr>
       <w:r>
@@ -5403,7 +6349,7 @@
         <w:pStyle w:val="Compact"/>
         <w:numPr>
           <w:ilvl w:val="0"/>
-          <w:numId w:val="1027"/>
+          <w:numId w:val="1028"/>
         </w:numPr>
       </w:pPr>
       <w:r>
@@ -5425,7 +6371,7 @@
         <w:pStyle w:val="Compact"/>
         <w:numPr>
           <w:ilvl w:val="1"/>
-          <w:numId w:val="1028"/>
+          <w:numId w:val="1029"/>
         </w:numPr>
       </w:pPr>
       <w:r>
@@ -5437,7 +6383,7 @@
         <w:pStyle w:val="Compact"/>
         <w:numPr>
           <w:ilvl w:val="1"/>
-          <w:numId w:val="1028"/>
+          <w:numId w:val="1029"/>
         </w:numPr>
       </w:pPr>
       <w:r>
@@ -5449,7 +6395,7 @@
         <w:pStyle w:val="Compact"/>
         <w:numPr>
           <w:ilvl w:val="1"/>
-          <w:numId w:val="1028"/>
+          <w:numId w:val="1029"/>
         </w:numPr>
       </w:pPr>
       <w:r>
@@ -5461,15 +6407,15 @@
         <w:pStyle w:val="Compact"/>
         <w:numPr>
           <w:ilvl w:val="1"/>
-          <w:numId w:val="1028"/>
+          <w:numId w:val="1029"/>
         </w:numPr>
       </w:pPr>
       <w:r>
         <w:t xml:space="preserve">Data insight (WallStreetStats visualizations)</w:t>
       </w:r>
     </w:p>
-    <w:bookmarkEnd w:id="48"/>
-    <w:bookmarkStart w:id="49" w:name="steady-state-flow"/>
+    <w:bookmarkEnd w:id="50"/>
+    <w:bookmarkStart w:id="51" w:name="steady-state-flow"/>
     <w:p>
       <w:pPr>
         <w:pStyle w:val="Heading3"/>
@@ -5483,7 +6429,7 @@
         <w:pStyle w:val="Compact"/>
         <w:numPr>
           <w:ilvl w:val="0"/>
-          <w:numId w:val="1029"/>
+          <w:numId w:val="1030"/>
         </w:numPr>
       </w:pPr>
       <w:r>
@@ -5495,7 +6441,7 @@
         <w:pStyle w:val="Compact"/>
         <w:numPr>
           <w:ilvl w:val="0"/>
-          <w:numId w:val="1029"/>
+          <w:numId w:val="1030"/>
         </w:numPr>
       </w:pPr>
       <w:r>
@@ -5507,7 +6453,7 @@
         <w:pStyle w:val="Compact"/>
         <w:numPr>
           <w:ilvl w:val="0"/>
-          <w:numId w:val="1029"/>
+          <w:numId w:val="1030"/>
         </w:numPr>
       </w:pPr>
       <w:r>
@@ -5519,7 +6465,7 @@
         <w:pStyle w:val="Compact"/>
         <w:numPr>
           <w:ilvl w:val="0"/>
-          <w:numId w:val="1029"/>
+          <w:numId w:val="1030"/>
         </w:numPr>
       </w:pPr>
       <w:r>
@@ -5531,15 +6477,15 @@
         <w:pStyle w:val="Compact"/>
         <w:numPr>
           <w:ilvl w:val="0"/>
-          <w:numId w:val="1029"/>
+          <w:numId w:val="1030"/>
         </w:numPr>
       </w:pPr>
       <w:r>
         <w:t xml:space="preserve">CMO posts to LinkedIn/X with the video + caption</w:t>
       </w:r>
     </w:p>
-    <w:bookmarkEnd w:id="49"/>
-    <w:bookmarkStart w:id="50" w:name="cost"/>
+    <w:bookmarkEnd w:id="51"/>
+    <w:bookmarkStart w:id="52" w:name="cost"/>
     <w:p>
       <w:pPr>
         <w:pStyle w:val="Heading3"/>
@@ -5703,45 +6649,36 @@
         <w:t xml:space="preserve">.</w:t>
       </w:r>
     </w:p>
-    <w:bookmarkEnd w:id="50"/>
-    <w:bookmarkEnd w:id="51"/>
-    <w:bookmarkStart w:id="52" w:name="multi-agent-content-pipeline"/>
+    <w:bookmarkEnd w:id="52"/>
+    <w:bookmarkEnd w:id="53"/>
+    <w:bookmarkStart w:id="58" w:name="recurring-social-media-posting"/>
     <w:p>
       <w:pPr>
         <w:pStyle w:val="Heading2"/>
       </w:pPr>
       <w:r>
-        <w:t xml:space="preserve">Multi-agent content pipeline</w:t>
+        <w:t xml:space="preserve">Recurring social media posting</w:t>
+      </w:r>
+    </w:p>
+    <w:bookmarkStart w:id="54" w:name="linkedin-3x-weekly-posting-routine"/>
+    <w:p>
+      <w:pPr>
+        <w:pStyle w:val="Heading3"/>
+      </w:pPr>
+      <w:r>
+        <w:t xml:space="preserve">LinkedIn — 3x weekly posting routine</w:t>
       </w:r>
     </w:p>
     <w:p>
       <w:pPr>
         <w:pStyle w:val="FirstParagraph"/>
-      </w:pPr>
-      <w:r>
-        <w:t xml:space="preserve">For production workflows, chain agents in a pipeline:</w:t>
-      </w:r>
-    </w:p>
-    <w:p>
-      <w:pPr>
-        <w:pStyle w:val="Compact"/>
-        <w:numPr>
-          <w:ilvl w:val="0"/>
-          <w:numId w:val="1030"/>
-        </w:numPr>
       </w:pPr>
       <w:r>
         <w:rPr>
           <w:b/>
           <w:bCs/>
         </w:rPr>
-        <w:t xml:space="preserve">Head of Product Research</w:t>
-      </w:r>
-      <w:r>
-        <w:t xml:space="preserve"> </w:t>
-      </w:r>
-      <w:r>
-        <w:t xml:space="preserve">→ generates market data + insights</w:t>
+        <w:t xml:space="preserve">One-time setup:</w:t>
       </w:r>
     </w:p>
     <w:p>
@@ -5749,7 +6686,453 @@
         <w:pStyle w:val="Compact"/>
         <w:numPr>
           <w:ilvl w:val="0"/>
-          <w:numId w:val="1030"/>
+          <w:numId w:val="1031"/>
+        </w:numPr>
+      </w:pPr>
+      <w:r>
+        <w:t xml:space="preserve">Store LinkedIn credentials via agent config UI (see Part 2)</w:t>
+      </w:r>
+    </w:p>
+    <w:p>
+      <w:pPr>
+        <w:pStyle w:val="Compact"/>
+        <w:numPr>
+          <w:ilvl w:val="0"/>
+          <w:numId w:val="1031"/>
+        </w:numPr>
+      </w:pPr>
+      <w:r>
+        <w:t xml:space="preserve">Have the CMO create a content calendar (assign an issue for this first)</w:t>
+      </w:r>
+    </w:p>
+    <w:p>
+      <w:pPr>
+        <w:pStyle w:val="Compact"/>
+        <w:numPr>
+          <w:ilvl w:val="0"/>
+          <w:numId w:val="1031"/>
+        </w:numPr>
+      </w:pPr>
+      <w:r>
+        <w:t xml:space="preserve">Create the routine:</w:t>
+      </w:r>
+    </w:p>
+    <w:p>
+      <w:pPr>
+        <w:pStyle w:val="SourceCode"/>
+      </w:pPr>
+      <w:r>
+        <w:rPr>
+          <w:rStyle w:val="VerbatimChar"/>
+        </w:rPr>
+        <w:t xml:space="preserve">Title:       "LinkedIn post for {{date}}"</w:t>
+      </w:r>
+      <w:r>
+        <w:br/>
+      </w:r>
+      <w:r>
+        <w:rPr>
+          <w:rStyle w:val="VerbatimChar"/>
+        </w:rPr>
+        <w:t xml:space="preserve">Description: "Check the content calendar for today's scheduled LinkedIn post.</w:t>
+      </w:r>
+      <w:r>
+        <w:br/>
+      </w:r>
+      <w:r>
+        <w:rPr>
+          <w:rStyle w:val="VerbatimChar"/>
+        </w:rPr>
+        <w:t xml:space="preserve">              If one is scheduled:</w:t>
+      </w:r>
+      <w:r>
+        <w:br/>
+      </w:r>
+      <w:r>
+        <w:rPr>
+          <w:rStyle w:val="VerbatimChar"/>
+        </w:rPr>
+        <w:t xml:space="preserve">              1. Read the post content from the calendar</w:t>
+      </w:r>
+      <w:r>
+        <w:br/>
+      </w:r>
+      <w:r>
+        <w:rPr>
+          <w:rStyle w:val="VerbatimChar"/>
+        </w:rPr>
+        <w:t xml:space="preserve">              2. Post to LinkedIn via the API</w:t>
+      </w:r>
+      <w:r>
+        <w:br/>
+      </w:r>
+      <w:r>
+        <w:rPr>
+          <w:rStyle w:val="VerbatimChar"/>
+        </w:rPr>
+        <w:t xml:space="preserve">              3. Confirm with a link to the live post</w:t>
+      </w:r>
+      <w:r>
+        <w:br/>
+      </w:r>
+      <w:r>
+        <w:rPr>
+          <w:rStyle w:val="VerbatimChar"/>
+        </w:rPr>
+        <w:t xml:space="preserve">              If nothing is scheduled for today, comment 'No post scheduled' and mark done."</w:t>
+      </w:r>
+      <w:r>
+        <w:br/>
+      </w:r>
+      <w:r>
+        <w:rPr>
+          <w:rStyle w:val="VerbatimChar"/>
+        </w:rPr>
+        <w:t xml:space="preserve">Agent:       CMO</w:t>
+      </w:r>
+      <w:r>
+        <w:br/>
+      </w:r>
+      <w:r>
+        <w:rPr>
+          <w:rStyle w:val="VerbatimChar"/>
+        </w:rPr>
+        <w:t xml:space="preserve">Project:     Social Media</w:t>
+      </w:r>
+      <w:r>
+        <w:br/>
+      </w:r>
+      <w:r>
+        <w:rPr>
+          <w:rStyle w:val="VerbatimChar"/>
+        </w:rPr>
+        <w:t xml:space="preserve">Schedule:    Mon/Wed/Fri at 9am ET (cron: 0 9 * * 1,3,5)</w:t>
+      </w:r>
+    </w:p>
+    <w:p>
+      <w:pPr>
+        <w:pStyle w:val="FirstParagraph"/>
+      </w:pPr>
+      <w:r>
+        <w:t xml:space="preserve">The</w:t>
+      </w:r>
+      <w:r>
+        <w:t xml:space="preserve"> </w:t>
+      </w:r>
+      <w:r>
+        <w:rPr>
+          <w:rStyle w:val="VerbatimChar"/>
+        </w:rPr>
+        <w:t xml:space="preserve">{{date}}</w:t>
+      </w:r>
+      <w:r>
+        <w:t xml:space="preserve"> </w:t>
+      </w:r>
+      <w:r>
+        <w:t xml:space="preserve">variable means each issue is automatically scoped to today — the CMO doesn’t need to figure out which day’s content to post.</w:t>
+      </w:r>
+    </w:p>
+    <w:bookmarkEnd w:id="54"/>
+    <w:bookmarkStart w:id="55" w:name="x-twitter-daily-posting-routine"/>
+    <w:p>
+      <w:pPr>
+        <w:pStyle w:val="Heading3"/>
+      </w:pPr>
+      <w:r>
+        <w:t xml:space="preserve">X (Twitter) — daily posting routine</w:t>
+      </w:r>
+    </w:p>
+    <w:p>
+      <w:pPr>
+        <w:pStyle w:val="SourceCode"/>
+      </w:pPr>
+      <w:r>
+        <w:rPr>
+          <w:rStyle w:val="VerbatimChar"/>
+        </w:rPr>
+        <w:t xml:space="preserve">Title:       "X post for {{date}}"</w:t>
+      </w:r>
+      <w:r>
+        <w:br/>
+      </w:r>
+      <w:r>
+        <w:rPr>
+          <w:rStyle w:val="VerbatimChar"/>
+        </w:rPr>
+        <w:t xml:space="preserve">Description: "Post today's X content from the content calendar.</w:t>
+      </w:r>
+      <w:r>
+        <w:br/>
+      </w:r>
+      <w:r>
+        <w:rPr>
+          <w:rStyle w:val="VerbatimChar"/>
+        </w:rPr>
+        <w:t xml:space="preserve">              For data-driven posts (WallStreetStats insights):</w:t>
+      </w:r>
+      <w:r>
+        <w:br/>
+      </w:r>
+      <w:r>
+        <w:rPr>
+          <w:rStyle w:val="VerbatimChar"/>
+        </w:rPr>
+        <w:t xml:space="preserve">              1. Fetch the latest sentiment data</w:t>
+      </w:r>
+      <w:r>
+        <w:br/>
+      </w:r>
+      <w:r>
+        <w:rPr>
+          <w:rStyle w:val="VerbatimChar"/>
+        </w:rPr>
+        <w:t xml:space="preserve">              2. Pick the most interesting shift</w:t>
+      </w:r>
+      <w:r>
+        <w:br/>
+      </w:r>
+      <w:r>
+        <w:rPr>
+          <w:rStyle w:val="VerbatimChar"/>
+        </w:rPr>
+        <w:t xml:space="preserve">              3. Write a tweet with the $GEAT cashtag if relevant</w:t>
+      </w:r>
+      <w:r>
+        <w:br/>
+      </w:r>
+      <w:r>
+        <w:rPr>
+          <w:rStyle w:val="VerbatimChar"/>
+        </w:rPr>
+        <w:t xml:space="preserve">              4. Post via X API</w:t>
+      </w:r>
+      <w:r>
+        <w:br/>
+      </w:r>
+      <w:r>
+        <w:rPr>
+          <w:rStyle w:val="VerbatimChar"/>
+        </w:rPr>
+        <w:t xml:space="preserve">              If a thread is scheduled, post all parts in sequence."</w:t>
+      </w:r>
+      <w:r>
+        <w:br/>
+      </w:r>
+      <w:r>
+        <w:rPr>
+          <w:rStyle w:val="VerbatimChar"/>
+        </w:rPr>
+        <w:t xml:space="preserve">Agent:       CMO</w:t>
+      </w:r>
+      <w:r>
+        <w:br/>
+      </w:r>
+      <w:r>
+        <w:rPr>
+          <w:rStyle w:val="VerbatimChar"/>
+        </w:rPr>
+        <w:t xml:space="preserve">Schedule:    Every weekday at 10am ET (cron: 0 10 * * 1-5)</w:t>
+      </w:r>
+    </w:p>
+    <w:bookmarkEnd w:id="55"/>
+    <w:bookmarkStart w:id="56" w:name="X10b8bfd24ad29e2970ec414e8a7b638ea5558e4"/>
+    <w:p>
+      <w:pPr>
+        <w:pStyle w:val="Heading3"/>
+      </w:pPr>
+      <w:r>
+        <w:t xml:space="preserve">Reading account stats from LinkedIn and X</w:t>
+      </w:r>
+    </w:p>
+    <w:p>
+      <w:pPr>
+        <w:pStyle w:val="FirstParagraph"/>
+      </w:pPr>
+      <w:r>
+        <w:t xml:space="preserve">Set up a weekly analytics routine so the CMO tracks what’s working:</w:t>
+      </w:r>
+    </w:p>
+    <w:p>
+      <w:pPr>
+        <w:pStyle w:val="SourceCode"/>
+      </w:pPr>
+      <w:r>
+        <w:rPr>
+          <w:rStyle w:val="VerbatimChar"/>
+        </w:rPr>
+        <w:t xml:space="preserve">Title:       "Social media analytics report — week of {{date}}"</w:t>
+      </w:r>
+      <w:r>
+        <w:br/>
+      </w:r>
+      <w:r>
+        <w:rPr>
+          <w:rStyle w:val="VerbatimChar"/>
+        </w:rPr>
+        <w:t xml:space="preserve">Description: "Pull performance data from LinkedIn and X for the past 7 days.</w:t>
+      </w:r>
+      <w:r>
+        <w:br/>
+      </w:r>
+      <w:r>
+        <w:br/>
+      </w:r>
+      <w:r>
+        <w:rPr>
+          <w:rStyle w:val="VerbatimChar"/>
+        </w:rPr>
+        <w:t xml:space="preserve">              LinkedIn:</w:t>
+      </w:r>
+      <w:r>
+        <w:br/>
+      </w:r>
+      <w:r>
+        <w:rPr>
+          <w:rStyle w:val="VerbatimChar"/>
+        </w:rPr>
+        <w:t xml:space="preserve">              - GET https://api.linkedin.com/v2/organizationalEntityShareStatistics?q=organizationalEntity&amp;organizationalEntity=$LINKEDIN_ORG_URN&amp;timeIntervals.timeGranularityType=DAY&amp;timeIntervals.timeRange.start=LAST_7_DAYS_EPOCH_MS</w:t>
+      </w:r>
+      <w:r>
+        <w:br/>
+      </w:r>
+      <w:r>
+        <w:rPr>
+          <w:rStyle w:val="VerbatimChar"/>
+        </w:rPr>
+        <w:t xml:space="preserve">              - Extract: impressions, clicks, engagement rate, follower change</w:t>
+      </w:r>
+      <w:r>
+        <w:br/>
+      </w:r>
+      <w:r>
+        <w:br/>
+      </w:r>
+      <w:r>
+        <w:rPr>
+          <w:rStyle w:val="VerbatimChar"/>
+        </w:rPr>
+        <w:t xml:space="preserve">              X/Twitter:</w:t>
+      </w:r>
+      <w:r>
+        <w:br/>
+      </w:r>
+      <w:r>
+        <w:rPr>
+          <w:rStyle w:val="VerbatimChar"/>
+        </w:rPr>
+        <w:t xml:space="preserve">              - GET https://api.x.com/2/users/{user_id}/tweets?tweet.fields=public_metrics&amp;start_time=LAST_7_DAYS_ISO</w:t>
+      </w:r>
+      <w:r>
+        <w:br/>
+      </w:r>
+      <w:r>
+        <w:rPr>
+          <w:rStyle w:val="VerbatimChar"/>
+        </w:rPr>
+        <w:t xml:space="preserve">              - Extract: impressions, likes, retweets, replies per post</w:t>
+      </w:r>
+      <w:r>
+        <w:br/>
+      </w:r>
+      <w:r>
+        <w:br/>
+      </w:r>
+      <w:r>
+        <w:rPr>
+          <w:rStyle w:val="VerbatimChar"/>
+        </w:rPr>
+        <w:t xml:space="preserve">              Deliverables:</w:t>
+      </w:r>
+      <w:r>
+        <w:br/>
+      </w:r>
+      <w:r>
+        <w:rPr>
+          <w:rStyle w:val="VerbatimChar"/>
+        </w:rPr>
+        <w:t xml:space="preserve">              1. Summary table: metric | this week | last week | change</w:t>
+      </w:r>
+      <w:r>
+        <w:br/>
+      </w:r>
+      <w:r>
+        <w:rPr>
+          <w:rStyle w:val="VerbatimChar"/>
+        </w:rPr>
+        <w:t xml:space="preserve">              2. Top performing post (highest engagement)</w:t>
+      </w:r>
+      <w:r>
+        <w:br/>
+      </w:r>
+      <w:r>
+        <w:rPr>
+          <w:rStyle w:val="VerbatimChar"/>
+        </w:rPr>
+        <w:t xml:space="preserve">              3. Recommendation: what to do more/less of next week</w:t>
+      </w:r>
+      <w:r>
+        <w:br/>
+      </w:r>
+      <w:r>
+        <w:br/>
+      </w:r>
+      <w:r>
+        <w:rPr>
+          <w:rStyle w:val="VerbatimChar"/>
+        </w:rPr>
+        <w:t xml:space="preserve">              Post the report as a comment on this issue."</w:t>
+      </w:r>
+      <w:r>
+        <w:br/>
+      </w:r>
+      <w:r>
+        <w:rPr>
+          <w:rStyle w:val="VerbatimChar"/>
+        </w:rPr>
+        <w:t xml:space="preserve">Agent:       CMO (or Head of Product Research for deeper analysis)</w:t>
+      </w:r>
+      <w:r>
+        <w:br/>
+      </w:r>
+      <w:r>
+        <w:rPr>
+          <w:rStyle w:val="VerbatimChar"/>
+        </w:rPr>
+        <w:t xml:space="preserve">Schedule:    Every Monday at 8am ET (cron: 0 8 * * 1)</w:t>
+      </w:r>
+    </w:p>
+    <w:p>
+      <w:pPr>
+        <w:pStyle w:val="FirstParagraph"/>
+      </w:pPr>
+      <w:r>
+        <w:t xml:space="preserve">This creates a weekly issue every Monday. The agent pulls stats, compares week-over-week, and posts a structured report. Board members read the issue comments for insights.</w:t>
+      </w:r>
+    </w:p>
+    <w:bookmarkEnd w:id="56"/>
+    <w:bookmarkStart w:id="57" w:name="X7d2cb371259eb6af3e5391b72c84fe292f023e9"/>
+    <w:p>
+      <w:pPr>
+        <w:pStyle w:val="Heading3"/>
+      </w:pPr>
+      <w:r>
+        <w:t xml:space="preserve">Combining posting + analytics for optimization</w:t>
+      </w:r>
+    </w:p>
+    <w:p>
+      <w:pPr>
+        <w:pStyle w:val="FirstParagraph"/>
+      </w:pPr>
+      <w:r>
+        <w:t xml:space="preserve">The analytics routine can feed back into the content strategy:</w:t>
+      </w:r>
+    </w:p>
+    <w:p>
+      <w:pPr>
+        <w:pStyle w:val="Compact"/>
+        <w:numPr>
+          <w:ilvl w:val="0"/>
+          <w:numId w:val="1032"/>
         </w:numPr>
       </w:pPr>
       <w:r>
@@ -5757,13 +7140,10 @@
           <w:b/>
           <w:bCs/>
         </w:rPr>
-        <w:t xml:space="preserve">CMO</w:t>
-      </w:r>
-      <w:r>
-        <w:t xml:space="preserve"> </w:t>
-      </w:r>
-      <w:r>
-        <w:t xml:space="preserve">→ turns insights into content strategy + drafts</w:t>
+        <w:t xml:space="preserve">Monday 8am</w:t>
+      </w:r>
+      <w:r>
+        <w:t xml:space="preserve">: Analytics routine fires → CMO reviews last week’s performance</w:t>
       </w:r>
     </w:p>
     <w:p>
@@ -5771,7 +7151,7 @@
         <w:pStyle w:val="Compact"/>
         <w:numPr>
           <w:ilvl w:val="0"/>
-          <w:numId w:val="1030"/>
+          <w:numId w:val="1032"/>
         </w:numPr>
       </w:pPr>
       <w:r>
@@ -5779,13 +7159,10 @@
           <w:b/>
           <w:bCs/>
         </w:rPr>
-        <w:t xml:space="preserve">Board</w:t>
-      </w:r>
-      <w:r>
-        <w:t xml:space="preserve"> </w:t>
-      </w:r>
-      <w:r>
-        <w:t xml:space="preserve">→ reviews and approves</w:t>
+        <w:t xml:space="preserve">Monday 9am</w:t>
+      </w:r>
+      <w:r>
+        <w:t xml:space="preserve">: CMO updates the content calendar based on what worked</w:t>
       </w:r>
     </w:p>
     <w:p>
@@ -5793,7 +7170,7 @@
         <w:pStyle w:val="Compact"/>
         <w:numPr>
           <w:ilvl w:val="0"/>
-          <w:numId w:val="1030"/>
+          <w:numId w:val="1032"/>
         </w:numPr>
       </w:pPr>
       <w:r>
@@ -5801,45 +7178,10 @@
           <w:b/>
           <w:bCs/>
         </w:rPr>
-        <w:t xml:space="preserve">CMO</w:t>
-      </w:r>
-      <w:r>
-        <w:t xml:space="preserve"> </w:t>
-      </w:r>
-      <w:r>
-        <w:t xml:space="preserve">→ publishes (routine-triggered)</w:t>
-      </w:r>
-    </w:p>
-    <w:p>
-      <w:pPr>
-        <w:pStyle w:val="FirstParagraph"/>
-      </w:pPr>
-      <w:r>
-        <w:t xml:space="preserve">Set this up with a parent issue (</w:t>
-      </w:r>
-      <w:r>
-        <w:t xml:space="preserve">“Q2 content campaign”</w:t>
-      </w:r>
-      <w:r>
-        <w:t xml:space="preserve">) and subtasks that cascade through the chain.</w:t>
-      </w:r>
-    </w:p>
-    <w:bookmarkEnd w:id="52"/>
-    <w:bookmarkStart w:id="53" w:name="webhook-triggered-workflows"/>
-    <w:p>
-      <w:pPr>
-        <w:pStyle w:val="Heading2"/>
-      </w:pPr>
-      <w:r>
-        <w:t xml:space="preserve">Webhook-triggered workflows</w:t>
-      </w:r>
-    </w:p>
-    <w:p>
-      <w:pPr>
-        <w:pStyle w:val="FirstParagraph"/>
-      </w:pPr>
-      <w:r>
-        <w:t xml:space="preserve">External systems can trigger agent work by POSTing to a webhook URL:</w:t>
+        <w:t xml:space="preserve">Mon/Wed/Fri 10am</w:t>
+      </w:r>
+      <w:r>
+        <w:t xml:space="preserve">: Posting routines fire → CMO posts optimized content</w:t>
       </w:r>
     </w:p>
     <w:p>
@@ -5847,7 +7189,7 @@
         <w:pStyle w:val="Compact"/>
         <w:numPr>
           <w:ilvl w:val="0"/>
-          <w:numId w:val="1031"/>
+          <w:numId w:val="1032"/>
         </w:numPr>
       </w:pPr>
       <w:r>
@@ -5855,13 +7197,37 @@
           <w:b/>
           <w:bCs/>
         </w:rPr>
-        <w:t xml:space="preserve">GitHub push</w:t>
-      </w:r>
-      <w:r>
-        <w:t xml:space="preserve"> </w:t>
-      </w:r>
-      <w:r>
-        <w:t xml:space="preserve">→ agent reviews the code change</w:t>
+        <w:t xml:space="preserve">Repeat</w:t>
+      </w:r>
+      <w:r>
+        <w:t xml:space="preserve">: data-driven content improvement loop, fully automated</w:t>
+      </w:r>
+    </w:p>
+    <w:p>
+      <w:pPr>
+        <w:pStyle w:val="FirstParagraph"/>
+      </w:pPr>
+      <w:r>
+        <w:t xml:space="preserve">To set this up, just create the two routines (analytics + posting) and make sure the analytics one fires BEFORE the posting ones. The CMO will naturally read the analytics report before deciding what to post.</w:t>
+      </w:r>
+    </w:p>
+    <w:bookmarkEnd w:id="57"/>
+    <w:bookmarkEnd w:id="58"/>
+    <w:bookmarkStart w:id="59" w:name="multi-agent-content-pipeline"/>
+    <w:p>
+      <w:pPr>
+        <w:pStyle w:val="Heading2"/>
+      </w:pPr>
+      <w:r>
+        <w:t xml:space="preserve">Multi-agent content pipeline</w:t>
+      </w:r>
+    </w:p>
+    <w:p>
+      <w:pPr>
+        <w:pStyle w:val="FirstParagraph"/>
+      </w:pPr>
+      <w:r>
+        <w:t xml:space="preserve">For production workflows, chain agents in a pipeline:</w:t>
       </w:r>
     </w:p>
     <w:p>
@@ -5869,7 +7235,7 @@
         <w:pStyle w:val="Compact"/>
         <w:numPr>
           <w:ilvl w:val="0"/>
-          <w:numId w:val="1031"/>
+          <w:numId w:val="1033"/>
         </w:numPr>
       </w:pPr>
       <w:r>
@@ -5877,13 +7243,13 @@
           <w:b/>
           <w:bCs/>
         </w:rPr>
-        <w:t xml:space="preserve">Stripe payment</w:t>
-      </w:r>
-      <w:r>
-        <w:t xml:space="preserve"> </w:t>
-      </w:r>
-      <w:r>
-        <w:t xml:space="preserve">→ agent sends a thank-you or updates records</w:t>
+        <w:t xml:space="preserve">Head of Product Research</w:t>
+      </w:r>
+      <w:r>
+        <w:t xml:space="preserve"> </w:t>
+      </w:r>
+      <w:r>
+        <w:t xml:space="preserve">→ generates market data + insights</w:t>
       </w:r>
     </w:p>
     <w:p>
@@ -5891,7 +7257,7 @@
         <w:pStyle w:val="Compact"/>
         <w:numPr>
           <w:ilvl w:val="0"/>
-          <w:numId w:val="1031"/>
+          <w:numId w:val="1033"/>
         </w:numPr>
       </w:pPr>
       <w:r>
@@ -5899,13 +7265,13 @@
           <w:b/>
           <w:bCs/>
         </w:rPr>
-        <w:t xml:space="preserve">CRM lead created</w:t>
-      </w:r>
-      <w:r>
-        <w:t xml:space="preserve"> </w:t>
-      </w:r>
-      <w:r>
-        <w:t xml:space="preserve">→ agent researches the company</w:t>
+        <w:t xml:space="preserve">CMO</w:t>
+      </w:r>
+      <w:r>
+        <w:t xml:space="preserve"> </w:t>
+      </w:r>
+      <w:r>
+        <w:t xml:space="preserve">→ turns insights into content strategy + drafts</w:t>
       </w:r>
     </w:p>
     <w:p>
@@ -5913,7 +7279,7 @@
         <w:pStyle w:val="Compact"/>
         <w:numPr>
           <w:ilvl w:val="0"/>
-          <w:numId w:val="1031"/>
+          <w:numId w:val="1033"/>
         </w:numPr>
       </w:pPr>
       <w:r>
@@ -5921,6 +7287,148 @@
           <w:b/>
           <w:bCs/>
         </w:rPr>
+        <w:t xml:space="preserve">Board</w:t>
+      </w:r>
+      <w:r>
+        <w:t xml:space="preserve"> </w:t>
+      </w:r>
+      <w:r>
+        <w:t xml:space="preserve">→ reviews and approves</w:t>
+      </w:r>
+    </w:p>
+    <w:p>
+      <w:pPr>
+        <w:pStyle w:val="Compact"/>
+        <w:numPr>
+          <w:ilvl w:val="0"/>
+          <w:numId w:val="1033"/>
+        </w:numPr>
+      </w:pPr>
+      <w:r>
+        <w:rPr>
+          <w:b/>
+          <w:bCs/>
+        </w:rPr>
+        <w:t xml:space="preserve">CMO</w:t>
+      </w:r>
+      <w:r>
+        <w:t xml:space="preserve"> </w:t>
+      </w:r>
+      <w:r>
+        <w:t xml:space="preserve">→ publishes (routine-triggered)</w:t>
+      </w:r>
+    </w:p>
+    <w:p>
+      <w:pPr>
+        <w:pStyle w:val="FirstParagraph"/>
+      </w:pPr>
+      <w:r>
+        <w:t xml:space="preserve">Set this up with a parent issue (</w:t>
+      </w:r>
+      <w:r>
+        <w:t xml:space="preserve">“Q2 content campaign”</w:t>
+      </w:r>
+      <w:r>
+        <w:t xml:space="preserve">) and subtasks that cascade through the chain.</w:t>
+      </w:r>
+    </w:p>
+    <w:bookmarkEnd w:id="59"/>
+    <w:bookmarkStart w:id="60" w:name="webhook-triggered-workflows"/>
+    <w:p>
+      <w:pPr>
+        <w:pStyle w:val="Heading2"/>
+      </w:pPr>
+      <w:r>
+        <w:t xml:space="preserve">Webhook-triggered workflows</w:t>
+      </w:r>
+    </w:p>
+    <w:p>
+      <w:pPr>
+        <w:pStyle w:val="FirstParagraph"/>
+      </w:pPr>
+      <w:r>
+        <w:t xml:space="preserve">External systems can trigger agent work by POSTing to a webhook URL:</w:t>
+      </w:r>
+    </w:p>
+    <w:p>
+      <w:pPr>
+        <w:pStyle w:val="Compact"/>
+        <w:numPr>
+          <w:ilvl w:val="0"/>
+          <w:numId w:val="1034"/>
+        </w:numPr>
+      </w:pPr>
+      <w:r>
+        <w:rPr>
+          <w:b/>
+          <w:bCs/>
+        </w:rPr>
+        <w:t xml:space="preserve">GitHub push</w:t>
+      </w:r>
+      <w:r>
+        <w:t xml:space="preserve"> </w:t>
+      </w:r>
+      <w:r>
+        <w:t xml:space="preserve">→ agent reviews the code change</w:t>
+      </w:r>
+    </w:p>
+    <w:p>
+      <w:pPr>
+        <w:pStyle w:val="Compact"/>
+        <w:numPr>
+          <w:ilvl w:val="0"/>
+          <w:numId w:val="1034"/>
+        </w:numPr>
+      </w:pPr>
+      <w:r>
+        <w:rPr>
+          <w:b/>
+          <w:bCs/>
+        </w:rPr>
+        <w:t xml:space="preserve">Stripe payment</w:t>
+      </w:r>
+      <w:r>
+        <w:t xml:space="preserve"> </w:t>
+      </w:r>
+      <w:r>
+        <w:t xml:space="preserve">→ agent sends a thank-you or updates records</w:t>
+      </w:r>
+    </w:p>
+    <w:p>
+      <w:pPr>
+        <w:pStyle w:val="Compact"/>
+        <w:numPr>
+          <w:ilvl w:val="0"/>
+          <w:numId w:val="1034"/>
+        </w:numPr>
+      </w:pPr>
+      <w:r>
+        <w:rPr>
+          <w:b/>
+          <w:bCs/>
+        </w:rPr>
+        <w:t xml:space="preserve">CRM lead created</w:t>
+      </w:r>
+      <w:r>
+        <w:t xml:space="preserve"> </w:t>
+      </w:r>
+      <w:r>
+        <w:t xml:space="preserve">→ agent researches the company</w:t>
+      </w:r>
+    </w:p>
+    <w:p>
+      <w:pPr>
+        <w:pStyle w:val="Compact"/>
+        <w:numPr>
+          <w:ilvl w:val="0"/>
+          <w:numId w:val="1034"/>
+        </w:numPr>
+      </w:pPr>
+      <w:r>
+        <w:rPr>
+          <w:b/>
+          <w:bCs/>
+        </w:rPr>
         <w:t xml:space="preserve">Monitoring alert</w:t>
       </w:r>
       <w:r>
@@ -5938,9 +7446,9 @@
         <w:t xml:space="preserve">Create a webhook trigger on a routine, give the URL to the external system, and the assigned agent handles each incoming event.</w:t>
       </w:r>
     </w:p>
-    <w:bookmarkEnd w:id="53"/>
-    <w:bookmarkEnd w:id="54"/>
-    <w:bookmarkStart w:id="61" w:name="part-4-installing-skills-on-agents"/>
+    <w:bookmarkEnd w:id="60"/>
+    <w:bookmarkEnd w:id="61"/>
+    <w:bookmarkStart w:id="68" w:name="part-4-installing-skills-on-agents"/>
     <w:p>
       <w:pPr>
         <w:pStyle w:val="Heading1"/>
@@ -5957,7 +7465,7 @@
         <w:t xml:space="preserve">Skills are reusable packages that teach agents specific capabilities. Instead of writing long instructions for each integration, create a skill once and install it on any agent.</w:t>
       </w:r>
     </w:p>
-    <w:bookmarkStart w:id="55" w:name="whats-a-skill"/>
+    <w:bookmarkStart w:id="62" w:name="whats-a-skill"/>
     <w:p>
       <w:pPr>
         <w:pStyle w:val="Heading2"/>
@@ -6020,8 +7528,8 @@
         <w:t xml:space="preserve">When installed on an agent, the SKILL.md becomes available as context during heartbeats. The agent can invoke the skill by name.</w:t>
       </w:r>
     </w:p>
-    <w:bookmarkEnd w:id="55"/>
-    <w:bookmarkStart w:id="56" w:name="available-skill-ideas"/>
+    <w:bookmarkEnd w:id="62"/>
+    <w:bookmarkStart w:id="63" w:name="available-skill-ideas"/>
     <w:p>
       <w:pPr>
         <w:pStyle w:val="Heading2"/>
@@ -6204,8 +7712,8 @@
         </w:tc>
       </w:tr>
     </w:tbl>
-    <w:bookmarkEnd w:id="56"/>
-    <w:bookmarkStart w:id="60" w:name="installing-skills-on-agents"/>
+    <w:bookmarkEnd w:id="63"/>
+    <w:bookmarkStart w:id="67" w:name="installing-skills-on-agents"/>
     <w:p>
       <w:pPr>
         <w:pStyle w:val="Heading2"/>
@@ -6214,7 +7722,7 @@
         <w:t xml:space="preserve">Installing skills on agents</w:t>
       </w:r>
     </w:p>
-    <w:bookmarkStart w:id="57" w:name="when-hiring-recommended"/>
+    <w:bookmarkStart w:id="64" w:name="when-hiring-recommended"/>
     <w:p>
       <w:pPr>
         <w:pStyle w:val="Heading3"/>
@@ -6401,8 +7909,8 @@
         <w:t xml:space="preserve">}</w:t>
       </w:r>
     </w:p>
-    <w:bookmarkEnd w:id="57"/>
-    <w:bookmarkStart w:id="58" w:name="on-existing-agents"/>
+    <w:bookmarkEnd w:id="64"/>
+    <w:bookmarkStart w:id="65" w:name="on-existing-agents"/>
     <w:p>
       <w:pPr>
         <w:pStyle w:val="Heading3"/>
@@ -6784,8 +8292,8 @@
         <w:t xml:space="preserve">;</w:t>
       </w:r>
     </w:p>
-    <w:bookmarkEnd w:id="58"/>
-    <w:bookmarkStart w:id="59" w:name="creating-custom-skills"/>
+    <w:bookmarkEnd w:id="65"/>
+    <w:bookmarkStart w:id="66" w:name="creating-custom-skills"/>
     <w:p>
       <w:pPr>
         <w:pStyle w:val="Heading3"/>
@@ -7281,10 +8789,10 @@
         <w:t xml:space="preserve">;</w:t>
       </w:r>
     </w:p>
-    <w:bookmarkEnd w:id="59"/>
-    <w:bookmarkEnd w:id="60"/>
-    <w:bookmarkEnd w:id="61"/>
-    <w:bookmarkStart w:id="62" w:name="appendix-key-concepts"/>
+    <w:bookmarkEnd w:id="66"/>
+    <w:bookmarkEnd w:id="67"/>
+    <w:bookmarkEnd w:id="68"/>
+    <w:bookmarkStart w:id="69" w:name="appendix-key-concepts"/>
     <w:p>
       <w:pPr>
         <w:pStyle w:val="Heading1"/>
@@ -7744,7 +9252,7 @@
         <w:t xml:space="preserve">(April 10, 2026, between v2026.403.0 and v2026.410.0). Paperclip is evolving rapidly — verify against your deployed version.</w:t>
       </w:r>
     </w:p>
-    <w:bookmarkEnd w:id="62"/>
+    <w:bookmarkEnd w:id="69"/>
     <w:sectPr>
       <w:footnotePr>
         <w:numRestart w:val="eachSect"/>
@@ -8608,6 +10116,9 @@
     <w:abstractNumId w:val="991"/>
   </w:num>
   <w:num w:numId="1022">
+    <w:abstractNumId w:val="991"/>
+  </w:num>
+  <w:num w:numId="1023">
     <w:abstractNumId w:val="99411"/>
     <w:lvlOverride w:ilvl="0">
       <w:startOverride w:val="1"/>
@@ -8637,7 +10148,7 @@
       <w:startOverride w:val="1"/>
     </w:lvlOverride>
   </w:num>
-  <w:num w:numId="1023">
+  <w:num w:numId="1024">
     <w:abstractNumId w:val="99415"/>
     <w:lvlOverride w:ilvl="0">
       <w:startOverride w:val="5"/>
@@ -8667,7 +10178,7 @@
       <w:startOverride w:val="5"/>
     </w:lvlOverride>
   </w:num>
-  <w:num w:numId="1024">
+  <w:num w:numId="1025">
     <w:abstractNumId w:val="99419"/>
     <w:lvlOverride w:ilvl="0">
       <w:startOverride w:val="9"/>
@@ -8697,7 +10208,7 @@
       <w:startOverride w:val="9"/>
     </w:lvlOverride>
   </w:num>
-  <w:num w:numId="1025">
+  <w:num w:numId="1026">
     <w:abstractNumId w:val="99411"/>
     <w:lvlOverride w:ilvl="0">
       <w:startOverride w:val="1"/>
@@ -8727,7 +10238,7 @@
       <w:startOverride w:val="1"/>
     </w:lvlOverride>
   </w:num>
-  <w:num w:numId="1026">
+  <w:num w:numId="1027">
     <w:abstractNumId w:val="99412"/>
     <w:lvlOverride w:ilvl="0">
       <w:startOverride w:val="2"/>
@@ -8757,7 +10268,7 @@
       <w:startOverride w:val="2"/>
     </w:lvlOverride>
   </w:num>
-  <w:num w:numId="1027">
+  <w:num w:numId="1028">
     <w:abstractNumId w:val="99411"/>
     <w:lvlOverride w:ilvl="0">
       <w:startOverride w:val="1"/>
@@ -8786,14 +10297,14 @@
     <w:lvlOverride w:ilvl="8">
       <w:startOverride w:val="1"/>
     </w:lvlOverride>
-  </w:num>
-  <w:num w:numId="1028">
-    <w:abstractNumId w:val="991"/>
   </w:num>
   <w:num w:numId="1029">
     <w:abstractNumId w:val="991"/>
   </w:num>
   <w:num w:numId="1030">
+    <w:abstractNumId w:val="991"/>
+  </w:num>
+  <w:num w:numId="1031">
     <w:abstractNumId w:val="99411"/>
     <w:lvlOverride w:ilvl="0">
       <w:startOverride w:val="1"/>
@@ -8823,7 +10334,67 @@
       <w:startOverride w:val="1"/>
     </w:lvlOverride>
   </w:num>
-  <w:num w:numId="1031">
+  <w:num w:numId="1032">
+    <w:abstractNumId w:val="99411"/>
+    <w:lvlOverride w:ilvl="0">
+      <w:startOverride w:val="1"/>
+    </w:lvlOverride>
+    <w:lvlOverride w:ilvl="1">
+      <w:startOverride w:val="1"/>
+    </w:lvlOverride>
+    <w:lvlOverride w:ilvl="2">
+      <w:startOverride w:val="1"/>
+    </w:lvlOverride>
+    <w:lvlOverride w:ilvl="3">
+      <w:startOverride w:val="1"/>
+    </w:lvlOverride>
+    <w:lvlOverride w:ilvl="4">
+      <w:startOverride w:val="1"/>
+    </w:lvlOverride>
+    <w:lvlOverride w:ilvl="5">
+      <w:startOverride w:val="1"/>
+    </w:lvlOverride>
+    <w:lvlOverride w:ilvl="6">
+      <w:startOverride w:val="1"/>
+    </w:lvlOverride>
+    <w:lvlOverride w:ilvl="7">
+      <w:startOverride w:val="1"/>
+    </w:lvlOverride>
+    <w:lvlOverride w:ilvl="8">
+      <w:startOverride w:val="1"/>
+    </w:lvlOverride>
+  </w:num>
+  <w:num w:numId="1033">
+    <w:abstractNumId w:val="99411"/>
+    <w:lvlOverride w:ilvl="0">
+      <w:startOverride w:val="1"/>
+    </w:lvlOverride>
+    <w:lvlOverride w:ilvl="1">
+      <w:startOverride w:val="1"/>
+    </w:lvlOverride>
+    <w:lvlOverride w:ilvl="2">
+      <w:startOverride w:val="1"/>
+    </w:lvlOverride>
+    <w:lvlOverride w:ilvl="3">
+      <w:startOverride w:val="1"/>
+    </w:lvlOverride>
+    <w:lvlOverride w:ilvl="4">
+      <w:startOverride w:val="1"/>
+    </w:lvlOverride>
+    <w:lvlOverride w:ilvl="5">
+      <w:startOverride w:val="1"/>
+    </w:lvlOverride>
+    <w:lvlOverride w:ilvl="6">
+      <w:startOverride w:val="1"/>
+    </w:lvlOverride>
+    <w:lvlOverride w:ilvl="7">
+      <w:startOverride w:val="1"/>
+    </w:lvlOverride>
+    <w:lvlOverride w:ilvl="8">
+      <w:startOverride w:val="1"/>
+    </w:lvlOverride>
+  </w:num>
+  <w:num w:numId="1034">
     <w:abstractNumId w:val="991"/>
   </w:num>
 </w:numbering>
